--- a/docs/4/uifis/reports/UIFIS_practice-9_report-template.docx
+++ b/docs/4/uifis/reports/UIFIS_practice-9_report-template.docx
@@ -4,119 +4,1178 @@
   <w:body>
     <w:p>
       <w:pPr>
-        <w:pStyle w:val="Title"/>
+        <w:jc w:val="center"/>
       </w:pPr>
       <w:r>
-        <w:t>Отчёт по практике 9. Развёртывание базовой сетевой службы</w:t>
+        <w:rPr>
+          <w:b/>
+          <w:sz w:val="28"/>
+        </w:rPr>
+        <w:t>Устройство и функционирование информационной системы (МДК.06.03)</w:t>
+      </w:r>
+    </w:p>
+    <w:p>
+      <w:pPr>
+        <w:jc w:val="center"/>
+      </w:pPr>
+      <w:r>
+        <w:rPr>
+          <w:b/>
+          <w:sz w:val="26"/>
+        </w:rPr>
+        <w:t>Отчёт по практической работе 9</w:t>
+      </w:r>
+    </w:p>
+    <w:p>
+      <w:pPr>
+        <w:jc w:val="center"/>
+      </w:pPr>
+      <w:r>
+        <w:rPr>
+          <w:b w:val="0"/>
+          <w:sz w:val="24"/>
+        </w:rPr>
+        <w:t>Тема: Развёртывание базовой сетевой службы</w:t>
+      </w:r>
+    </w:p>
+    <w:p/>
+    <w:p>
+      <w:r>
+        <w:rPr>
+          <w:b w:val="0"/>
+          <w:sz w:val="24"/>
+        </w:rPr>
+        <w:t>ФИО студента: ______________________________________</w:t>
       </w:r>
     </w:p>
     <w:p>
       <w:r>
         <w:rPr>
+          <w:b w:val="0"/>
+          <w:sz w:val="24"/>
+        </w:rPr>
+        <w:t>Группа: ______________________  Дата: _______________</w:t>
+      </w:r>
+    </w:p>
+    <w:p/>
+    <w:p>
+      <w:r>
+        <w:rPr>
           <w:b/>
+          <w:sz w:val="24"/>
         </w:rPr>
-        <w:t xml:space="preserve">ФИО: </w:t>
-      </w:r>
-      <w:r>
-        <w:t>_____________________________________________</w:t>
+        <w:t>Цель работы</w:t>
       </w:r>
     </w:p>
     <w:p>
       <w:r>
         <w:rPr>
-          <w:b/>
+          <w:b w:val="0"/>
+          <w:sz w:val="24"/>
         </w:rPr>
-        <w:t xml:space="preserve">Группа: </w:t>
-      </w:r>
-      <w:r>
-        <w:t>_____________________________________________</w:t>
+        <w:t>Развернуть учебную HTTP-службу uifis-web в Ubuntu Server, оформить запуск через systemd, настроить отдельного пользователя, firewall и проброс порта, а затем проверить отказ и восстановление службы.</w:t>
       </w:r>
     </w:p>
+    <w:p/>
     <w:p>
       <w:r>
         <w:rPr>
           <w:b/>
+          <w:sz w:val="24"/>
         </w:rPr>
-        <w:t xml:space="preserve">Дата: </w:t>
-      </w:r>
-      <w:r>
-        <w:t>_____________________________________________</w:t>
+        <w:t>Схема стенда</w:t>
       </w:r>
     </w:p>
+    <w:tbl>
+      <w:tblPr>
+        <w:tblStyle w:val="TableGrid"/>
+        <w:tblW w:type="auto" w:w="0"/>
+        <w:tblLook w:firstColumn="1" w:firstRow="1" w:lastColumn="0" w:lastRow="0" w:noHBand="0" w:noVBand="1" w:val="04A0"/>
+      </w:tblPr>
+      <w:tblGrid>
+        <w:gridCol w:w="4320"/>
+        <w:gridCol w:w="4320"/>
+      </w:tblGrid>
+      <w:tr>
+        <w:tc>
+          <w:tcPr>
+            <w:tcW w:type="dxa" w:w="4320"/>
+          </w:tcPr>
+          <w:p>
+            <w:r>
+              <w:rPr>
+                <w:sz w:val="18"/>
+              </w:rPr>
+              <w:t>Элемент</w:t>
+            </w:r>
+          </w:p>
+        </w:tc>
+        <w:tc>
+          <w:tcPr>
+            <w:tcW w:type="dxa" w:w="4320"/>
+          </w:tcPr>
+          <w:p>
+            <w:r>
+              <w:rPr>
+                <w:sz w:val="18"/>
+              </w:rPr>
+              <w:t>Значение</w:t>
+            </w:r>
+          </w:p>
+        </w:tc>
+      </w:tr>
+      <w:tr>
+        <w:tc>
+          <w:tcPr>
+            <w:tcW w:type="dxa" w:w="4320"/>
+          </w:tcPr>
+          <w:p>
+            <w:r>
+              <w:rPr>
+                <w:sz w:val="18"/>
+              </w:rPr>
+              <w:t>Рабочий компьютер</w:t>
+            </w:r>
+          </w:p>
+        </w:tc>
+        <w:tc>
+          <w:tcPr>
+            <w:tcW w:type="dxa" w:w="4320"/>
+          </w:tcPr>
+          <w:p>
+            <w:r>
+              <w:rPr>
+                <w:sz w:val="18"/>
+              </w:rPr>
+              <w:t>Windows, PowerShell, curl.exe</w:t>
+            </w:r>
+          </w:p>
+        </w:tc>
+      </w:tr>
+      <w:tr>
+        <w:tc>
+          <w:tcPr>
+            <w:tcW w:type="dxa" w:w="4320"/>
+          </w:tcPr>
+          <w:p>
+            <w:r>
+              <w:rPr>
+                <w:sz w:val="18"/>
+              </w:rPr>
+              <w:t>Виртуальная машина</w:t>
+            </w:r>
+          </w:p>
+        </w:tc>
+        <w:tc>
+          <w:tcPr>
+            <w:tcW w:type="dxa" w:w="4320"/>
+          </w:tcPr>
+          <w:p>
+            <w:r>
+              <w:rPr>
+                <w:sz w:val="18"/>
+              </w:rPr>
+              <w:t>uifis-srv01, Ubuntu Server</w:t>
+            </w:r>
+          </w:p>
+        </w:tc>
+      </w:tr>
+      <w:tr>
+        <w:tc>
+          <w:tcPr>
+            <w:tcW w:type="dxa" w:w="4320"/>
+          </w:tcPr>
+          <w:p>
+            <w:r>
+              <w:rPr>
+                <w:sz w:val="18"/>
+              </w:rPr>
+              <w:t>Сеть VirtualBox</w:t>
+            </w:r>
+          </w:p>
+        </w:tc>
+        <w:tc>
+          <w:tcPr>
+            <w:tcW w:type="dxa" w:w="4320"/>
+          </w:tcPr>
+          <w:p>
+            <w:r>
+              <w:rPr>
+                <w:sz w:val="18"/>
+              </w:rPr>
+              <w:t>NAT, адрес гостя 10.0.2.15</w:t>
+            </w:r>
+          </w:p>
+        </w:tc>
+      </w:tr>
+      <w:tr>
+        <w:tc>
+          <w:tcPr>
+            <w:tcW w:type="dxa" w:w="4320"/>
+          </w:tcPr>
+          <w:p>
+            <w:r>
+              <w:rPr>
+                <w:sz w:val="18"/>
+              </w:rPr>
+              <w:t>SSH</w:t>
+            </w:r>
+          </w:p>
+        </w:tc>
+        <w:tc>
+          <w:tcPr>
+            <w:tcW w:type="dxa" w:w="4320"/>
+          </w:tcPr>
+          <w:p>
+            <w:r>
+              <w:rPr>
+                <w:sz w:val="18"/>
+              </w:rPr>
+              <w:t>хост 127.0.0.1:2222 → гость 22/tcp</w:t>
+            </w:r>
+          </w:p>
+        </w:tc>
+      </w:tr>
+      <w:tr>
+        <w:tc>
+          <w:tcPr>
+            <w:tcW w:type="dxa" w:w="4320"/>
+          </w:tcPr>
+          <w:p>
+            <w:r>
+              <w:rPr>
+                <w:sz w:val="18"/>
+              </w:rPr>
+              <w:t>Служба</w:t>
+            </w:r>
+          </w:p>
+        </w:tc>
+        <w:tc>
+          <w:tcPr>
+            <w:tcW w:type="dxa" w:w="4320"/>
+          </w:tcPr>
+          <w:p>
+            <w:r>
+              <w:rPr>
+                <w:sz w:val="18"/>
+              </w:rPr>
+              <w:t>uifis-web, HTTP, 0.0.0.0:8080</w:t>
+            </w:r>
+          </w:p>
+        </w:tc>
+      </w:tr>
+      <w:tr>
+        <w:tc>
+          <w:tcPr>
+            <w:tcW w:type="dxa" w:w="4320"/>
+          </w:tcPr>
+          <w:p>
+            <w:r>
+              <w:rPr>
+                <w:sz w:val="18"/>
+              </w:rPr>
+              <w:t>Проброс порта</w:t>
+            </w:r>
+          </w:p>
+        </w:tc>
+        <w:tc>
+          <w:tcPr>
+            <w:tcW w:type="dxa" w:w="4320"/>
+          </w:tcPr>
+          <w:p>
+            <w:r>
+              <w:rPr>
+                <w:sz w:val="18"/>
+              </w:rPr>
+              <w:t>хост 127.0.0.1:8080 → гость 8080/tcp</w:t>
+            </w:r>
+          </w:p>
+        </w:tc>
+      </w:tr>
+      <w:tr>
+        <w:tc>
+          <w:tcPr>
+            <w:tcW w:type="dxa" w:w="4320"/>
+          </w:tcPr>
+          <w:p>
+            <w:r>
+              <w:rPr>
+                <w:sz w:val="18"/>
+              </w:rPr>
+              <w:t>Пользователь службы</w:t>
+            </w:r>
+          </w:p>
+        </w:tc>
+        <w:tc>
+          <w:tcPr>
+            <w:tcW w:type="dxa" w:w="4320"/>
+          </w:tcPr>
+          <w:p>
+            <w:r>
+              <w:rPr>
+                <w:sz w:val="18"/>
+              </w:rPr>
+              <w:t>uifis, без интерактивного входа</w:t>
+            </w:r>
+          </w:p>
+        </w:tc>
+      </w:tr>
+      <w:tr>
+        <w:tc>
+          <w:tcPr>
+            <w:tcW w:type="dxa" w:w="4320"/>
+          </w:tcPr>
+          <w:p>
+            <w:r>
+              <w:rPr>
+                <w:sz w:val="18"/>
+              </w:rPr>
+              <w:t>Каталог службы</w:t>
+            </w:r>
+          </w:p>
+        </w:tc>
+        <w:tc>
+          <w:tcPr>
+            <w:tcW w:type="dxa" w:w="4320"/>
+          </w:tcPr>
+          <w:p>
+            <w:r>
+              <w:rPr>
+                <w:sz w:val="18"/>
+              </w:rPr>
+              <w:t>/srv/uifis-web</w:t>
+            </w:r>
+          </w:p>
+        </w:tc>
+      </w:tr>
+    </w:tbl>
+    <w:p/>
+    <w:p>
+      <w:pPr>
+        <w:jc w:val="center"/>
+      </w:pPr>
+      <w:r>
+        <w:rPr>
+          <w:i/>
+          <w:sz w:val="22"/>
+        </w:rPr>
+        <w:t>[ Вставьте схему стенда: хост, VirtualBox NAT, проброс порта, служба ]</w:t>
+      </w:r>
+    </w:p>
+    <w:p/>
     <w:p>
       <w:r>
         <w:rPr>
           <w:b/>
+          <w:sz w:val="24"/>
         </w:rPr>
-        <w:t xml:space="preserve">Вариант: </w:t>
-      </w:r>
-      <w:r>
-        <w:t>_____________________________________________</w:t>
+        <w:t>Контракт службы</w:t>
       </w:r>
     </w:p>
+    <w:tbl>
+      <w:tblPr>
+        <w:tblStyle w:val="TableGrid"/>
+        <w:tblW w:type="auto" w:w="0"/>
+        <w:tblLook w:firstColumn="1" w:firstRow="1" w:lastColumn="0" w:lastRow="0" w:noHBand="0" w:noVBand="1" w:val="04A0"/>
+      </w:tblPr>
+      <w:tblGrid>
+        <w:gridCol w:w="1440"/>
+        <w:gridCol w:w="1440"/>
+        <w:gridCol w:w="1440"/>
+        <w:gridCol w:w="1440"/>
+        <w:gridCol w:w="1440"/>
+        <w:gridCol w:w="1440"/>
+      </w:tblGrid>
+      <w:tr>
+        <w:tc>
+          <w:tcPr>
+            <w:tcW w:type="dxa" w:w="1440"/>
+          </w:tcPr>
+          <w:p>
+            <w:r>
+              <w:rPr>
+                <w:sz w:val="16"/>
+              </w:rPr>
+              <w:t>Метод</w:t>
+            </w:r>
+          </w:p>
+        </w:tc>
+        <w:tc>
+          <w:tcPr>
+            <w:tcW w:type="dxa" w:w="1440"/>
+          </w:tcPr>
+          <w:p>
+            <w:r>
+              <w:rPr>
+                <w:sz w:val="16"/>
+              </w:rPr>
+              <w:t>Путь</w:t>
+            </w:r>
+          </w:p>
+        </w:tc>
+        <w:tc>
+          <w:tcPr>
+            <w:tcW w:type="dxa" w:w="1440"/>
+          </w:tcPr>
+          <w:p>
+            <w:r>
+              <w:rPr>
+                <w:sz w:val="16"/>
+              </w:rPr>
+              <w:t>Код</w:t>
+            </w:r>
+          </w:p>
+        </w:tc>
+        <w:tc>
+          <w:tcPr>
+            <w:tcW w:type="dxa" w:w="1440"/>
+          </w:tcPr>
+          <w:p>
+            <w:r>
+              <w:rPr>
+                <w:sz w:val="16"/>
+              </w:rPr>
+              <w:t>Тип ответа</w:t>
+            </w:r>
+          </w:p>
+        </w:tc>
+        <w:tc>
+          <w:tcPr>
+            <w:tcW w:type="dxa" w:w="1440"/>
+          </w:tcPr>
+          <w:p>
+            <w:r>
+              <w:rPr>
+                <w:sz w:val="16"/>
+              </w:rPr>
+              <w:t>Назначение</w:t>
+            </w:r>
+          </w:p>
+        </w:tc>
+        <w:tc>
+          <w:tcPr>
+            <w:tcW w:type="dxa" w:w="1440"/>
+          </w:tcPr>
+          <w:p>
+            <w:r>
+              <w:rPr>
+                <w:sz w:val="16"/>
+              </w:rPr>
+              <w:t>Факт</w:t>
+            </w:r>
+          </w:p>
+        </w:tc>
+      </w:tr>
+      <w:tr>
+        <w:tc>
+          <w:tcPr>
+            <w:tcW w:type="dxa" w:w="1440"/>
+          </w:tcPr>
+          <w:p>
+            <w:r>
+              <w:rPr>
+                <w:sz w:val="16"/>
+              </w:rPr>
+              <w:t>GET</w:t>
+            </w:r>
+          </w:p>
+        </w:tc>
+        <w:tc>
+          <w:tcPr>
+            <w:tcW w:type="dxa" w:w="1440"/>
+          </w:tcPr>
+          <w:p>
+            <w:r>
+              <w:rPr>
+                <w:sz w:val="16"/>
+              </w:rPr>
+              <w:t>/</w:t>
+            </w:r>
+          </w:p>
+        </w:tc>
+        <w:tc>
+          <w:tcPr>
+            <w:tcW w:type="dxa" w:w="1440"/>
+          </w:tcPr>
+          <w:p>
+            <w:r>
+              <w:rPr>
+                <w:sz w:val="16"/>
+              </w:rPr>
+              <w:t>200</w:t>
+            </w:r>
+          </w:p>
+        </w:tc>
+        <w:tc>
+          <w:tcPr>
+            <w:tcW w:type="dxa" w:w="1440"/>
+          </w:tcPr>
+          <w:p>
+            <w:r>
+              <w:rPr>
+                <w:sz w:val="16"/>
+              </w:rPr>
+              <w:t>text/html</w:t>
+            </w:r>
+          </w:p>
+        </w:tc>
+        <w:tc>
+          <w:tcPr>
+            <w:tcW w:type="dxa" w:w="1440"/>
+          </w:tcPr>
+          <w:p>
+            <w:r>
+              <w:rPr>
+                <w:sz w:val="16"/>
+              </w:rPr>
+              <w:t>Главная страница службы</w:t>
+            </w:r>
+          </w:p>
+        </w:tc>
+        <w:tc>
+          <w:tcPr>
+            <w:tcW w:type="dxa" w:w="1440"/>
+          </w:tcPr>
+          <w:p>
+            <w:r>
+              <w:rPr>
+                <w:sz w:val="16"/>
+              </w:rPr>
+            </w:r>
+          </w:p>
+        </w:tc>
+      </w:tr>
+      <w:tr>
+        <w:tc>
+          <w:tcPr>
+            <w:tcW w:type="dxa" w:w="1440"/>
+          </w:tcPr>
+          <w:p>
+            <w:r>
+              <w:rPr>
+                <w:sz w:val="16"/>
+              </w:rPr>
+              <w:t>GET</w:t>
+            </w:r>
+          </w:p>
+        </w:tc>
+        <w:tc>
+          <w:tcPr>
+            <w:tcW w:type="dxa" w:w="1440"/>
+          </w:tcPr>
+          <w:p>
+            <w:r>
+              <w:rPr>
+                <w:sz w:val="16"/>
+              </w:rPr>
+              <w:t>/health.json</w:t>
+            </w:r>
+          </w:p>
+        </w:tc>
+        <w:tc>
+          <w:tcPr>
+            <w:tcW w:type="dxa" w:w="1440"/>
+          </w:tcPr>
+          <w:p>
+            <w:r>
+              <w:rPr>
+                <w:sz w:val="16"/>
+              </w:rPr>
+              <w:t>200</w:t>
+            </w:r>
+          </w:p>
+        </w:tc>
+        <w:tc>
+          <w:tcPr>
+            <w:tcW w:type="dxa" w:w="1440"/>
+          </w:tcPr>
+          <w:p>
+            <w:r>
+              <w:rPr>
+                <w:sz w:val="16"/>
+              </w:rPr>
+              <w:t>application/json</w:t>
+            </w:r>
+          </w:p>
+        </w:tc>
+        <w:tc>
+          <w:tcPr>
+            <w:tcW w:type="dxa" w:w="1440"/>
+          </w:tcPr>
+          <w:p>
+            <w:r>
+              <w:rPr>
+                <w:sz w:val="16"/>
+              </w:rPr>
+              <w:t>Состояние и время работы</w:t>
+            </w:r>
+          </w:p>
+        </w:tc>
+        <w:tc>
+          <w:tcPr>
+            <w:tcW w:type="dxa" w:w="1440"/>
+          </w:tcPr>
+          <w:p>
+            <w:r>
+              <w:rPr>
+                <w:sz w:val="16"/>
+              </w:rPr>
+            </w:r>
+          </w:p>
+        </w:tc>
+      </w:tr>
+      <w:tr>
+        <w:tc>
+          <w:tcPr>
+            <w:tcW w:type="dxa" w:w="1440"/>
+          </w:tcPr>
+          <w:p>
+            <w:r>
+              <w:rPr>
+                <w:sz w:val="16"/>
+              </w:rPr>
+              <w:t>GET</w:t>
+            </w:r>
+          </w:p>
+        </w:tc>
+        <w:tc>
+          <w:tcPr>
+            <w:tcW w:type="dxa" w:w="1440"/>
+          </w:tcPr>
+          <w:p>
+            <w:r>
+              <w:rPr>
+                <w:sz w:val="16"/>
+              </w:rPr>
+              <w:t>/api/services</w:t>
+            </w:r>
+          </w:p>
+        </w:tc>
+        <w:tc>
+          <w:tcPr>
+            <w:tcW w:type="dxa" w:w="1440"/>
+          </w:tcPr>
+          <w:p>
+            <w:r>
+              <w:rPr>
+                <w:sz w:val="16"/>
+              </w:rPr>
+              <w:t>200</w:t>
+            </w:r>
+          </w:p>
+        </w:tc>
+        <w:tc>
+          <w:tcPr>
+            <w:tcW w:type="dxa" w:w="1440"/>
+          </w:tcPr>
+          <w:p>
+            <w:r>
+              <w:rPr>
+                <w:sz w:val="16"/>
+              </w:rPr>
+              <w:t>application/json</w:t>
+            </w:r>
+          </w:p>
+        </w:tc>
+        <w:tc>
+          <w:tcPr>
+            <w:tcW w:type="dxa" w:w="1440"/>
+          </w:tcPr>
+          <w:p>
+            <w:r>
+              <w:rPr>
+                <w:sz w:val="16"/>
+              </w:rPr>
+              <w:t>Каталог сетевых служб</w:t>
+            </w:r>
+          </w:p>
+        </w:tc>
+        <w:tc>
+          <w:tcPr>
+            <w:tcW w:type="dxa" w:w="1440"/>
+          </w:tcPr>
+          <w:p>
+            <w:r>
+              <w:rPr>
+                <w:sz w:val="16"/>
+              </w:rPr>
+            </w:r>
+          </w:p>
+        </w:tc>
+      </w:tr>
+      <w:tr>
+        <w:tc>
+          <w:tcPr>
+            <w:tcW w:type="dxa" w:w="1440"/>
+          </w:tcPr>
+          <w:p>
+            <w:r>
+              <w:rPr>
+                <w:sz w:val="16"/>
+              </w:rPr>
+              <w:t>GET</w:t>
+            </w:r>
+          </w:p>
+        </w:tc>
+        <w:tc>
+          <w:tcPr>
+            <w:tcW w:type="dxa" w:w="1440"/>
+          </w:tcPr>
+          <w:p>
+            <w:r>
+              <w:rPr>
+                <w:sz w:val="16"/>
+              </w:rPr>
+              <w:t>/missing</w:t>
+            </w:r>
+          </w:p>
+        </w:tc>
+        <w:tc>
+          <w:tcPr>
+            <w:tcW w:type="dxa" w:w="1440"/>
+          </w:tcPr>
+          <w:p>
+            <w:r>
+              <w:rPr>
+                <w:sz w:val="16"/>
+              </w:rPr>
+              <w:t>404</w:t>
+            </w:r>
+          </w:p>
+        </w:tc>
+        <w:tc>
+          <w:tcPr>
+            <w:tcW w:type="dxa" w:w="1440"/>
+          </w:tcPr>
+          <w:p>
+            <w:r>
+              <w:rPr>
+                <w:sz w:val="16"/>
+              </w:rPr>
+              <w:t>application/json</w:t>
+            </w:r>
+          </w:p>
+        </w:tc>
+        <w:tc>
+          <w:tcPr>
+            <w:tcW w:type="dxa" w:w="1440"/>
+          </w:tcPr>
+          <w:p>
+            <w:r>
+              <w:rPr>
+                <w:sz w:val="16"/>
+              </w:rPr>
+              <w:t>Ошибка для неизвестного пути</w:t>
+            </w:r>
+          </w:p>
+        </w:tc>
+        <w:tc>
+          <w:tcPr>
+            <w:tcW w:type="dxa" w:w="1440"/>
+          </w:tcPr>
+          <w:p>
+            <w:r>
+              <w:rPr>
+                <w:sz w:val="16"/>
+              </w:rPr>
+            </w:r>
+          </w:p>
+        </w:tc>
+      </w:tr>
+      <w:tr>
+        <w:tc>
+          <w:tcPr>
+            <w:tcW w:type="dxa" w:w="1440"/>
+          </w:tcPr>
+          <w:p>
+            <w:r>
+              <w:rPr>
+                <w:sz w:val="16"/>
+              </w:rPr>
+              <w:t>HEAD</w:t>
+            </w:r>
+          </w:p>
+        </w:tc>
+        <w:tc>
+          <w:tcPr>
+            <w:tcW w:type="dxa" w:w="1440"/>
+          </w:tcPr>
+          <w:p>
+            <w:r>
+              <w:rPr>
+                <w:sz w:val="16"/>
+              </w:rPr>
+              <w:t>/health.json</w:t>
+            </w:r>
+          </w:p>
+        </w:tc>
+        <w:tc>
+          <w:tcPr>
+            <w:tcW w:type="dxa" w:w="1440"/>
+          </w:tcPr>
+          <w:p>
+            <w:r>
+              <w:rPr>
+                <w:sz w:val="16"/>
+              </w:rPr>
+              <w:t>200</w:t>
+            </w:r>
+          </w:p>
+        </w:tc>
+        <w:tc>
+          <w:tcPr>
+            <w:tcW w:type="dxa" w:w="1440"/>
+          </w:tcPr>
+          <w:p>
+            <w:r>
+              <w:rPr>
+                <w:sz w:val="16"/>
+              </w:rPr>
+              <w:t>без тела</w:t>
+            </w:r>
+          </w:p>
+        </w:tc>
+        <w:tc>
+          <w:tcPr>
+            <w:tcW w:type="dxa" w:w="1440"/>
+          </w:tcPr>
+          <w:p>
+            <w:r>
+              <w:rPr>
+                <w:sz w:val="16"/>
+              </w:rPr>
+              <w:t>Проверка заголовков</w:t>
+            </w:r>
+          </w:p>
+        </w:tc>
+        <w:tc>
+          <w:tcPr>
+            <w:tcW w:type="dxa" w:w="1440"/>
+          </w:tcPr>
+          <w:p>
+            <w:r>
+              <w:rPr>
+                <w:sz w:val="16"/>
+              </w:rPr>
+            </w:r>
+          </w:p>
+        </w:tc>
+      </w:tr>
+    </w:tbl>
+    <w:p/>
     <w:p>
-      <w:pPr>
-        <w:pStyle w:val="Heading1"/>
-      </w:pPr>
       <w:r>
-        <w:t>1. Стенд</w:t>
+        <w:rPr>
+          <w:b/>
+          <w:sz w:val="24"/>
+        </w:rPr>
+        <w:t>Параметры развёртывания</w:t>
       </w:r>
     </w:p>
+    <w:tbl>
+      <w:tblPr>
+        <w:tblStyle w:val="TableGrid"/>
+        <w:tblW w:type="auto" w:w="0"/>
+        <w:tblLook w:firstColumn="1" w:firstRow="1" w:lastColumn="0" w:lastRow="0" w:noHBand="0" w:noVBand="1" w:val="04A0"/>
+      </w:tblPr>
+      <w:tblGrid>
+        <w:gridCol w:w="2880"/>
+        <w:gridCol w:w="2880"/>
+        <w:gridCol w:w="2880"/>
+      </w:tblGrid>
+      <w:tr>
+        <w:tc>
+          <w:tcPr>
+            <w:tcW w:type="dxa" w:w="2880"/>
+          </w:tcPr>
+          <w:p>
+            <w:r>
+              <w:rPr>
+                <w:sz w:val="18"/>
+              </w:rPr>
+              <w:t>Параметр</w:t>
+            </w:r>
+          </w:p>
+        </w:tc>
+        <w:tc>
+          <w:tcPr>
+            <w:tcW w:type="dxa" w:w="2880"/>
+          </w:tcPr>
+          <w:p>
+            <w:r>
+              <w:rPr>
+                <w:sz w:val="18"/>
+              </w:rPr>
+              <w:t>Значение</w:t>
+            </w:r>
+          </w:p>
+        </w:tc>
+        <w:tc>
+          <w:tcPr>
+            <w:tcW w:type="dxa" w:w="2880"/>
+          </w:tcPr>
+          <w:p>
+            <w:r>
+              <w:rPr>
+                <w:sz w:val="18"/>
+              </w:rPr>
+              <w:t>Факт</w:t>
+            </w:r>
+          </w:p>
+        </w:tc>
+      </w:tr>
+      <w:tr>
+        <w:tc>
+          <w:tcPr>
+            <w:tcW w:type="dxa" w:w="2880"/>
+          </w:tcPr>
+          <w:p>
+            <w:r>
+              <w:rPr>
+                <w:sz w:val="18"/>
+              </w:rPr>
+              <w:t>Имя службы</w:t>
+            </w:r>
+          </w:p>
+        </w:tc>
+        <w:tc>
+          <w:tcPr>
+            <w:tcW w:type="dxa" w:w="2880"/>
+          </w:tcPr>
+          <w:p/>
+        </w:tc>
+        <w:tc>
+          <w:tcPr>
+            <w:tcW w:type="dxa" w:w="2880"/>
+          </w:tcPr>
+          <w:p/>
+        </w:tc>
+      </w:tr>
+      <w:tr>
+        <w:tc>
+          <w:tcPr>
+            <w:tcW w:type="dxa" w:w="2880"/>
+          </w:tcPr>
+          <w:p>
+            <w:r>
+              <w:rPr>
+                <w:sz w:val="18"/>
+              </w:rPr>
+              <w:t>Пользователь</w:t>
+            </w:r>
+          </w:p>
+        </w:tc>
+        <w:tc>
+          <w:tcPr>
+            <w:tcW w:type="dxa" w:w="2880"/>
+          </w:tcPr>
+          <w:p/>
+        </w:tc>
+        <w:tc>
+          <w:tcPr>
+            <w:tcW w:type="dxa" w:w="2880"/>
+          </w:tcPr>
+          <w:p/>
+        </w:tc>
+      </w:tr>
+      <w:tr>
+        <w:tc>
+          <w:tcPr>
+            <w:tcW w:type="dxa" w:w="2880"/>
+          </w:tcPr>
+          <w:p>
+            <w:r>
+              <w:rPr>
+                <w:sz w:val="18"/>
+              </w:rPr>
+              <w:t>Рабочая директория</w:t>
+            </w:r>
+          </w:p>
+        </w:tc>
+        <w:tc>
+          <w:tcPr>
+            <w:tcW w:type="dxa" w:w="2880"/>
+          </w:tcPr>
+          <w:p/>
+        </w:tc>
+        <w:tc>
+          <w:tcPr>
+            <w:tcW w:type="dxa" w:w="2880"/>
+          </w:tcPr>
+          <w:p/>
+        </w:tc>
+      </w:tr>
+      <w:tr>
+        <w:tc>
+          <w:tcPr>
+            <w:tcW w:type="dxa" w:w="2880"/>
+          </w:tcPr>
+          <w:p>
+            <w:r>
+              <w:rPr>
+                <w:sz w:val="18"/>
+              </w:rPr>
+              <w:t>Файл приложения</w:t>
+            </w:r>
+          </w:p>
+        </w:tc>
+        <w:tc>
+          <w:tcPr>
+            <w:tcW w:type="dxa" w:w="2880"/>
+          </w:tcPr>
+          <w:p/>
+        </w:tc>
+        <w:tc>
+          <w:tcPr>
+            <w:tcW w:type="dxa" w:w="2880"/>
+          </w:tcPr>
+          <w:p/>
+        </w:tc>
+      </w:tr>
+      <w:tr>
+        <w:tc>
+          <w:tcPr>
+            <w:tcW w:type="dxa" w:w="2880"/>
+          </w:tcPr>
+          <w:p>
+            <w:r>
+              <w:rPr>
+                <w:sz w:val="18"/>
+              </w:rPr>
+              <w:t>Адрес прослушивания</w:t>
+            </w:r>
+          </w:p>
+        </w:tc>
+        <w:tc>
+          <w:tcPr>
+            <w:tcW w:type="dxa" w:w="2880"/>
+          </w:tcPr>
+          <w:p/>
+        </w:tc>
+        <w:tc>
+          <w:tcPr>
+            <w:tcW w:type="dxa" w:w="2880"/>
+          </w:tcPr>
+          <w:p/>
+        </w:tc>
+      </w:tr>
+      <w:tr>
+        <w:tc>
+          <w:tcPr>
+            <w:tcW w:type="dxa" w:w="2880"/>
+          </w:tcPr>
+          <w:p>
+            <w:r>
+              <w:rPr>
+                <w:sz w:val="18"/>
+              </w:rPr>
+              <w:t>Порт</w:t>
+            </w:r>
+          </w:p>
+        </w:tc>
+        <w:tc>
+          <w:tcPr>
+            <w:tcW w:type="dxa" w:w="2880"/>
+          </w:tcPr>
+          <w:p/>
+        </w:tc>
+        <w:tc>
+          <w:tcPr>
+            <w:tcW w:type="dxa" w:w="2880"/>
+          </w:tcPr>
+          <w:p/>
+        </w:tc>
+      </w:tr>
+      <w:tr>
+        <w:tc>
+          <w:tcPr>
+            <w:tcW w:type="dxa" w:w="2880"/>
+          </w:tcPr>
+          <w:p>
+            <w:r>
+              <w:rPr>
+                <w:sz w:val="18"/>
+              </w:rPr>
+              <w:t>Файл unit</w:t>
+            </w:r>
+          </w:p>
+        </w:tc>
+        <w:tc>
+          <w:tcPr>
+            <w:tcW w:type="dxa" w:w="2880"/>
+          </w:tcPr>
+          <w:p/>
+        </w:tc>
+        <w:tc>
+          <w:tcPr>
+            <w:tcW w:type="dxa" w:w="2880"/>
+          </w:tcPr>
+          <w:p/>
+        </w:tc>
+      </w:tr>
+      <w:tr>
+        <w:tc>
+          <w:tcPr>
+            <w:tcW w:type="dxa" w:w="2880"/>
+          </w:tcPr>
+          <w:p>
+            <w:r>
+              <w:rPr>
+                <w:sz w:val="18"/>
+              </w:rPr>
+              <w:t>Правило firewall</w:t>
+            </w:r>
+          </w:p>
+        </w:tc>
+        <w:tc>
+          <w:tcPr>
+            <w:tcW w:type="dxa" w:w="2880"/>
+          </w:tcPr>
+          <w:p/>
+        </w:tc>
+        <w:tc>
+          <w:tcPr>
+            <w:tcW w:type="dxa" w:w="2880"/>
+          </w:tcPr>
+          <w:p/>
+        </w:tc>
+      </w:tr>
+      <w:tr>
+        <w:tc>
+          <w:tcPr>
+            <w:tcW w:type="dxa" w:w="2880"/>
+          </w:tcPr>
+          <w:p>
+            <w:r>
+              <w:rPr>
+                <w:sz w:val="18"/>
+              </w:rPr>
+              <w:t>Проброс порта</w:t>
+            </w:r>
+          </w:p>
+        </w:tc>
+        <w:tc>
+          <w:tcPr>
+            <w:tcW w:type="dxa" w:w="2880"/>
+          </w:tcPr>
+          <w:p/>
+        </w:tc>
+        <w:tc>
+          <w:tcPr>
+            <w:tcW w:type="dxa" w:w="2880"/>
+          </w:tcPr>
+          <w:p/>
+        </w:tc>
+      </w:tr>
+    </w:tbl>
+    <w:p/>
     <w:p>
       <w:r>
-        <w:t>Виртуальная машина: uifis-srv01. Сеть: VirtualBox NAT, проброс TCP 8080 на 8080. Служба: uifis-web.</w:t>
-      </w:r>
-    </w:p>
-    <w:p>
-      <w:pPr>
-        <w:pStyle w:val="Heading1"/>
-      </w:pPr>
-      <w:r>
-        <w:t>2. Служба</w:t>
-      </w:r>
-    </w:p>
-    <w:p>
-      <w:r>
-        <w:t>Файл /etc/systemd/system/uifis-web.service:</w:t>
-      </w:r>
-    </w:p>
-    <w:p>
-      <w:r>
-        <w:t>[Unit]</w:t>
-        <w:br/>
-        <w:t>Description=UIFIS training web service</w:t>
-        <w:br/>
-        <w:t>After=network.target</w:t>
-        <w:br/>
-        <w:br/>
-        <w:t>[Service]</w:t>
-        <w:br/>
-        <w:t>Type=simple</w:t>
-        <w:br/>
-        <w:t>User=uifis</w:t>
-        <w:br/>
-        <w:t>Group=uifis</w:t>
-        <w:br/>
-        <w:t>WorkingDirectory=/srv/uifis-web</w:t>
-        <w:br/>
-        <w:t>ExecStart=/usr/bin/python3 -m http.server 8080 --bind 0.0.0.0 --directory /srv/uifis-web</w:t>
-        <w:br/>
-        <w:t>Restart=on-failure</w:t>
-        <w:br/>
-        <w:t>RestartSec=3</w:t>
-        <w:br/>
-        <w:br/>
-        <w:t>[Install]</w:t>
-        <w:br/>
-        <w:t>WantedBy=multi-user.target</w:t>
-      </w:r>
-    </w:p>
-    <w:p>
-      <w:pPr>
-        <w:pStyle w:val="Heading1"/>
-      </w:pPr>
-      <w:r>
-        <w:t>3. Проверки</w:t>
+        <w:rPr>
+          <w:b/>
+          <w:sz w:val="24"/>
+        </w:rPr>
+        <w:t>Проверки</w:t>
       </w:r>
     </w:p>
     <w:tbl>
@@ -139,6 +1198,9 @@
           </w:tcPr>
           <w:p>
             <w:r>
+              <w:rPr>
+                <w:sz w:val="16"/>
+              </w:rPr>
               <w:t>Проверка</w:t>
             </w:r>
           </w:p>
@@ -149,6 +1211,9 @@
           </w:tcPr>
           <w:p>
             <w:r>
+              <w:rPr>
+                <w:sz w:val="16"/>
+              </w:rPr>
               <w:t>Команда</w:t>
             </w:r>
           </w:p>
@@ -159,6 +1224,9 @@
           </w:tcPr>
           <w:p>
             <w:r>
+              <w:rPr>
+                <w:sz w:val="16"/>
+              </w:rPr>
               <w:t>Ожидаемый результат</w:t>
             </w:r>
           </w:p>
@@ -169,7 +1237,10 @@
           </w:tcPr>
           <w:p>
             <w:r>
-              <w:t>Фактический результат</w:t>
+              <w:rPr>
+                <w:sz w:val="16"/>
+              </w:rPr>
+              <w:t>Факт</w:t>
             </w:r>
           </w:p>
         </w:tc>
@@ -179,7 +1250,10 @@
           </w:tcPr>
           <w:p>
             <w:r>
-              <w:t>Отметка</w:t>
+              <w:rPr>
+                <w:sz w:val="16"/>
+              </w:rPr>
+              <w:t>Вывод</w:t>
             </w:r>
           </w:p>
         </w:tc>
@@ -191,6 +1265,9 @@
           </w:tcPr>
           <w:p>
             <w:r>
+              <w:rPr>
+                <w:sz w:val="16"/>
+              </w:rPr>
               <w:t>Каталог</w:t>
             </w:r>
           </w:p>
@@ -201,6 +1278,9 @@
           </w:tcPr>
           <w:p>
             <w:r>
+              <w:rPr>
+                <w:sz w:val="16"/>
+              </w:rPr>
               <w:t>ls -ld /srv/uifis-web</w:t>
             </w:r>
           </w:p>
@@ -211,6 +1291,9 @@
           </w:tcPr>
           <w:p>
             <w:r>
+              <w:rPr>
+                <w:sz w:val="16"/>
+              </w:rPr>
               <w:t>владелец uifis, права 0750</w:t>
             </w:r>
           </w:p>
@@ -235,6 +1318,115 @@
           </w:tcPr>
           <w:p>
             <w:r>
+              <w:rPr>
+                <w:sz w:val="16"/>
+              </w:rPr>
+              <w:t>Файл</w:t>
+            </w:r>
+          </w:p>
+        </w:tc>
+        <w:tc>
+          <w:tcPr>
+            <w:tcW w:type="dxa" w:w="1728"/>
+          </w:tcPr>
+          <w:p>
+            <w:r>
+              <w:rPr>
+                <w:sz w:val="16"/>
+              </w:rPr>
+              <w:t>ls -l /srv/uifis-web/app.py</w:t>
+            </w:r>
+          </w:p>
+        </w:tc>
+        <w:tc>
+          <w:tcPr>
+            <w:tcW w:type="dxa" w:w="1728"/>
+          </w:tcPr>
+          <w:p>
+            <w:r>
+              <w:rPr>
+                <w:sz w:val="16"/>
+              </w:rPr>
+              <w:t>владелец uifis, права 0640</w:t>
+            </w:r>
+          </w:p>
+        </w:tc>
+        <w:tc>
+          <w:tcPr>
+            <w:tcW w:type="dxa" w:w="1728"/>
+          </w:tcPr>
+          <w:p/>
+        </w:tc>
+        <w:tc>
+          <w:tcPr>
+            <w:tcW w:type="dxa" w:w="1728"/>
+          </w:tcPr>
+          <w:p/>
+        </w:tc>
+      </w:tr>
+      <w:tr>
+        <w:tc>
+          <w:tcPr>
+            <w:tcW w:type="dxa" w:w="1728"/>
+          </w:tcPr>
+          <w:p>
+            <w:r>
+              <w:rPr>
+                <w:sz w:val="16"/>
+              </w:rPr>
+              <w:t>Синтаксис</w:t>
+            </w:r>
+          </w:p>
+        </w:tc>
+        <w:tc>
+          <w:tcPr>
+            <w:tcW w:type="dxa" w:w="1728"/>
+          </w:tcPr>
+          <w:p>
+            <w:r>
+              <w:rPr>
+                <w:sz w:val="16"/>
+              </w:rPr>
+              <w:t>sudo -u uifis python3 -m py_compile /srv/uifis-web/app.py</w:t>
+            </w:r>
+          </w:p>
+        </w:tc>
+        <w:tc>
+          <w:tcPr>
+            <w:tcW w:type="dxa" w:w="1728"/>
+          </w:tcPr>
+          <w:p>
+            <w:r>
+              <w:rPr>
+                <w:sz w:val="16"/>
+              </w:rPr>
+              <w:t>без ошибок</w:t>
+            </w:r>
+          </w:p>
+        </w:tc>
+        <w:tc>
+          <w:tcPr>
+            <w:tcW w:type="dxa" w:w="1728"/>
+          </w:tcPr>
+          <w:p/>
+        </w:tc>
+        <w:tc>
+          <w:tcPr>
+            <w:tcW w:type="dxa" w:w="1728"/>
+          </w:tcPr>
+          <w:p/>
+        </w:tc>
+      </w:tr>
+      <w:tr>
+        <w:tc>
+          <w:tcPr>
+            <w:tcW w:type="dxa" w:w="1728"/>
+          </w:tcPr>
+          <w:p>
+            <w:r>
+              <w:rPr>
+                <w:sz w:val="16"/>
+              </w:rPr>
               <w:t>Служба</w:t>
             </w:r>
           </w:p>
@@ -245,6 +1437,9 @@
           </w:tcPr>
           <w:p>
             <w:r>
+              <w:rPr>
+                <w:sz w:val="16"/>
+              </w:rPr>
               <w:t>systemctl status uifis-web</w:t>
             </w:r>
           </w:p>
@@ -255,6 +1450,9 @@
           </w:tcPr>
           <w:p>
             <w:r>
+              <w:rPr>
+                <w:sz w:val="16"/>
+              </w:rPr>
               <w:t>active (running)</w:t>
             </w:r>
           </w:p>
@@ -279,6 +1477,9 @@
           </w:tcPr>
           <w:p>
             <w:r>
+              <w:rPr>
+                <w:sz w:val="16"/>
+              </w:rPr>
               <w:t>Автозапуск</w:t>
             </w:r>
           </w:p>
@@ -289,6 +1490,9 @@
           </w:tcPr>
           <w:p>
             <w:r>
+              <w:rPr>
+                <w:sz w:val="16"/>
+              </w:rPr>
               <w:t>systemctl is-enabled uifis-web</w:t>
             </w:r>
           </w:p>
@@ -299,6 +1503,9 @@
           </w:tcPr>
           <w:p>
             <w:r>
+              <w:rPr>
+                <w:sz w:val="16"/>
+              </w:rPr>
               <w:t>enabled</w:t>
             </w:r>
           </w:p>
@@ -323,6 +1530,9 @@
           </w:tcPr>
           <w:p>
             <w:r>
+              <w:rPr>
+                <w:sz w:val="16"/>
+              </w:rPr>
               <w:t>Порт</w:t>
             </w:r>
           </w:p>
@@ -333,6 +1543,9 @@
           </w:tcPr>
           <w:p>
             <w:r>
+              <w:rPr>
+                <w:sz w:val="16"/>
+              </w:rPr>
               <w:t>ss -tulpn | grep 8080</w:t>
             </w:r>
           </w:p>
@@ -343,6 +1556,9 @@
           </w:tcPr>
           <w:p>
             <w:r>
+              <w:rPr>
+                <w:sz w:val="16"/>
+              </w:rPr>
               <w:t>0.0.0.0:8080</w:t>
             </w:r>
           </w:p>
@@ -367,7 +1583,10 @@
           </w:tcPr>
           <w:p>
             <w:r>
-              <w:t>Локальный JSON</w:t>
+              <w:rPr>
+                <w:sz w:val="16"/>
+              </w:rPr>
+              <w:t>Главная</w:t>
             </w:r>
           </w:p>
         </w:tc>
@@ -377,6 +1596,62 @@
           </w:tcPr>
           <w:p>
             <w:r>
+              <w:rPr>
+                <w:sz w:val="16"/>
+              </w:rPr>
+              <w:t>curl -i http://127.0.0.1:8080/</w:t>
+            </w:r>
+          </w:p>
+        </w:tc>
+        <w:tc>
+          <w:tcPr>
+            <w:tcW w:type="dxa" w:w="1728"/>
+          </w:tcPr>
+          <w:p>
+            <w:r>
+              <w:rPr>
+                <w:sz w:val="16"/>
+              </w:rPr>
+              <w:t>200 OK, HTML</w:t>
+            </w:r>
+          </w:p>
+        </w:tc>
+        <w:tc>
+          <w:tcPr>
+            <w:tcW w:type="dxa" w:w="1728"/>
+          </w:tcPr>
+          <w:p/>
+        </w:tc>
+        <w:tc>
+          <w:tcPr>
+            <w:tcW w:type="dxa" w:w="1728"/>
+          </w:tcPr>
+          <w:p/>
+        </w:tc>
+      </w:tr>
+      <w:tr>
+        <w:tc>
+          <w:tcPr>
+            <w:tcW w:type="dxa" w:w="1728"/>
+          </w:tcPr>
+          <w:p>
+            <w:r>
+              <w:rPr>
+                <w:sz w:val="16"/>
+              </w:rPr>
+              <w:t>Здоровье</w:t>
+            </w:r>
+          </w:p>
+        </w:tc>
+        <w:tc>
+          <w:tcPr>
+            <w:tcW w:type="dxa" w:w="1728"/>
+          </w:tcPr>
+          <w:p>
+            <w:r>
+              <w:rPr>
+                <w:sz w:val="16"/>
+              </w:rPr>
               <w:t>curl -i http://127.0.0.1:8080/health.json</w:t>
             </w:r>
           </w:p>
@@ -387,6 +1662,9 @@
           </w:tcPr>
           <w:p>
             <w:r>
+              <w:rPr>
+                <w:sz w:val="16"/>
+              </w:rPr>
               <w:t>200 OK, status ok</w:t>
             </w:r>
           </w:p>
@@ -411,7 +1689,10 @@
           </w:tcPr>
           <w:p>
             <w:r>
-              <w:t>Firewall</w:t>
+              <w:rPr>
+                <w:sz w:val="16"/>
+              </w:rPr>
+              <w:t>Каталог API</w:t>
             </w:r>
           </w:p>
         </w:tc>
@@ -421,7 +1702,10 @@
           </w:tcPr>
           <w:p>
             <w:r>
-              <w:t>sudo ufw status verbose</w:t>
+              <w:rPr>
+                <w:sz w:val="16"/>
+              </w:rPr>
+              <w:t>curl -i http://127.0.0.1:8080/api/services</w:t>
             </w:r>
           </w:p>
         </w:tc>
@@ -431,7 +1715,10 @@
           </w:tcPr>
           <w:p>
             <w:r>
-              <w:t>разрешён 8080/tcp</w:t>
+              <w:rPr>
+                <w:sz w:val="16"/>
+              </w:rPr>
+              <w:t>count равно 4</w:t>
             </w:r>
           </w:p>
         </w:tc>
@@ -455,7 +1742,10 @@
           </w:tcPr>
           <w:p>
             <w:r>
-              <w:t>Проброс порта</w:t>
+              <w:rPr>
+                <w:sz w:val="16"/>
+              </w:rPr>
+              <w:t>Ошибка</w:t>
             </w:r>
           </w:p>
         </w:tc>
@@ -465,6 +1755,168 @@
           </w:tcPr>
           <w:p>
             <w:r>
+              <w:rPr>
+                <w:sz w:val="16"/>
+              </w:rPr>
+              <w:t>curl -i http://127.0.0.1:8080/missing</w:t>
+            </w:r>
+          </w:p>
+        </w:tc>
+        <w:tc>
+          <w:tcPr>
+            <w:tcW w:type="dxa" w:w="1728"/>
+          </w:tcPr>
+          <w:p>
+            <w:r>
+              <w:rPr>
+                <w:sz w:val="16"/>
+              </w:rPr>
+              <w:t>404 Not Found</w:t>
+            </w:r>
+          </w:p>
+        </w:tc>
+        <w:tc>
+          <w:tcPr>
+            <w:tcW w:type="dxa" w:w="1728"/>
+          </w:tcPr>
+          <w:p/>
+        </w:tc>
+        <w:tc>
+          <w:tcPr>
+            <w:tcW w:type="dxa" w:w="1728"/>
+          </w:tcPr>
+          <w:p/>
+        </w:tc>
+      </w:tr>
+      <w:tr>
+        <w:tc>
+          <w:tcPr>
+            <w:tcW w:type="dxa" w:w="1728"/>
+          </w:tcPr>
+          <w:p>
+            <w:r>
+              <w:rPr>
+                <w:sz w:val="16"/>
+              </w:rPr>
+              <w:t>Журнал</w:t>
+            </w:r>
+          </w:p>
+        </w:tc>
+        <w:tc>
+          <w:tcPr>
+            <w:tcW w:type="dxa" w:w="1728"/>
+          </w:tcPr>
+          <w:p>
+            <w:r>
+              <w:rPr>
+                <w:sz w:val="16"/>
+              </w:rPr>
+              <w:t>journalctl -u uifis-web -n 30 --no-pager</w:t>
+            </w:r>
+          </w:p>
+        </w:tc>
+        <w:tc>
+          <w:tcPr>
+            <w:tcW w:type="dxa" w:w="1728"/>
+          </w:tcPr>
+          <w:p>
+            <w:r>
+              <w:rPr>
+                <w:sz w:val="16"/>
+              </w:rPr>
+              <w:t>строки запуска и запросов</w:t>
+            </w:r>
+          </w:p>
+        </w:tc>
+        <w:tc>
+          <w:tcPr>
+            <w:tcW w:type="dxa" w:w="1728"/>
+          </w:tcPr>
+          <w:p/>
+        </w:tc>
+        <w:tc>
+          <w:tcPr>
+            <w:tcW w:type="dxa" w:w="1728"/>
+          </w:tcPr>
+          <w:p/>
+        </w:tc>
+      </w:tr>
+      <w:tr>
+        <w:tc>
+          <w:tcPr>
+            <w:tcW w:type="dxa" w:w="1728"/>
+          </w:tcPr>
+          <w:p>
+            <w:r>
+              <w:rPr>
+                <w:sz w:val="16"/>
+              </w:rPr>
+              <w:t>Firewall</w:t>
+            </w:r>
+          </w:p>
+        </w:tc>
+        <w:tc>
+          <w:tcPr>
+            <w:tcW w:type="dxa" w:w="1728"/>
+          </w:tcPr>
+          <w:p>
+            <w:r>
+              <w:rPr>
+                <w:sz w:val="16"/>
+              </w:rPr>
+              <w:t>sudo ufw status verbose</w:t>
+            </w:r>
+          </w:p>
+        </w:tc>
+        <w:tc>
+          <w:tcPr>
+            <w:tcW w:type="dxa" w:w="1728"/>
+          </w:tcPr>
+          <w:p>
+            <w:r>
+              <w:rPr>
+                <w:sz w:val="16"/>
+              </w:rPr>
+              <w:t>8080/tcp из 10.0.2.0/24</w:t>
+            </w:r>
+          </w:p>
+        </w:tc>
+        <w:tc>
+          <w:tcPr>
+            <w:tcW w:type="dxa" w:w="1728"/>
+          </w:tcPr>
+          <w:p/>
+        </w:tc>
+        <w:tc>
+          <w:tcPr>
+            <w:tcW w:type="dxa" w:w="1728"/>
+          </w:tcPr>
+          <w:p/>
+        </w:tc>
+      </w:tr>
+      <w:tr>
+        <w:tc>
+          <w:tcPr>
+            <w:tcW w:type="dxa" w:w="1728"/>
+          </w:tcPr>
+          <w:p>
+            <w:r>
+              <w:rPr>
+                <w:sz w:val="16"/>
+              </w:rPr>
+              <w:t>Проброс</w:t>
+            </w:r>
+          </w:p>
+        </w:tc>
+        <w:tc>
+          <w:tcPr>
+            <w:tcW w:type="dxa" w:w="1728"/>
+          </w:tcPr>
+          <w:p>
+            <w:r>
+              <w:rPr>
+                <w:sz w:val="16"/>
+              </w:rPr>
               <w:t>VirtualBox → Проброс портов</w:t>
             </w:r>
           </w:p>
@@ -475,6 +1927,9 @@
           </w:tcPr>
           <w:p>
             <w:r>
+              <w:rPr>
+                <w:sz w:val="16"/>
+              </w:rPr>
               <w:t>TCP 8080 на 8080</w:t>
             </w:r>
           </w:p>
@@ -499,6 +1954,9 @@
           </w:tcPr>
           <w:p>
             <w:r>
+              <w:rPr>
+                <w:sz w:val="16"/>
+              </w:rPr>
               <w:t>С хоста</w:t>
             </w:r>
           </w:p>
@@ -509,7 +1967,10 @@
           </w:tcPr>
           <w:p>
             <w:r>
-              <w:t>Invoke-WebRequest http://127.0.0.1:8080/health.json</w:t>
+              <w:rPr>
+                <w:sz w:val="16"/>
+              </w:rPr>
+              <w:t>curl.exe -i http://127.0.0.1:8080/health.json</w:t>
             </w:r>
           </w:p>
         </w:tc>
@@ -519,6 +1980,9 @@
           </w:tcPr>
           <w:p>
             <w:r>
+              <w:rPr>
+                <w:sz w:val="16"/>
+              </w:rPr>
               <w:t>JSON получен</w:t>
             </w:r>
           </w:p>
@@ -536,106 +2000,828 @@
           <w:p/>
         </w:tc>
       </w:tr>
+      <w:tr>
+        <w:tc>
+          <w:tcPr>
+            <w:tcW w:type="dxa" w:w="1728"/>
+          </w:tcPr>
+          <w:p>
+            <w:r>
+              <w:rPr>
+                <w:sz w:val="16"/>
+              </w:rPr>
+              <w:t>Отказ</w:t>
+            </w:r>
+          </w:p>
+        </w:tc>
+        <w:tc>
+          <w:tcPr>
+            <w:tcW w:type="dxa" w:w="1728"/>
+          </w:tcPr>
+          <w:p>
+            <w:r>
+              <w:rPr>
+                <w:sz w:val="16"/>
+              </w:rPr>
+              <w:t>systemctl stop uifis-web</w:t>
+            </w:r>
+          </w:p>
+        </w:tc>
+        <w:tc>
+          <w:tcPr>
+            <w:tcW w:type="dxa" w:w="1728"/>
+          </w:tcPr>
+          <w:p>
+            <w:r>
+              <w:rPr>
+                <w:sz w:val="16"/>
+              </w:rPr>
+              <w:t>служба не отвечает</w:t>
+            </w:r>
+          </w:p>
+        </w:tc>
+        <w:tc>
+          <w:tcPr>
+            <w:tcW w:type="dxa" w:w="1728"/>
+          </w:tcPr>
+          <w:p/>
+        </w:tc>
+        <w:tc>
+          <w:tcPr>
+            <w:tcW w:type="dxa" w:w="1728"/>
+          </w:tcPr>
+          <w:p/>
+        </w:tc>
+      </w:tr>
+      <w:tr>
+        <w:tc>
+          <w:tcPr>
+            <w:tcW w:type="dxa" w:w="1728"/>
+          </w:tcPr>
+          <w:p>
+            <w:r>
+              <w:rPr>
+                <w:sz w:val="16"/>
+              </w:rPr>
+              <w:t>Восстановление</w:t>
+            </w:r>
+          </w:p>
+        </w:tc>
+        <w:tc>
+          <w:tcPr>
+            <w:tcW w:type="dxa" w:w="1728"/>
+          </w:tcPr>
+          <w:p>
+            <w:r>
+              <w:rPr>
+                <w:sz w:val="16"/>
+              </w:rPr>
+              <w:t>systemctl start uifis-web</w:t>
+            </w:r>
+          </w:p>
+        </w:tc>
+        <w:tc>
+          <w:tcPr>
+            <w:tcW w:type="dxa" w:w="1728"/>
+          </w:tcPr>
+          <w:p>
+            <w:r>
+              <w:rPr>
+                <w:sz w:val="16"/>
+              </w:rPr>
+              <w:t>снова 200 OK</w:t>
+            </w:r>
+          </w:p>
+        </w:tc>
+        <w:tc>
+          <w:tcPr>
+            <w:tcW w:type="dxa" w:w="1728"/>
+          </w:tcPr>
+          <w:p/>
+        </w:tc>
+        <w:tc>
+          <w:tcPr>
+            <w:tcW w:type="dxa" w:w="1728"/>
+          </w:tcPr>
+          <w:p/>
+        </w:tc>
+      </w:tr>
     </w:tbl>
+    <w:p/>
+    <w:p>
+      <w:r>
+        <w:rPr>
+          <w:b/>
+          <w:sz w:val="24"/>
+        </w:rPr>
+        <w:t>Отказы и восстановление</w:t>
+      </w:r>
+    </w:p>
+    <w:tbl>
+      <w:tblPr>
+        <w:tblStyle w:val="TableGrid"/>
+        <w:tblW w:type="auto" w:w="0"/>
+        <w:tblLook w:firstColumn="1" w:firstRow="1" w:lastColumn="0" w:lastRow="0" w:noHBand="0" w:noVBand="1" w:val="04A0"/>
+      </w:tblPr>
+      <w:tblGrid>
+        <w:gridCol w:w="1728"/>
+        <w:gridCol w:w="1728"/>
+        <w:gridCol w:w="1728"/>
+        <w:gridCol w:w="1728"/>
+        <w:gridCol w:w="1728"/>
+      </w:tblGrid>
+      <w:tr>
+        <w:tc>
+          <w:tcPr>
+            <w:tcW w:type="dxa" w:w="1728"/>
+          </w:tcPr>
+          <w:p>
+            <w:r>
+              <w:rPr>
+                <w:sz w:val="16"/>
+              </w:rPr>
+              <w:t>Отказ</w:t>
+            </w:r>
+          </w:p>
+        </w:tc>
+        <w:tc>
+          <w:tcPr>
+            <w:tcW w:type="dxa" w:w="1728"/>
+          </w:tcPr>
+          <w:p>
+            <w:r>
+              <w:rPr>
+                <w:sz w:val="16"/>
+              </w:rPr>
+              <w:t>Симптом</w:t>
+            </w:r>
+          </w:p>
+        </w:tc>
+        <w:tc>
+          <w:tcPr>
+            <w:tcW w:type="dxa" w:w="1728"/>
+          </w:tcPr>
+          <w:p>
+            <w:r>
+              <w:rPr>
+                <w:sz w:val="16"/>
+              </w:rPr>
+              <w:t>Проверка</w:t>
+            </w:r>
+          </w:p>
+        </w:tc>
+        <w:tc>
+          <w:tcPr>
+            <w:tcW w:type="dxa" w:w="1728"/>
+          </w:tcPr>
+          <w:p>
+            <w:r>
+              <w:rPr>
+                <w:sz w:val="16"/>
+              </w:rPr>
+              <w:t>Причина</w:t>
+            </w:r>
+          </w:p>
+        </w:tc>
+        <w:tc>
+          <w:tcPr>
+            <w:tcW w:type="dxa" w:w="1728"/>
+          </w:tcPr>
+          <w:p>
+            <w:r>
+              <w:rPr>
+                <w:sz w:val="16"/>
+              </w:rPr>
+              <w:t>Восстановление</w:t>
+            </w:r>
+          </w:p>
+        </w:tc>
+      </w:tr>
+      <w:tr>
+        <w:tc>
+          <w:tcPr>
+            <w:tcW w:type="dxa" w:w="1728"/>
+          </w:tcPr>
+          <w:p>
+            <w:r>
+              <w:rPr>
+                <w:sz w:val="16"/>
+              </w:rPr>
+              <w:t>Служба остановлена</w:t>
+            </w:r>
+          </w:p>
+        </w:tc>
+        <w:tc>
+          <w:tcPr>
+            <w:tcW w:type="dxa" w:w="1728"/>
+          </w:tcPr>
+          <w:p/>
+        </w:tc>
+        <w:tc>
+          <w:tcPr>
+            <w:tcW w:type="dxa" w:w="1728"/>
+          </w:tcPr>
+          <w:p/>
+        </w:tc>
+        <w:tc>
+          <w:tcPr>
+            <w:tcW w:type="dxa" w:w="1728"/>
+          </w:tcPr>
+          <w:p/>
+        </w:tc>
+        <w:tc>
+          <w:tcPr>
+            <w:tcW w:type="dxa" w:w="1728"/>
+          </w:tcPr>
+          <w:p/>
+        </w:tc>
+      </w:tr>
+      <w:tr>
+        <w:tc>
+          <w:tcPr>
+            <w:tcW w:type="dxa" w:w="1728"/>
+          </w:tcPr>
+          <w:p>
+            <w:r>
+              <w:rPr>
+                <w:sz w:val="16"/>
+              </w:rPr>
+              <w:t>Служба слушает 127.0.0.1</w:t>
+            </w:r>
+          </w:p>
+        </w:tc>
+        <w:tc>
+          <w:tcPr>
+            <w:tcW w:type="dxa" w:w="1728"/>
+          </w:tcPr>
+          <w:p/>
+        </w:tc>
+        <w:tc>
+          <w:tcPr>
+            <w:tcW w:type="dxa" w:w="1728"/>
+          </w:tcPr>
+          <w:p/>
+        </w:tc>
+        <w:tc>
+          <w:tcPr>
+            <w:tcW w:type="dxa" w:w="1728"/>
+          </w:tcPr>
+          <w:p/>
+        </w:tc>
+        <w:tc>
+          <w:tcPr>
+            <w:tcW w:type="dxa" w:w="1728"/>
+          </w:tcPr>
+          <w:p/>
+        </w:tc>
+      </w:tr>
+      <w:tr>
+        <w:tc>
+          <w:tcPr>
+            <w:tcW w:type="dxa" w:w="1728"/>
+          </w:tcPr>
+          <w:p>
+            <w:r>
+              <w:rPr>
+                <w:sz w:val="16"/>
+              </w:rPr>
+              <w:t>Порт закрыт firewall</w:t>
+            </w:r>
+          </w:p>
+        </w:tc>
+        <w:tc>
+          <w:tcPr>
+            <w:tcW w:type="dxa" w:w="1728"/>
+          </w:tcPr>
+          <w:p/>
+        </w:tc>
+        <w:tc>
+          <w:tcPr>
+            <w:tcW w:type="dxa" w:w="1728"/>
+          </w:tcPr>
+          <w:p/>
+        </w:tc>
+        <w:tc>
+          <w:tcPr>
+            <w:tcW w:type="dxa" w:w="1728"/>
+          </w:tcPr>
+          <w:p/>
+        </w:tc>
+        <w:tc>
+          <w:tcPr>
+            <w:tcW w:type="dxa" w:w="1728"/>
+          </w:tcPr>
+          <w:p/>
+        </w:tc>
+      </w:tr>
+      <w:tr>
+        <w:tc>
+          <w:tcPr>
+            <w:tcW w:type="dxa" w:w="1728"/>
+          </w:tcPr>
+          <w:p>
+            <w:r>
+              <w:rPr>
+                <w:sz w:val="16"/>
+              </w:rPr>
+              <w:t>Проброс ведёт на 8081</w:t>
+            </w:r>
+          </w:p>
+        </w:tc>
+        <w:tc>
+          <w:tcPr>
+            <w:tcW w:type="dxa" w:w="1728"/>
+          </w:tcPr>
+          <w:p/>
+        </w:tc>
+        <w:tc>
+          <w:tcPr>
+            <w:tcW w:type="dxa" w:w="1728"/>
+          </w:tcPr>
+          <w:p/>
+        </w:tc>
+        <w:tc>
+          <w:tcPr>
+            <w:tcW w:type="dxa" w:w="1728"/>
+          </w:tcPr>
+          <w:p/>
+        </w:tc>
+        <w:tc>
+          <w:tcPr>
+            <w:tcW w:type="dxa" w:w="1728"/>
+          </w:tcPr>
+          <w:p/>
+        </w:tc>
+      </w:tr>
+      <w:tr>
+        <w:tc>
+          <w:tcPr>
+            <w:tcW w:type="dxa" w:w="1728"/>
+          </w:tcPr>
+          <w:p>
+            <w:r>
+              <w:rPr>
+                <w:sz w:val="16"/>
+              </w:rPr>
+              <w:t>Файл app.py недоступен</w:t>
+            </w:r>
+          </w:p>
+        </w:tc>
+        <w:tc>
+          <w:tcPr>
+            <w:tcW w:type="dxa" w:w="1728"/>
+          </w:tcPr>
+          <w:p/>
+        </w:tc>
+        <w:tc>
+          <w:tcPr>
+            <w:tcW w:type="dxa" w:w="1728"/>
+          </w:tcPr>
+          <w:p/>
+        </w:tc>
+        <w:tc>
+          <w:tcPr>
+            <w:tcW w:type="dxa" w:w="1728"/>
+          </w:tcPr>
+          <w:p/>
+        </w:tc>
+        <w:tc>
+          <w:tcPr>
+            <w:tcW w:type="dxa" w:w="1728"/>
+          </w:tcPr>
+          <w:p/>
+        </w:tc>
+      </w:tr>
+    </w:tbl>
+    <w:p/>
+    <w:p>
+      <w:r>
+        <w:rPr>
+          <w:b/>
+          <w:sz w:val="24"/>
+        </w:rPr>
+        <w:t>Скриншоты</w:t>
+      </w:r>
+    </w:p>
     <w:p>
       <w:pPr>
-        <w:pStyle w:val="Heading1"/>
+        <w:jc w:val="center"/>
       </w:pPr>
       <w:r>
-        <w:t>4. Отказ и восстановление</w:t>
+        <w:rPr>
+          <w:i/>
+          <w:sz w:val="22"/>
+        </w:rPr>
+        <w:t>[ Место для скриншота: Вывод systemctl status uifis-web ]</w:t>
+      </w:r>
+    </w:p>
+    <w:p/>
+    <w:p>
+      <w:pPr>
+        <w:jc w:val="center"/>
+      </w:pPr>
+      <w:r>
+        <w:rPr>
+          <w:i/>
+          <w:sz w:val="22"/>
+        </w:rPr>
+        <w:t>[ Место для скриншота: Вывод ss -tulpn с адресом 0.0.0.0:8080 ]</w:t>
+      </w:r>
+    </w:p>
+    <w:p/>
+    <w:p>
+      <w:pPr>
+        <w:jc w:val="center"/>
+      </w:pPr>
+      <w:r>
+        <w:rPr>
+          <w:i/>
+          <w:sz w:val="22"/>
+        </w:rPr>
+        <w:t>[ Место для скриншота: Ответы /, /health.json и /api/services из гостевой системы ]</w:t>
+      </w:r>
+    </w:p>
+    <w:p/>
+    <w:p>
+      <w:pPr>
+        <w:jc w:val="center"/>
+      </w:pPr>
+      <w:r>
+        <w:rPr>
+          <w:i/>
+          <w:sz w:val="22"/>
+        </w:rPr>
+        <w:t>[ Место для скриншота: Ответ curl.exe с рабочего компьютера ]</w:t>
+      </w:r>
+    </w:p>
+    <w:p/>
+    <w:p>
+      <w:pPr>
+        <w:jc w:val="center"/>
+      </w:pPr>
+      <w:r>
+        <w:rPr>
+          <w:i/>
+          <w:sz w:val="22"/>
+        </w:rPr>
+        <w:t>[ Место для скриншота: Правило проброса портов в VirtualBox ]</w:t>
+      </w:r>
+    </w:p>
+    <w:p/>
+    <w:p>
+      <w:pPr>
+        <w:jc w:val="center"/>
+      </w:pPr>
+      <w:r>
+        <w:rPr>
+          <w:i/>
+          <w:sz w:val="22"/>
+        </w:rPr>
+        <w:t>[ Место для скриншота: Один отказ и его восстановление ]</w:t>
+      </w:r>
+    </w:p>
+    <w:p/>
+    <w:p>
+      <w:r>
+        <w:rPr>
+          <w:b/>
+          <w:sz w:val="24"/>
+        </w:rPr>
+        <w:t>Вывод</w:t>
       </w:r>
     </w:p>
     <w:p>
       <w:r>
-        <w:t>Остановка службы. Фактический результат запроса. Запуск службы. Результат повторной проверки. Фрагмент journalctl.</w:t>
-      </w:r>
-    </w:p>
-    <w:p>
-      <w:pPr>
-        <w:pStyle w:val="Heading1"/>
-      </w:pPr>
-      <w:r>
-        <w:t>5. Вывод</w:t>
+        <w:rPr>
+          <w:b w:val="0"/>
+          <w:sz w:val="24"/>
+        </w:rPr>
+        <w:t>Какая зависимость оказалась критичной для доступа к службе? Почему локальная проверка не заменяет проверку с хоста? Чем systemd удобнее ручного запуска?</w:t>
       </w:r>
     </w:p>
     <w:p>
       <w:r>
-        <w:t>Какая зависимость оказалась критичной для доступа к службе. Что проверено и какие команды использованы.</w:t>
-      </w:r>
-    </w:p>
-    <w:p>
-      <w:pPr>
-        <w:pStyle w:val="Heading1"/>
-      </w:pPr>
-      <w:r>
-        <w:t>6. Контрольные вопросы</w:t>
-      </w:r>
-    </w:p>
-    <w:p>
-      <w:pPr>
-        <w:pStyle w:val="ListNumber"/>
-      </w:pPr>
-      <w:r>
-        <w:t>Почему ручной запуск не считается полноценным развёртыванием?</w:t>
+        <w:rPr>
+          <w:b w:val="0"/>
+          <w:sz w:val="24"/>
+        </w:rPr>
+        <w:t>________________________________________________________________________</w:t>
       </w:r>
     </w:p>
     <w:p>
       <w:r>
-        <w:t>Ответ:</w:t>
-      </w:r>
-    </w:p>
-    <w:p>
-      <w:pPr>
-        <w:pStyle w:val="ListNumber"/>
-      </w:pPr>
-      <w:r>
-        <w:t>Зачем службе отдельный пользователь uifis?</w:t>
+        <w:rPr>
+          <w:b w:val="0"/>
+          <w:sz w:val="24"/>
+        </w:rPr>
+        <w:t>________________________________________________________________________</w:t>
       </w:r>
     </w:p>
     <w:p>
       <w:r>
-        <w:t>Ответ:</w:t>
-      </w:r>
-    </w:p>
-    <w:p>
-      <w:pPr>
-        <w:pStyle w:val="ListNumber"/>
-      </w:pPr>
-      <w:r>
-        <w:t>Что проверять, если служба активна, но с хоста не открывается?</w:t>
+        <w:rPr>
+          <w:b w:val="0"/>
+          <w:sz w:val="24"/>
+        </w:rPr>
+        <w:t>________________________________________________________________________</w:t>
       </w:r>
     </w:p>
     <w:p>
       <w:r>
-        <w:t>Ответ:</w:t>
-      </w:r>
-    </w:p>
-    <w:p>
-      <w:pPr>
-        <w:pStyle w:val="ListNumber"/>
-      </w:pPr>
-      <w:r>
-        <w:t>Почему недостаточно открыть порт в приложении?</w:t>
+        <w:rPr>
+          <w:b w:val="0"/>
+          <w:sz w:val="24"/>
+        </w:rPr>
+        <w:t>________________________________________________________________________</w:t>
       </w:r>
     </w:p>
     <w:p>
       <w:r>
-        <w:t>Ответ:</w:t>
-      </w:r>
-    </w:p>
-    <w:p>
-      <w:pPr>
-        <w:pStyle w:val="ListNumber"/>
-      </w:pPr>
-      <w:r>
-        <w:t>Чем проброс порта удобнее изменения настроек хоста?</w:t>
+        <w:rPr>
+          <w:b w:val="0"/>
+          <w:sz w:val="24"/>
+        </w:rPr>
+        <w:t>________________________________________________________________________</w:t>
       </w:r>
     </w:p>
     <w:p>
       <w:r>
-        <w:t>Ответ:</w:t>
+        <w:rPr>
+          <w:b w:val="0"/>
+          <w:sz w:val="24"/>
+        </w:rPr>
+        <w:t>________________________________________________________________________</w:t>
       </w:r>
     </w:p>
+    <w:p/>
+    <w:p>
+      <w:r>
+        <w:rPr>
+          <w:b/>
+          <w:sz w:val="24"/>
+        </w:rPr>
+        <w:t>Ответы на контрольные вопросы</w:t>
+      </w:r>
+    </w:p>
+    <w:p>
+      <w:r>
+        <w:rPr>
+          <w:b w:val="0"/>
+          <w:sz w:val="24"/>
+        </w:rPr>
+        <w:t>1. Почему ручной запуск python3 app.py не считается полноценным развёртыванием?</w:t>
+      </w:r>
+    </w:p>
+    <w:p>
+      <w:r>
+        <w:rPr>
+          <w:b w:val="0"/>
+          <w:sz w:val="24"/>
+        </w:rPr>
+        <w:t>________________________________________________________________________</w:t>
+      </w:r>
+    </w:p>
+    <w:p>
+      <w:r>
+        <w:rPr>
+          <w:b w:val="0"/>
+          <w:sz w:val="24"/>
+        </w:rPr>
+        <w:t>________________________________________________________________________</w:t>
+      </w:r>
+    </w:p>
+    <w:p>
+      <w:r>
+        <w:rPr>
+          <w:b w:val="0"/>
+          <w:sz w:val="24"/>
+        </w:rPr>
+        <w:t>________________________________________________________________________</w:t>
+      </w:r>
+    </w:p>
+    <w:p/>
+    <w:p>
+      <w:r>
+        <w:rPr>
+          <w:b w:val="0"/>
+          <w:sz w:val="24"/>
+        </w:rPr>
+        <w:t>2. Зачем службе отдельный пользователь uifis и права 0640 на файл?</w:t>
+      </w:r>
+    </w:p>
+    <w:p>
+      <w:r>
+        <w:rPr>
+          <w:b w:val="0"/>
+          <w:sz w:val="24"/>
+        </w:rPr>
+        <w:t>________________________________________________________________________</w:t>
+      </w:r>
+    </w:p>
+    <w:p>
+      <w:r>
+        <w:rPr>
+          <w:b w:val="0"/>
+          <w:sz w:val="24"/>
+        </w:rPr>
+        <w:t>________________________________________________________________________</w:t>
+      </w:r>
+    </w:p>
+    <w:p>
+      <w:r>
+        <w:rPr>
+          <w:b w:val="0"/>
+          <w:sz w:val="24"/>
+        </w:rPr>
+        <w:t>________________________________________________________________________</w:t>
+      </w:r>
+    </w:p>
+    <w:p/>
+    <w:p>
+      <w:r>
+        <w:rPr>
+          <w:b w:val="0"/>
+          <w:sz w:val="24"/>
+        </w:rPr>
+        <w:t>3. Что проверять, если служба активна, но с хоста не открывается?</w:t>
+      </w:r>
+    </w:p>
+    <w:p>
+      <w:r>
+        <w:rPr>
+          <w:b w:val="0"/>
+          <w:sz w:val="24"/>
+        </w:rPr>
+        <w:t>________________________________________________________________________</w:t>
+      </w:r>
+    </w:p>
+    <w:p>
+      <w:r>
+        <w:rPr>
+          <w:b w:val="0"/>
+          <w:sz w:val="24"/>
+        </w:rPr>
+        <w:t>________________________________________________________________________</w:t>
+      </w:r>
+    </w:p>
+    <w:p>
+      <w:r>
+        <w:rPr>
+          <w:b w:val="0"/>
+          <w:sz w:val="24"/>
+        </w:rPr>
+        <w:t>________________________________________________________________________</w:t>
+      </w:r>
+    </w:p>
+    <w:p/>
+    <w:p>
+      <w:r>
+        <w:rPr>
+          <w:b w:val="0"/>
+          <w:sz w:val="24"/>
+        </w:rPr>
+        <w:t>4. Почему недостаточно открыть порт в приложении, не проверив firewall?</w:t>
+      </w:r>
+    </w:p>
+    <w:p>
+      <w:r>
+        <w:rPr>
+          <w:b w:val="0"/>
+          <w:sz w:val="24"/>
+        </w:rPr>
+        <w:t>________________________________________________________________________</w:t>
+      </w:r>
+    </w:p>
+    <w:p>
+      <w:r>
+        <w:rPr>
+          <w:b w:val="0"/>
+          <w:sz w:val="24"/>
+        </w:rPr>
+        <w:t>________________________________________________________________________</w:t>
+      </w:r>
+    </w:p>
+    <w:p>
+      <w:r>
+        <w:rPr>
+          <w:b w:val="0"/>
+          <w:sz w:val="24"/>
+        </w:rPr>
+        <w:t>________________________________________________________________________</w:t>
+      </w:r>
+    </w:p>
+    <w:p/>
+    <w:p>
+      <w:r>
+        <w:rPr>
+          <w:b w:val="0"/>
+          <w:sz w:val="24"/>
+        </w:rPr>
+        <w:t>5. Чем 0.0.0.0:8080 отличается от 127.0.0.1:8080?</w:t>
+      </w:r>
+    </w:p>
+    <w:p>
+      <w:r>
+        <w:rPr>
+          <w:b w:val="0"/>
+          <w:sz w:val="24"/>
+        </w:rPr>
+        <w:t>________________________________________________________________________</w:t>
+      </w:r>
+    </w:p>
+    <w:p>
+      <w:r>
+        <w:rPr>
+          <w:b w:val="0"/>
+          <w:sz w:val="24"/>
+        </w:rPr>
+        <w:t>________________________________________________________________________</w:t>
+      </w:r>
+    </w:p>
+    <w:p>
+      <w:r>
+        <w:rPr>
+          <w:b w:val="0"/>
+          <w:sz w:val="24"/>
+        </w:rPr>
+        <w:t>________________________________________________________________________</w:t>
+      </w:r>
+    </w:p>
+    <w:p/>
+    <w:p>
+      <w:r>
+        <w:rPr>
+          <w:b w:val="0"/>
+          <w:sz w:val="24"/>
+        </w:rPr>
+        <w:t>6. Почему systemctl status не заменяет проверку /health.json?</w:t>
+      </w:r>
+    </w:p>
+    <w:p>
+      <w:r>
+        <w:rPr>
+          <w:b w:val="0"/>
+          <w:sz w:val="24"/>
+        </w:rPr>
+        <w:t>________________________________________________________________________</w:t>
+      </w:r>
+    </w:p>
+    <w:p>
+      <w:r>
+        <w:rPr>
+          <w:b w:val="0"/>
+          <w:sz w:val="24"/>
+        </w:rPr>
+        <w:t>________________________________________________________________________</w:t>
+      </w:r>
+    </w:p>
+    <w:p>
+      <w:r>
+        <w:rPr>
+          <w:b w:val="0"/>
+          <w:sz w:val="24"/>
+        </w:rPr>
+        <w:t>________________________________________________________________________</w:t>
+      </w:r>
+    </w:p>
+    <w:p/>
+    <w:p>
+      <w:r>
+        <w:rPr>
+          <w:b w:val="0"/>
+          <w:sz w:val="24"/>
+        </w:rPr>
+        <w:t>7. Чем проброс порта в VirtualBox удобнее изменения настроек хоста?</w:t>
+      </w:r>
+    </w:p>
+    <w:p>
+      <w:r>
+        <w:rPr>
+          <w:b w:val="0"/>
+          <w:sz w:val="24"/>
+        </w:rPr>
+        <w:t>________________________________________________________________________</w:t>
+      </w:r>
+    </w:p>
+    <w:p>
+      <w:r>
+        <w:rPr>
+          <w:b w:val="0"/>
+          <w:sz w:val="24"/>
+        </w:rPr>
+        <w:t>________________________________________________________________________</w:t>
+      </w:r>
+    </w:p>
+    <w:p>
+      <w:r>
+        <w:rPr>
+          <w:b w:val="0"/>
+          <w:sz w:val="24"/>
+        </w:rPr>
+        <w:t>________________________________________________________________________</w:t>
+      </w:r>
+    </w:p>
+    <w:p/>
     <w:sectPr>
       <w:pgSz w:w="12240" w:h="15840"/>
       <w:pgMar w:top="1440" w:right="1800" w:bottom="1440" w:left="1800" w:header="720" w:footer="720" w:gutter="0"/>
@@ -1009,6 +3195,10 @@
     <w:name w:val="Normal"/>
     <w:qFormat/>
     <w:rsid w:val="00FC693F"/>
+    <w:rPr>
+      <w:rFonts w:ascii="Times New Roman" w:hAnsi="Times New Roman"/>
+      <w:sz w:val="24"/>
+    </w:rPr>
   </w:style>
   <w:style w:type="paragraph" w:styleId="Header">
     <w:name w:val="header"/>

--- a/docs/4/uifis/reports/UIFIS_practice-9_report-template.docx
+++ b/docs/4/uifis/reports/UIFIS_practice-9_report-template.docx
@@ -77,6 +77,15 @@
       </w:r>
     </w:p>
     <w:p/>
+    <w:p>
+      <w:r>
+        <w:rPr>
+          <w:b/>
+          <w:sz w:val="24"/>
+        </w:rPr>
+        <w:t>Ход работы</w:t>
+      </w:r>
+    </w:p>
     <w:p>
       <w:r>
         <w:rPr>
@@ -2400,7 +2409,7 @@
           <w:b/>
           <w:sz w:val="24"/>
         </w:rPr>
-        <w:t>Скриншоты</w:t>
+        <w:t>Скриншоты выполнения работы</w:t>
       </w:r>
     </w:p>
     <w:p>
@@ -2524,274 +2533,6 @@
           <w:sz w:val="24"/>
         </w:rPr>
         <w:t>________________________________________________________________________</w:t>
-      </w:r>
-    </w:p>
-    <w:p>
-      <w:r>
-        <w:rPr>
-          <w:b w:val="0"/>
-          <w:sz w:val="24"/>
-        </w:rPr>
-        <w:t>________________________________________________________________________</w:t>
-      </w:r>
-    </w:p>
-    <w:p>
-      <w:r>
-        <w:rPr>
-          <w:b w:val="0"/>
-          <w:sz w:val="24"/>
-        </w:rPr>
-        <w:t>________________________________________________________________________</w:t>
-      </w:r>
-    </w:p>
-    <w:p>
-      <w:r>
-        <w:rPr>
-          <w:b w:val="0"/>
-          <w:sz w:val="24"/>
-        </w:rPr>
-        <w:t>________________________________________________________________________</w:t>
-      </w:r>
-    </w:p>
-    <w:p/>
-    <w:p>
-      <w:r>
-        <w:rPr>
-          <w:b/>
-          <w:sz w:val="24"/>
-        </w:rPr>
-        <w:t>Ответы на контрольные вопросы</w:t>
-      </w:r>
-    </w:p>
-    <w:p>
-      <w:r>
-        <w:rPr>
-          <w:b w:val="0"/>
-          <w:sz w:val="24"/>
-        </w:rPr>
-        <w:t>1. Почему ручной запуск python3 app.py не считается полноценным развёртыванием?</w:t>
-      </w:r>
-    </w:p>
-    <w:p>
-      <w:r>
-        <w:rPr>
-          <w:b w:val="0"/>
-          <w:sz w:val="24"/>
-        </w:rPr>
-        <w:t>________________________________________________________________________</w:t>
-      </w:r>
-    </w:p>
-    <w:p>
-      <w:r>
-        <w:rPr>
-          <w:b w:val="0"/>
-          <w:sz w:val="24"/>
-        </w:rPr>
-        <w:t>________________________________________________________________________</w:t>
-      </w:r>
-    </w:p>
-    <w:p>
-      <w:r>
-        <w:rPr>
-          <w:b w:val="0"/>
-          <w:sz w:val="24"/>
-        </w:rPr>
-        <w:t>________________________________________________________________________</w:t>
-      </w:r>
-    </w:p>
-    <w:p/>
-    <w:p>
-      <w:r>
-        <w:rPr>
-          <w:b w:val="0"/>
-          <w:sz w:val="24"/>
-        </w:rPr>
-        <w:t>2. Зачем службе отдельный пользователь uifis и права 0640 на файл?</w:t>
-      </w:r>
-    </w:p>
-    <w:p>
-      <w:r>
-        <w:rPr>
-          <w:b w:val="0"/>
-          <w:sz w:val="24"/>
-        </w:rPr>
-        <w:t>________________________________________________________________________</w:t>
-      </w:r>
-    </w:p>
-    <w:p>
-      <w:r>
-        <w:rPr>
-          <w:b w:val="0"/>
-          <w:sz w:val="24"/>
-        </w:rPr>
-        <w:t>________________________________________________________________________</w:t>
-      </w:r>
-    </w:p>
-    <w:p>
-      <w:r>
-        <w:rPr>
-          <w:b w:val="0"/>
-          <w:sz w:val="24"/>
-        </w:rPr>
-        <w:t>________________________________________________________________________</w:t>
-      </w:r>
-    </w:p>
-    <w:p/>
-    <w:p>
-      <w:r>
-        <w:rPr>
-          <w:b w:val="0"/>
-          <w:sz w:val="24"/>
-        </w:rPr>
-        <w:t>3. Что проверять, если служба активна, но с хоста не открывается?</w:t>
-      </w:r>
-    </w:p>
-    <w:p>
-      <w:r>
-        <w:rPr>
-          <w:b w:val="0"/>
-          <w:sz w:val="24"/>
-        </w:rPr>
-        <w:t>________________________________________________________________________</w:t>
-      </w:r>
-    </w:p>
-    <w:p>
-      <w:r>
-        <w:rPr>
-          <w:b w:val="0"/>
-          <w:sz w:val="24"/>
-        </w:rPr>
-        <w:t>________________________________________________________________________</w:t>
-      </w:r>
-    </w:p>
-    <w:p>
-      <w:r>
-        <w:rPr>
-          <w:b w:val="0"/>
-          <w:sz w:val="24"/>
-        </w:rPr>
-        <w:t>________________________________________________________________________</w:t>
-      </w:r>
-    </w:p>
-    <w:p/>
-    <w:p>
-      <w:r>
-        <w:rPr>
-          <w:b w:val="0"/>
-          <w:sz w:val="24"/>
-        </w:rPr>
-        <w:t>4. Почему недостаточно открыть порт в приложении, не проверив firewall?</w:t>
-      </w:r>
-    </w:p>
-    <w:p>
-      <w:r>
-        <w:rPr>
-          <w:b w:val="0"/>
-          <w:sz w:val="24"/>
-        </w:rPr>
-        <w:t>________________________________________________________________________</w:t>
-      </w:r>
-    </w:p>
-    <w:p>
-      <w:r>
-        <w:rPr>
-          <w:b w:val="0"/>
-          <w:sz w:val="24"/>
-        </w:rPr>
-        <w:t>________________________________________________________________________</w:t>
-      </w:r>
-    </w:p>
-    <w:p>
-      <w:r>
-        <w:rPr>
-          <w:b w:val="0"/>
-          <w:sz w:val="24"/>
-        </w:rPr>
-        <w:t>________________________________________________________________________</w:t>
-      </w:r>
-    </w:p>
-    <w:p/>
-    <w:p>
-      <w:r>
-        <w:rPr>
-          <w:b w:val="0"/>
-          <w:sz w:val="24"/>
-        </w:rPr>
-        <w:t>5. Чем 0.0.0.0:8080 отличается от 127.0.0.1:8080?</w:t>
-      </w:r>
-    </w:p>
-    <w:p>
-      <w:r>
-        <w:rPr>
-          <w:b w:val="0"/>
-          <w:sz w:val="24"/>
-        </w:rPr>
-        <w:t>________________________________________________________________________</w:t>
-      </w:r>
-    </w:p>
-    <w:p>
-      <w:r>
-        <w:rPr>
-          <w:b w:val="0"/>
-          <w:sz w:val="24"/>
-        </w:rPr>
-        <w:t>________________________________________________________________________</w:t>
-      </w:r>
-    </w:p>
-    <w:p>
-      <w:r>
-        <w:rPr>
-          <w:b w:val="0"/>
-          <w:sz w:val="24"/>
-        </w:rPr>
-        <w:t>________________________________________________________________________</w:t>
-      </w:r>
-    </w:p>
-    <w:p/>
-    <w:p>
-      <w:r>
-        <w:rPr>
-          <w:b w:val="0"/>
-          <w:sz w:val="24"/>
-        </w:rPr>
-        <w:t>6. Почему systemctl status не заменяет проверку /health.json?</w:t>
-      </w:r>
-    </w:p>
-    <w:p>
-      <w:r>
-        <w:rPr>
-          <w:b w:val="0"/>
-          <w:sz w:val="24"/>
-        </w:rPr>
-        <w:t>________________________________________________________________________</w:t>
-      </w:r>
-    </w:p>
-    <w:p>
-      <w:r>
-        <w:rPr>
-          <w:b w:val="0"/>
-          <w:sz w:val="24"/>
-        </w:rPr>
-        <w:t>________________________________________________________________________</w:t>
-      </w:r>
-    </w:p>
-    <w:p>
-      <w:r>
-        <w:rPr>
-          <w:b w:val="0"/>
-          <w:sz w:val="24"/>
-        </w:rPr>
-        <w:t>________________________________________________________________________</w:t>
-      </w:r>
-    </w:p>
-    <w:p/>
-    <w:p>
-      <w:r>
-        <w:rPr>
-          <w:b w:val="0"/>
-          <w:sz w:val="24"/>
-        </w:rPr>
-        <w:t>7. Чем проброс порта в VirtualBox удобнее изменения настроек хоста?</w:t>
       </w:r>
     </w:p>
     <w:p>

--- a/docs/4/uifis/reports/UIFIS_practice-9_report-template.docx
+++ b/docs/4/uifis/reports/UIFIS_practice-9_report-template.docx
@@ -4,10 +4,13 @@
   <w:body>
     <w:p>
       <w:pPr>
+        <w:spacing w:line="360" w:lineRule="auto" w:before="0" w:after="0"/>
+        <w:ind w:firstLine="0"/>
         <w:jc w:val="center"/>
       </w:pPr>
       <w:r>
         <w:rPr>
+          <w:rFonts w:ascii="Times New Roman" w:hAnsi="Times New Roman" w:eastAsia="Times New Roman" w:cs="Times New Roman"/>
           <w:b/>
           <w:sz w:val="28"/>
         </w:rPr>
@@ -16,81 +19,129 @@
     </w:p>
     <w:p>
       <w:pPr>
+        <w:spacing w:line="360" w:lineRule="auto" w:before="0" w:after="0"/>
+        <w:ind w:firstLine="0"/>
         <w:jc w:val="center"/>
       </w:pPr>
       <w:r>
         <w:rPr>
+          <w:rFonts w:ascii="Times New Roman" w:hAnsi="Times New Roman" w:eastAsia="Times New Roman" w:cs="Times New Roman"/>
           <w:b/>
-          <w:sz w:val="26"/>
+          <w:sz w:val="28"/>
         </w:rPr>
         <w:t>Отчёт по практической работе 9</w:t>
       </w:r>
     </w:p>
     <w:p>
       <w:pPr>
+        <w:spacing w:line="360" w:lineRule="auto" w:before="0" w:after="0"/>
+        <w:ind w:firstLine="0"/>
         <w:jc w:val="center"/>
       </w:pPr>
       <w:r>
         <w:rPr>
+          <w:rFonts w:ascii="Times New Roman" w:hAnsi="Times New Roman" w:eastAsia="Times New Roman" w:cs="Times New Roman"/>
           <w:b w:val="0"/>
-          <w:sz w:val="24"/>
+          <w:sz w:val="28"/>
         </w:rPr>
         <w:t>Тема: Развёртывание базовой сетевой службы</w:t>
       </w:r>
     </w:p>
     <w:p/>
     <w:p>
+      <w:pPr>
+        <w:spacing w:line="360" w:lineRule="auto" w:before="0" w:after="0"/>
+        <w:ind w:firstLine="0"/>
+        <w:jc w:val="left"/>
+      </w:pPr>
       <w:r>
         <w:rPr>
+          <w:rFonts w:ascii="Times New Roman" w:hAnsi="Times New Roman" w:eastAsia="Times New Roman" w:cs="Times New Roman"/>
           <w:b w:val="0"/>
-          <w:sz w:val="24"/>
+          <w:sz w:val="28"/>
         </w:rPr>
         <w:t>ФИО студента: ______________________________________</w:t>
       </w:r>
     </w:p>
     <w:p>
+      <w:pPr>
+        <w:spacing w:line="360" w:lineRule="auto" w:before="0" w:after="0"/>
+        <w:ind w:firstLine="0"/>
+        <w:jc w:val="left"/>
+      </w:pPr>
       <w:r>
         <w:rPr>
+          <w:rFonts w:ascii="Times New Roman" w:hAnsi="Times New Roman" w:eastAsia="Times New Roman" w:cs="Times New Roman"/>
           <w:b w:val="0"/>
-          <w:sz w:val="24"/>
+          <w:sz w:val="28"/>
         </w:rPr>
         <w:t>Группа: ______________________  Дата: _______________</w:t>
       </w:r>
     </w:p>
     <w:p/>
     <w:p>
+      <w:pPr>
+        <w:pStyle w:val="Heading1"/>
+        <w:keepNext/>
+        <w:keepLines/>
+        <w:spacing w:line="240" w:lineRule="auto" w:before="240" w:after="0"/>
+        <w:ind w:firstLine="0" w:left="0"/>
+        <w:jc w:val="both"/>
+      </w:pPr>
       <w:r>
         <w:rPr>
-          <w:b/>
-          <w:sz w:val="24"/>
+          <w:rFonts w:ascii="Times New Roman" w:hAnsi="Times New Roman" w:eastAsia="Times New Roman" w:cs="Times New Roman"/>
+          <w:b w:val="0"/>
+          <w:sz w:val="28"/>
         </w:rPr>
         <w:t>Цель работы</w:t>
       </w:r>
     </w:p>
     <w:p>
+      <w:pPr>
+        <w:spacing w:line="360" w:lineRule="auto" w:before="0" w:after="0"/>
+        <w:ind w:firstLine="709"/>
+        <w:jc w:val="both"/>
+      </w:pPr>
       <w:r>
         <w:rPr>
+          <w:rFonts w:ascii="Times New Roman" w:hAnsi="Times New Roman" w:eastAsia="Times New Roman" w:cs="Times New Roman"/>
           <w:b w:val="0"/>
-          <w:sz w:val="24"/>
+          <w:sz w:val="28"/>
         </w:rPr>
         <w:t>Развернуть учебную HTTP-службу uifis-web в Ubuntu Server, оформить запуск через systemd, настроить отдельного пользователя, firewall и проброс порта, а затем проверить отказ и восстановление службы.</w:t>
       </w:r>
     </w:p>
     <w:p/>
     <w:p>
+      <w:pPr>
+        <w:pStyle w:val="Heading1"/>
+        <w:keepNext/>
+        <w:keepLines/>
+        <w:spacing w:line="240" w:lineRule="auto" w:before="240" w:after="0"/>
+        <w:ind w:firstLine="0" w:left="0"/>
+        <w:jc w:val="both"/>
+      </w:pPr>
       <w:r>
         <w:rPr>
-          <w:b/>
-          <w:sz w:val="24"/>
+          <w:rFonts w:ascii="Times New Roman" w:hAnsi="Times New Roman" w:eastAsia="Times New Roman" w:cs="Times New Roman"/>
+          <w:b w:val="0"/>
+          <w:sz w:val="28"/>
         </w:rPr>
         <w:t>Ход работы</w:t>
       </w:r>
     </w:p>
     <w:p>
+      <w:pPr>
+        <w:spacing w:line="360" w:lineRule="auto" w:before="0" w:after="0"/>
+        <w:ind w:firstLine="709"/>
+        <w:jc w:val="both"/>
+      </w:pPr>
       <w:r>
         <w:rPr>
+          <w:rFonts w:ascii="Times New Roman" w:hAnsi="Times New Roman" w:eastAsia="Times New Roman" w:cs="Times New Roman"/>
           <w:b/>
-          <w:sz w:val="24"/>
+          <w:sz w:val="28"/>
         </w:rPr>
         <w:t>Схема стенда</w:t>
       </w:r>
@@ -99,6 +150,7 @@
       <w:tblPr>
         <w:tblStyle w:val="TableGrid"/>
         <w:tblW w:type="auto" w:w="0"/>
+        <w:tblLayout w:type="autofit"/>
         <w:tblLook w:firstColumn="1" w:firstRow="1" w:lastColumn="0" w:lastRow="0" w:noHBand="0" w:noVBand="1" w:val="04A0"/>
       </w:tblPr>
       <w:tblGrid>
@@ -111,9 +163,16 @@
             <w:tcW w:type="dxa" w:w="4320"/>
           </w:tcPr>
           <w:p>
+            <w:pPr>
+              <w:spacing w:line="360" w:lineRule="auto" w:before="0" w:after="0"/>
+              <w:ind w:firstLine="0"/>
+              <w:jc w:val="center"/>
+            </w:pPr>
             <w:r>
               <w:rPr>
-                <w:sz w:val="18"/>
+                <w:rFonts w:ascii="Times New Roman" w:hAnsi="Times New Roman" w:eastAsia="Times New Roman" w:cs="Times New Roman"/>
+                <w:b/>
+                <w:sz w:val="22"/>
               </w:rPr>
               <w:t>Элемент</w:t>
             </w:r>
@@ -124,9 +183,16 @@
             <w:tcW w:type="dxa" w:w="4320"/>
           </w:tcPr>
           <w:p>
+            <w:pPr>
+              <w:spacing w:line="360" w:lineRule="auto" w:before="0" w:after="0"/>
+              <w:ind w:firstLine="0"/>
+              <w:jc w:val="center"/>
+            </w:pPr>
             <w:r>
               <w:rPr>
-                <w:sz w:val="18"/>
+                <w:rFonts w:ascii="Times New Roman" w:hAnsi="Times New Roman" w:eastAsia="Times New Roman" w:cs="Times New Roman"/>
+                <w:b/>
+                <w:sz w:val="22"/>
               </w:rPr>
               <w:t>Значение</w:t>
             </w:r>
@@ -139,9 +205,16 @@
             <w:tcW w:type="dxa" w:w="4320"/>
           </w:tcPr>
           <w:p>
+            <w:pPr>
+              <w:spacing w:line="360" w:lineRule="auto" w:before="0" w:after="0"/>
+              <w:ind w:firstLine="0"/>
+              <w:jc w:val="both"/>
+            </w:pPr>
             <w:r>
               <w:rPr>
-                <w:sz w:val="18"/>
+                <w:rFonts w:ascii="Times New Roman" w:hAnsi="Times New Roman" w:eastAsia="Times New Roman" w:cs="Times New Roman"/>
+                <w:b w:val="0"/>
+                <w:sz w:val="22"/>
               </w:rPr>
               <w:t>Рабочий компьютер</w:t>
             </w:r>
@@ -152,9 +225,16 @@
             <w:tcW w:type="dxa" w:w="4320"/>
           </w:tcPr>
           <w:p>
+            <w:pPr>
+              <w:spacing w:line="360" w:lineRule="auto" w:before="0" w:after="0"/>
+              <w:ind w:firstLine="0"/>
+              <w:jc w:val="both"/>
+            </w:pPr>
             <w:r>
               <w:rPr>
-                <w:sz w:val="18"/>
+                <w:rFonts w:ascii="Times New Roman" w:hAnsi="Times New Roman" w:eastAsia="Times New Roman" w:cs="Times New Roman"/>
+                <w:b w:val="0"/>
+                <w:sz w:val="22"/>
               </w:rPr>
               <w:t>Windows, PowerShell, curl.exe</w:t>
             </w:r>
@@ -167,9 +247,16 @@
             <w:tcW w:type="dxa" w:w="4320"/>
           </w:tcPr>
           <w:p>
+            <w:pPr>
+              <w:spacing w:line="360" w:lineRule="auto" w:before="0" w:after="0"/>
+              <w:ind w:firstLine="0"/>
+              <w:jc w:val="both"/>
+            </w:pPr>
             <w:r>
               <w:rPr>
-                <w:sz w:val="18"/>
+                <w:rFonts w:ascii="Times New Roman" w:hAnsi="Times New Roman" w:eastAsia="Times New Roman" w:cs="Times New Roman"/>
+                <w:b w:val="0"/>
+                <w:sz w:val="22"/>
               </w:rPr>
               <w:t>Виртуальная машина</w:t>
             </w:r>
@@ -180,9 +267,16 @@
             <w:tcW w:type="dxa" w:w="4320"/>
           </w:tcPr>
           <w:p>
+            <w:pPr>
+              <w:spacing w:line="360" w:lineRule="auto" w:before="0" w:after="0"/>
+              <w:ind w:firstLine="0"/>
+              <w:jc w:val="both"/>
+            </w:pPr>
             <w:r>
               <w:rPr>
-                <w:sz w:val="18"/>
+                <w:rFonts w:ascii="Times New Roman" w:hAnsi="Times New Roman" w:eastAsia="Times New Roman" w:cs="Times New Roman"/>
+                <w:b w:val="0"/>
+                <w:sz w:val="22"/>
               </w:rPr>
               <w:t>uifis-srv01, Ubuntu Server</w:t>
             </w:r>
@@ -195,9 +289,16 @@
             <w:tcW w:type="dxa" w:w="4320"/>
           </w:tcPr>
           <w:p>
+            <w:pPr>
+              <w:spacing w:line="360" w:lineRule="auto" w:before="0" w:after="0"/>
+              <w:ind w:firstLine="0"/>
+              <w:jc w:val="both"/>
+            </w:pPr>
             <w:r>
               <w:rPr>
-                <w:sz w:val="18"/>
+                <w:rFonts w:ascii="Times New Roman" w:hAnsi="Times New Roman" w:eastAsia="Times New Roman" w:cs="Times New Roman"/>
+                <w:b w:val="0"/>
+                <w:sz w:val="22"/>
               </w:rPr>
               <w:t>Сеть VirtualBox</w:t>
             </w:r>
@@ -208,9 +309,16 @@
             <w:tcW w:type="dxa" w:w="4320"/>
           </w:tcPr>
           <w:p>
+            <w:pPr>
+              <w:spacing w:line="360" w:lineRule="auto" w:before="0" w:after="0"/>
+              <w:ind w:firstLine="0"/>
+              <w:jc w:val="both"/>
+            </w:pPr>
             <w:r>
               <w:rPr>
-                <w:sz w:val="18"/>
+                <w:rFonts w:ascii="Times New Roman" w:hAnsi="Times New Roman" w:eastAsia="Times New Roman" w:cs="Times New Roman"/>
+                <w:b w:val="0"/>
+                <w:sz w:val="22"/>
               </w:rPr>
               <w:t>NAT, адрес гостя 10.0.2.15</w:t>
             </w:r>
@@ -223,9 +331,16 @@
             <w:tcW w:type="dxa" w:w="4320"/>
           </w:tcPr>
           <w:p>
+            <w:pPr>
+              <w:spacing w:line="360" w:lineRule="auto" w:before="0" w:after="0"/>
+              <w:ind w:firstLine="0"/>
+              <w:jc w:val="both"/>
+            </w:pPr>
             <w:r>
               <w:rPr>
-                <w:sz w:val="18"/>
+                <w:rFonts w:ascii="Times New Roman" w:hAnsi="Times New Roman" w:eastAsia="Times New Roman" w:cs="Times New Roman"/>
+                <w:b w:val="0"/>
+                <w:sz w:val="22"/>
               </w:rPr>
               <w:t>SSH</w:t>
             </w:r>
@@ -236,9 +351,16 @@
             <w:tcW w:type="dxa" w:w="4320"/>
           </w:tcPr>
           <w:p>
+            <w:pPr>
+              <w:spacing w:line="360" w:lineRule="auto" w:before="0" w:after="0"/>
+              <w:ind w:firstLine="0"/>
+              <w:jc w:val="both"/>
+            </w:pPr>
             <w:r>
               <w:rPr>
-                <w:sz w:val="18"/>
+                <w:rFonts w:ascii="Times New Roman" w:hAnsi="Times New Roman" w:eastAsia="Times New Roman" w:cs="Times New Roman"/>
+                <w:b w:val="0"/>
+                <w:sz w:val="22"/>
               </w:rPr>
               <w:t>хост 127.0.0.1:2222 → гость 22/tcp</w:t>
             </w:r>
@@ -251,9 +373,16 @@
             <w:tcW w:type="dxa" w:w="4320"/>
           </w:tcPr>
           <w:p>
+            <w:pPr>
+              <w:spacing w:line="360" w:lineRule="auto" w:before="0" w:after="0"/>
+              <w:ind w:firstLine="0"/>
+              <w:jc w:val="both"/>
+            </w:pPr>
             <w:r>
               <w:rPr>
-                <w:sz w:val="18"/>
+                <w:rFonts w:ascii="Times New Roman" w:hAnsi="Times New Roman" w:eastAsia="Times New Roman" w:cs="Times New Roman"/>
+                <w:b w:val="0"/>
+                <w:sz w:val="22"/>
               </w:rPr>
               <w:t>Служба</w:t>
             </w:r>
@@ -264,9 +393,16 @@
             <w:tcW w:type="dxa" w:w="4320"/>
           </w:tcPr>
           <w:p>
+            <w:pPr>
+              <w:spacing w:line="360" w:lineRule="auto" w:before="0" w:after="0"/>
+              <w:ind w:firstLine="0"/>
+              <w:jc w:val="both"/>
+            </w:pPr>
             <w:r>
               <w:rPr>
-                <w:sz w:val="18"/>
+                <w:rFonts w:ascii="Times New Roman" w:hAnsi="Times New Roman" w:eastAsia="Times New Roman" w:cs="Times New Roman"/>
+                <w:b w:val="0"/>
+                <w:sz w:val="22"/>
               </w:rPr>
               <w:t>uifis-web, HTTP, 0.0.0.0:8080</w:t>
             </w:r>
@@ -279,9 +415,16 @@
             <w:tcW w:type="dxa" w:w="4320"/>
           </w:tcPr>
           <w:p>
+            <w:pPr>
+              <w:spacing w:line="360" w:lineRule="auto" w:before="0" w:after="0"/>
+              <w:ind w:firstLine="0"/>
+              <w:jc w:val="both"/>
+            </w:pPr>
             <w:r>
               <w:rPr>
-                <w:sz w:val="18"/>
+                <w:rFonts w:ascii="Times New Roman" w:hAnsi="Times New Roman" w:eastAsia="Times New Roman" w:cs="Times New Roman"/>
+                <w:b w:val="0"/>
+                <w:sz w:val="22"/>
               </w:rPr>
               <w:t>Проброс порта</w:t>
             </w:r>
@@ -292,9 +435,16 @@
             <w:tcW w:type="dxa" w:w="4320"/>
           </w:tcPr>
           <w:p>
+            <w:pPr>
+              <w:spacing w:line="360" w:lineRule="auto" w:before="0" w:after="0"/>
+              <w:ind w:firstLine="0"/>
+              <w:jc w:val="both"/>
+            </w:pPr>
             <w:r>
               <w:rPr>
-                <w:sz w:val="18"/>
+                <w:rFonts w:ascii="Times New Roman" w:hAnsi="Times New Roman" w:eastAsia="Times New Roman" w:cs="Times New Roman"/>
+                <w:b w:val="0"/>
+                <w:sz w:val="22"/>
               </w:rPr>
               <w:t>хост 127.0.0.1:8080 → гость 8080/tcp</w:t>
             </w:r>
@@ -307,9 +457,16 @@
             <w:tcW w:type="dxa" w:w="4320"/>
           </w:tcPr>
           <w:p>
+            <w:pPr>
+              <w:spacing w:line="360" w:lineRule="auto" w:before="0" w:after="0"/>
+              <w:ind w:firstLine="0"/>
+              <w:jc w:val="both"/>
+            </w:pPr>
             <w:r>
               <w:rPr>
-                <w:sz w:val="18"/>
+                <w:rFonts w:ascii="Times New Roman" w:hAnsi="Times New Roman" w:eastAsia="Times New Roman" w:cs="Times New Roman"/>
+                <w:b w:val="0"/>
+                <w:sz w:val="22"/>
               </w:rPr>
               <w:t>Пользователь службы</w:t>
             </w:r>
@@ -320,9 +477,16 @@
             <w:tcW w:type="dxa" w:w="4320"/>
           </w:tcPr>
           <w:p>
+            <w:pPr>
+              <w:spacing w:line="360" w:lineRule="auto" w:before="0" w:after="0"/>
+              <w:ind w:firstLine="0"/>
+              <w:jc w:val="both"/>
+            </w:pPr>
             <w:r>
               <w:rPr>
-                <w:sz w:val="18"/>
+                <w:rFonts w:ascii="Times New Roman" w:hAnsi="Times New Roman" w:eastAsia="Times New Roman" w:cs="Times New Roman"/>
+                <w:b w:val="0"/>
+                <w:sz w:val="22"/>
               </w:rPr>
               <w:t>uifis, без интерактивного входа</w:t>
             </w:r>
@@ -335,9 +499,16 @@
             <w:tcW w:type="dxa" w:w="4320"/>
           </w:tcPr>
           <w:p>
+            <w:pPr>
+              <w:spacing w:line="360" w:lineRule="auto" w:before="0" w:after="0"/>
+              <w:ind w:firstLine="0"/>
+              <w:jc w:val="both"/>
+            </w:pPr>
             <w:r>
               <w:rPr>
-                <w:sz w:val="18"/>
+                <w:rFonts w:ascii="Times New Roman" w:hAnsi="Times New Roman" w:eastAsia="Times New Roman" w:cs="Times New Roman"/>
+                <w:b w:val="0"/>
+                <w:sz w:val="22"/>
               </w:rPr>
               <w:t>Каталог службы</w:t>
             </w:r>
@@ -348,9 +519,16 @@
             <w:tcW w:type="dxa" w:w="4320"/>
           </w:tcPr>
           <w:p>
+            <w:pPr>
+              <w:spacing w:line="360" w:lineRule="auto" w:before="0" w:after="0"/>
+              <w:ind w:firstLine="0"/>
+              <w:jc w:val="both"/>
+            </w:pPr>
             <w:r>
               <w:rPr>
-                <w:sz w:val="18"/>
+                <w:rFonts w:ascii="Times New Roman" w:hAnsi="Times New Roman" w:eastAsia="Times New Roman" w:cs="Times New Roman"/>
+                <w:b w:val="0"/>
+                <w:sz w:val="22"/>
               </w:rPr>
               <w:t>/srv/uifis-web</w:t>
             </w:r>
@@ -361,22 +539,31 @@
     <w:p/>
     <w:p>
       <w:pPr>
+        <w:spacing w:line="360" w:lineRule="auto" w:before="0" w:after="0"/>
+        <w:ind w:firstLine="0"/>
         <w:jc w:val="center"/>
       </w:pPr>
       <w:r>
         <w:rPr>
+          <w:rFonts w:ascii="Times New Roman" w:hAnsi="Times New Roman" w:eastAsia="Times New Roman" w:cs="Times New Roman"/>
           <w:i/>
-          <w:sz w:val="22"/>
+          <w:sz w:val="28"/>
         </w:rPr>
         <w:t>[ Вставьте схему стенда: хост, VirtualBox NAT, проброс порта, служба ]</w:t>
       </w:r>
     </w:p>
     <w:p/>
     <w:p>
+      <w:pPr>
+        <w:spacing w:line="360" w:lineRule="auto" w:before="0" w:after="0"/>
+        <w:ind w:firstLine="709"/>
+        <w:jc w:val="both"/>
+      </w:pPr>
       <w:r>
         <w:rPr>
+          <w:rFonts w:ascii="Times New Roman" w:hAnsi="Times New Roman" w:eastAsia="Times New Roman" w:cs="Times New Roman"/>
           <w:b/>
-          <w:sz w:val="24"/>
+          <w:sz w:val="28"/>
         </w:rPr>
         <w:t>Контракт службы</w:t>
       </w:r>
@@ -385,6 +572,7 @@
       <w:tblPr>
         <w:tblStyle w:val="TableGrid"/>
         <w:tblW w:type="auto" w:w="0"/>
+        <w:tblLayout w:type="autofit"/>
         <w:tblLook w:firstColumn="1" w:firstRow="1" w:lastColumn="0" w:lastRow="0" w:noHBand="0" w:noVBand="1" w:val="04A0"/>
       </w:tblPr>
       <w:tblGrid>
@@ -401,9 +589,16 @@
             <w:tcW w:type="dxa" w:w="1440"/>
           </w:tcPr>
           <w:p>
+            <w:pPr>
+              <w:spacing w:line="360" w:lineRule="auto" w:before="0" w:after="0"/>
+              <w:ind w:firstLine="0"/>
+              <w:jc w:val="center"/>
+            </w:pPr>
             <w:r>
               <w:rPr>
-                <w:sz w:val="16"/>
+                <w:rFonts w:ascii="Times New Roman" w:hAnsi="Times New Roman" w:eastAsia="Times New Roman" w:cs="Times New Roman"/>
+                <w:b/>
+                <w:sz w:val="22"/>
               </w:rPr>
               <w:t>Метод</w:t>
             </w:r>
@@ -414,9 +609,16 @@
             <w:tcW w:type="dxa" w:w="1440"/>
           </w:tcPr>
           <w:p>
+            <w:pPr>
+              <w:spacing w:line="360" w:lineRule="auto" w:before="0" w:after="0"/>
+              <w:ind w:firstLine="0"/>
+              <w:jc w:val="center"/>
+            </w:pPr>
             <w:r>
               <w:rPr>
-                <w:sz w:val="16"/>
+                <w:rFonts w:ascii="Times New Roman" w:hAnsi="Times New Roman" w:eastAsia="Times New Roman" w:cs="Times New Roman"/>
+                <w:b/>
+                <w:sz w:val="22"/>
               </w:rPr>
               <w:t>Путь</w:t>
             </w:r>
@@ -427,9 +629,16 @@
             <w:tcW w:type="dxa" w:w="1440"/>
           </w:tcPr>
           <w:p>
+            <w:pPr>
+              <w:spacing w:line="360" w:lineRule="auto" w:before="0" w:after="0"/>
+              <w:ind w:firstLine="0"/>
+              <w:jc w:val="center"/>
+            </w:pPr>
             <w:r>
               <w:rPr>
-                <w:sz w:val="16"/>
+                <w:rFonts w:ascii="Times New Roman" w:hAnsi="Times New Roman" w:eastAsia="Times New Roman" w:cs="Times New Roman"/>
+                <w:b/>
+                <w:sz w:val="22"/>
               </w:rPr>
               <w:t>Код</w:t>
             </w:r>
@@ -440,9 +649,16 @@
             <w:tcW w:type="dxa" w:w="1440"/>
           </w:tcPr>
           <w:p>
+            <w:pPr>
+              <w:spacing w:line="360" w:lineRule="auto" w:before="0" w:after="0"/>
+              <w:ind w:firstLine="0"/>
+              <w:jc w:val="center"/>
+            </w:pPr>
             <w:r>
               <w:rPr>
-                <w:sz w:val="16"/>
+                <w:rFonts w:ascii="Times New Roman" w:hAnsi="Times New Roman" w:eastAsia="Times New Roman" w:cs="Times New Roman"/>
+                <w:b/>
+                <w:sz w:val="22"/>
               </w:rPr>
               <w:t>Тип ответа</w:t>
             </w:r>
@@ -453,9 +669,16 @@
             <w:tcW w:type="dxa" w:w="1440"/>
           </w:tcPr>
           <w:p>
+            <w:pPr>
+              <w:spacing w:line="360" w:lineRule="auto" w:before="0" w:after="0"/>
+              <w:ind w:firstLine="0"/>
+              <w:jc w:val="center"/>
+            </w:pPr>
             <w:r>
               <w:rPr>
-                <w:sz w:val="16"/>
+                <w:rFonts w:ascii="Times New Roman" w:hAnsi="Times New Roman" w:eastAsia="Times New Roman" w:cs="Times New Roman"/>
+                <w:b/>
+                <w:sz w:val="22"/>
               </w:rPr>
               <w:t>Назначение</w:t>
             </w:r>
@@ -466,9 +689,16 @@
             <w:tcW w:type="dxa" w:w="1440"/>
           </w:tcPr>
           <w:p>
+            <w:pPr>
+              <w:spacing w:line="360" w:lineRule="auto" w:before="0" w:after="0"/>
+              <w:ind w:firstLine="0"/>
+              <w:jc w:val="center"/>
+            </w:pPr>
             <w:r>
               <w:rPr>
-                <w:sz w:val="16"/>
+                <w:rFonts w:ascii="Times New Roman" w:hAnsi="Times New Roman" w:eastAsia="Times New Roman" w:cs="Times New Roman"/>
+                <w:b/>
+                <w:sz w:val="22"/>
               </w:rPr>
               <w:t>Факт</w:t>
             </w:r>
@@ -481,9 +711,16 @@
             <w:tcW w:type="dxa" w:w="1440"/>
           </w:tcPr>
           <w:p>
+            <w:pPr>
+              <w:spacing w:line="360" w:lineRule="auto" w:before="0" w:after="0"/>
+              <w:ind w:firstLine="0"/>
+              <w:jc w:val="both"/>
+            </w:pPr>
             <w:r>
               <w:rPr>
-                <w:sz w:val="16"/>
+                <w:rFonts w:ascii="Times New Roman" w:hAnsi="Times New Roman" w:eastAsia="Times New Roman" w:cs="Times New Roman"/>
+                <w:b w:val="0"/>
+                <w:sz w:val="22"/>
               </w:rPr>
               <w:t>GET</w:t>
             </w:r>
@@ -494,9 +731,16 @@
             <w:tcW w:type="dxa" w:w="1440"/>
           </w:tcPr>
           <w:p>
+            <w:pPr>
+              <w:spacing w:line="360" w:lineRule="auto" w:before="0" w:after="0"/>
+              <w:ind w:firstLine="0"/>
+              <w:jc w:val="both"/>
+            </w:pPr>
             <w:r>
               <w:rPr>
-                <w:sz w:val="16"/>
+                <w:rFonts w:ascii="Times New Roman" w:hAnsi="Times New Roman" w:eastAsia="Times New Roman" w:cs="Times New Roman"/>
+                <w:b w:val="0"/>
+                <w:sz w:val="22"/>
               </w:rPr>
               <w:t>/</w:t>
             </w:r>
@@ -507,9 +751,16 @@
             <w:tcW w:type="dxa" w:w="1440"/>
           </w:tcPr>
           <w:p>
+            <w:pPr>
+              <w:spacing w:line="360" w:lineRule="auto" w:before="0" w:after="0"/>
+              <w:ind w:firstLine="0"/>
+              <w:jc w:val="both"/>
+            </w:pPr>
             <w:r>
               <w:rPr>
-                <w:sz w:val="16"/>
+                <w:rFonts w:ascii="Times New Roman" w:hAnsi="Times New Roman" w:eastAsia="Times New Roman" w:cs="Times New Roman"/>
+                <w:b w:val="0"/>
+                <w:sz w:val="22"/>
               </w:rPr>
               <w:t>200</w:t>
             </w:r>
@@ -520,9 +771,16 @@
             <w:tcW w:type="dxa" w:w="1440"/>
           </w:tcPr>
           <w:p>
+            <w:pPr>
+              <w:spacing w:line="360" w:lineRule="auto" w:before="0" w:after="0"/>
+              <w:ind w:firstLine="0"/>
+              <w:jc w:val="both"/>
+            </w:pPr>
             <w:r>
               <w:rPr>
-                <w:sz w:val="16"/>
+                <w:rFonts w:ascii="Times New Roman" w:hAnsi="Times New Roman" w:eastAsia="Times New Roman" w:cs="Times New Roman"/>
+                <w:b w:val="0"/>
+                <w:sz w:val="22"/>
               </w:rPr>
               <w:t>text/html</w:t>
             </w:r>
@@ -533,9 +791,16 @@
             <w:tcW w:type="dxa" w:w="1440"/>
           </w:tcPr>
           <w:p>
+            <w:pPr>
+              <w:spacing w:line="360" w:lineRule="auto" w:before="0" w:after="0"/>
+              <w:ind w:firstLine="0"/>
+              <w:jc w:val="both"/>
+            </w:pPr>
             <w:r>
               <w:rPr>
-                <w:sz w:val="16"/>
+                <w:rFonts w:ascii="Times New Roman" w:hAnsi="Times New Roman" w:eastAsia="Times New Roman" w:cs="Times New Roman"/>
+                <w:b w:val="0"/>
+                <w:sz w:val="22"/>
               </w:rPr>
               <w:t>Главная страница службы</w:t>
             </w:r>
@@ -546,9 +811,16 @@
             <w:tcW w:type="dxa" w:w="1440"/>
           </w:tcPr>
           <w:p>
+            <w:pPr>
+              <w:spacing w:line="360" w:lineRule="auto" w:before="0" w:after="0"/>
+              <w:ind w:firstLine="0"/>
+              <w:jc w:val="both"/>
+            </w:pPr>
             <w:r>
               <w:rPr>
-                <w:sz w:val="16"/>
+                <w:rFonts w:ascii="Times New Roman" w:hAnsi="Times New Roman" w:eastAsia="Times New Roman" w:cs="Times New Roman"/>
+                <w:b w:val="0"/>
+                <w:sz w:val="22"/>
               </w:rPr>
             </w:r>
           </w:p>
@@ -560,9 +832,16 @@
             <w:tcW w:type="dxa" w:w="1440"/>
           </w:tcPr>
           <w:p>
+            <w:pPr>
+              <w:spacing w:line="360" w:lineRule="auto" w:before="0" w:after="0"/>
+              <w:ind w:firstLine="0"/>
+              <w:jc w:val="both"/>
+            </w:pPr>
             <w:r>
               <w:rPr>
-                <w:sz w:val="16"/>
+                <w:rFonts w:ascii="Times New Roman" w:hAnsi="Times New Roman" w:eastAsia="Times New Roman" w:cs="Times New Roman"/>
+                <w:b w:val="0"/>
+                <w:sz w:val="22"/>
               </w:rPr>
               <w:t>GET</w:t>
             </w:r>
@@ -573,9 +852,16 @@
             <w:tcW w:type="dxa" w:w="1440"/>
           </w:tcPr>
           <w:p>
+            <w:pPr>
+              <w:spacing w:line="360" w:lineRule="auto" w:before="0" w:after="0"/>
+              <w:ind w:firstLine="0"/>
+              <w:jc w:val="both"/>
+            </w:pPr>
             <w:r>
               <w:rPr>
-                <w:sz w:val="16"/>
+                <w:rFonts w:ascii="Times New Roman" w:hAnsi="Times New Roman" w:eastAsia="Times New Roman" w:cs="Times New Roman"/>
+                <w:b w:val="0"/>
+                <w:sz w:val="22"/>
               </w:rPr>
               <w:t>/health.json</w:t>
             </w:r>
@@ -586,9 +872,16 @@
             <w:tcW w:type="dxa" w:w="1440"/>
           </w:tcPr>
           <w:p>
+            <w:pPr>
+              <w:spacing w:line="360" w:lineRule="auto" w:before="0" w:after="0"/>
+              <w:ind w:firstLine="0"/>
+              <w:jc w:val="both"/>
+            </w:pPr>
             <w:r>
               <w:rPr>
-                <w:sz w:val="16"/>
+                <w:rFonts w:ascii="Times New Roman" w:hAnsi="Times New Roman" w:eastAsia="Times New Roman" w:cs="Times New Roman"/>
+                <w:b w:val="0"/>
+                <w:sz w:val="22"/>
               </w:rPr>
               <w:t>200</w:t>
             </w:r>
@@ -599,9 +892,16 @@
             <w:tcW w:type="dxa" w:w="1440"/>
           </w:tcPr>
           <w:p>
+            <w:pPr>
+              <w:spacing w:line="360" w:lineRule="auto" w:before="0" w:after="0"/>
+              <w:ind w:firstLine="0"/>
+              <w:jc w:val="both"/>
+            </w:pPr>
             <w:r>
               <w:rPr>
-                <w:sz w:val="16"/>
+                <w:rFonts w:ascii="Times New Roman" w:hAnsi="Times New Roman" w:eastAsia="Times New Roman" w:cs="Times New Roman"/>
+                <w:b w:val="0"/>
+                <w:sz w:val="22"/>
               </w:rPr>
               <w:t>application/json</w:t>
             </w:r>
@@ -612,9 +912,16 @@
             <w:tcW w:type="dxa" w:w="1440"/>
           </w:tcPr>
           <w:p>
+            <w:pPr>
+              <w:spacing w:line="360" w:lineRule="auto" w:before="0" w:after="0"/>
+              <w:ind w:firstLine="0"/>
+              <w:jc w:val="both"/>
+            </w:pPr>
             <w:r>
               <w:rPr>
-                <w:sz w:val="16"/>
+                <w:rFonts w:ascii="Times New Roman" w:hAnsi="Times New Roman" w:eastAsia="Times New Roman" w:cs="Times New Roman"/>
+                <w:b w:val="0"/>
+                <w:sz w:val="22"/>
               </w:rPr>
               <w:t>Состояние и время работы</w:t>
             </w:r>
@@ -625,9 +932,16 @@
             <w:tcW w:type="dxa" w:w="1440"/>
           </w:tcPr>
           <w:p>
+            <w:pPr>
+              <w:spacing w:line="360" w:lineRule="auto" w:before="0" w:after="0"/>
+              <w:ind w:firstLine="0"/>
+              <w:jc w:val="both"/>
+            </w:pPr>
             <w:r>
               <w:rPr>
-                <w:sz w:val="16"/>
+                <w:rFonts w:ascii="Times New Roman" w:hAnsi="Times New Roman" w:eastAsia="Times New Roman" w:cs="Times New Roman"/>
+                <w:b w:val="0"/>
+                <w:sz w:val="22"/>
               </w:rPr>
             </w:r>
           </w:p>
@@ -639,9 +953,16 @@
             <w:tcW w:type="dxa" w:w="1440"/>
           </w:tcPr>
           <w:p>
+            <w:pPr>
+              <w:spacing w:line="360" w:lineRule="auto" w:before="0" w:after="0"/>
+              <w:ind w:firstLine="0"/>
+              <w:jc w:val="both"/>
+            </w:pPr>
             <w:r>
               <w:rPr>
-                <w:sz w:val="16"/>
+                <w:rFonts w:ascii="Times New Roman" w:hAnsi="Times New Roman" w:eastAsia="Times New Roman" w:cs="Times New Roman"/>
+                <w:b w:val="0"/>
+                <w:sz w:val="22"/>
               </w:rPr>
               <w:t>GET</w:t>
             </w:r>
@@ -652,9 +973,16 @@
             <w:tcW w:type="dxa" w:w="1440"/>
           </w:tcPr>
           <w:p>
+            <w:pPr>
+              <w:spacing w:line="360" w:lineRule="auto" w:before="0" w:after="0"/>
+              <w:ind w:firstLine="0"/>
+              <w:jc w:val="both"/>
+            </w:pPr>
             <w:r>
               <w:rPr>
-                <w:sz w:val="16"/>
+                <w:rFonts w:ascii="Times New Roman" w:hAnsi="Times New Roman" w:eastAsia="Times New Roman" w:cs="Times New Roman"/>
+                <w:b w:val="0"/>
+                <w:sz w:val="22"/>
               </w:rPr>
               <w:t>/api/services</w:t>
             </w:r>
@@ -665,9 +993,16 @@
             <w:tcW w:type="dxa" w:w="1440"/>
           </w:tcPr>
           <w:p>
+            <w:pPr>
+              <w:spacing w:line="360" w:lineRule="auto" w:before="0" w:after="0"/>
+              <w:ind w:firstLine="0"/>
+              <w:jc w:val="both"/>
+            </w:pPr>
             <w:r>
               <w:rPr>
-                <w:sz w:val="16"/>
+                <w:rFonts w:ascii="Times New Roman" w:hAnsi="Times New Roman" w:eastAsia="Times New Roman" w:cs="Times New Roman"/>
+                <w:b w:val="0"/>
+                <w:sz w:val="22"/>
               </w:rPr>
               <w:t>200</w:t>
             </w:r>
@@ -678,9 +1013,16 @@
             <w:tcW w:type="dxa" w:w="1440"/>
           </w:tcPr>
           <w:p>
+            <w:pPr>
+              <w:spacing w:line="360" w:lineRule="auto" w:before="0" w:after="0"/>
+              <w:ind w:firstLine="0"/>
+              <w:jc w:val="both"/>
+            </w:pPr>
             <w:r>
               <w:rPr>
-                <w:sz w:val="16"/>
+                <w:rFonts w:ascii="Times New Roman" w:hAnsi="Times New Roman" w:eastAsia="Times New Roman" w:cs="Times New Roman"/>
+                <w:b w:val="0"/>
+                <w:sz w:val="22"/>
               </w:rPr>
               <w:t>application/json</w:t>
             </w:r>
@@ -691,9 +1033,16 @@
             <w:tcW w:type="dxa" w:w="1440"/>
           </w:tcPr>
           <w:p>
+            <w:pPr>
+              <w:spacing w:line="360" w:lineRule="auto" w:before="0" w:after="0"/>
+              <w:ind w:firstLine="0"/>
+              <w:jc w:val="both"/>
+            </w:pPr>
             <w:r>
               <w:rPr>
-                <w:sz w:val="16"/>
+                <w:rFonts w:ascii="Times New Roman" w:hAnsi="Times New Roman" w:eastAsia="Times New Roman" w:cs="Times New Roman"/>
+                <w:b w:val="0"/>
+                <w:sz w:val="22"/>
               </w:rPr>
               <w:t>Каталог сетевых служб</w:t>
             </w:r>
@@ -704,9 +1053,16 @@
             <w:tcW w:type="dxa" w:w="1440"/>
           </w:tcPr>
           <w:p>
+            <w:pPr>
+              <w:spacing w:line="360" w:lineRule="auto" w:before="0" w:after="0"/>
+              <w:ind w:firstLine="0"/>
+              <w:jc w:val="both"/>
+            </w:pPr>
             <w:r>
               <w:rPr>
-                <w:sz w:val="16"/>
+                <w:rFonts w:ascii="Times New Roman" w:hAnsi="Times New Roman" w:eastAsia="Times New Roman" w:cs="Times New Roman"/>
+                <w:b w:val="0"/>
+                <w:sz w:val="22"/>
               </w:rPr>
             </w:r>
           </w:p>
@@ -718,9 +1074,16 @@
             <w:tcW w:type="dxa" w:w="1440"/>
           </w:tcPr>
           <w:p>
+            <w:pPr>
+              <w:spacing w:line="360" w:lineRule="auto" w:before="0" w:after="0"/>
+              <w:ind w:firstLine="0"/>
+              <w:jc w:val="both"/>
+            </w:pPr>
             <w:r>
               <w:rPr>
-                <w:sz w:val="16"/>
+                <w:rFonts w:ascii="Times New Roman" w:hAnsi="Times New Roman" w:eastAsia="Times New Roman" w:cs="Times New Roman"/>
+                <w:b w:val="0"/>
+                <w:sz w:val="22"/>
               </w:rPr>
               <w:t>GET</w:t>
             </w:r>
@@ -731,9 +1094,16 @@
             <w:tcW w:type="dxa" w:w="1440"/>
           </w:tcPr>
           <w:p>
+            <w:pPr>
+              <w:spacing w:line="360" w:lineRule="auto" w:before="0" w:after="0"/>
+              <w:ind w:firstLine="0"/>
+              <w:jc w:val="both"/>
+            </w:pPr>
             <w:r>
               <w:rPr>
-                <w:sz w:val="16"/>
+                <w:rFonts w:ascii="Times New Roman" w:hAnsi="Times New Roman" w:eastAsia="Times New Roman" w:cs="Times New Roman"/>
+                <w:b w:val="0"/>
+                <w:sz w:val="22"/>
               </w:rPr>
               <w:t>/missing</w:t>
             </w:r>
@@ -744,9 +1114,16 @@
             <w:tcW w:type="dxa" w:w="1440"/>
           </w:tcPr>
           <w:p>
+            <w:pPr>
+              <w:spacing w:line="360" w:lineRule="auto" w:before="0" w:after="0"/>
+              <w:ind w:firstLine="0"/>
+              <w:jc w:val="both"/>
+            </w:pPr>
             <w:r>
               <w:rPr>
-                <w:sz w:val="16"/>
+                <w:rFonts w:ascii="Times New Roman" w:hAnsi="Times New Roman" w:eastAsia="Times New Roman" w:cs="Times New Roman"/>
+                <w:b w:val="0"/>
+                <w:sz w:val="22"/>
               </w:rPr>
               <w:t>404</w:t>
             </w:r>
@@ -757,9 +1134,16 @@
             <w:tcW w:type="dxa" w:w="1440"/>
           </w:tcPr>
           <w:p>
+            <w:pPr>
+              <w:spacing w:line="360" w:lineRule="auto" w:before="0" w:after="0"/>
+              <w:ind w:firstLine="0"/>
+              <w:jc w:val="both"/>
+            </w:pPr>
             <w:r>
               <w:rPr>
-                <w:sz w:val="16"/>
+                <w:rFonts w:ascii="Times New Roman" w:hAnsi="Times New Roman" w:eastAsia="Times New Roman" w:cs="Times New Roman"/>
+                <w:b w:val="0"/>
+                <w:sz w:val="22"/>
               </w:rPr>
               <w:t>application/json</w:t>
             </w:r>
@@ -770,9 +1154,16 @@
             <w:tcW w:type="dxa" w:w="1440"/>
           </w:tcPr>
           <w:p>
+            <w:pPr>
+              <w:spacing w:line="360" w:lineRule="auto" w:before="0" w:after="0"/>
+              <w:ind w:firstLine="0"/>
+              <w:jc w:val="both"/>
+            </w:pPr>
             <w:r>
               <w:rPr>
-                <w:sz w:val="16"/>
+                <w:rFonts w:ascii="Times New Roman" w:hAnsi="Times New Roman" w:eastAsia="Times New Roman" w:cs="Times New Roman"/>
+                <w:b w:val="0"/>
+                <w:sz w:val="22"/>
               </w:rPr>
               <w:t>Ошибка для неизвестного пути</w:t>
             </w:r>
@@ -783,9 +1174,16 @@
             <w:tcW w:type="dxa" w:w="1440"/>
           </w:tcPr>
           <w:p>
+            <w:pPr>
+              <w:spacing w:line="360" w:lineRule="auto" w:before="0" w:after="0"/>
+              <w:ind w:firstLine="0"/>
+              <w:jc w:val="both"/>
+            </w:pPr>
             <w:r>
               <w:rPr>
-                <w:sz w:val="16"/>
+                <w:rFonts w:ascii="Times New Roman" w:hAnsi="Times New Roman" w:eastAsia="Times New Roman" w:cs="Times New Roman"/>
+                <w:b w:val="0"/>
+                <w:sz w:val="22"/>
               </w:rPr>
             </w:r>
           </w:p>
@@ -797,9 +1195,16 @@
             <w:tcW w:type="dxa" w:w="1440"/>
           </w:tcPr>
           <w:p>
+            <w:pPr>
+              <w:spacing w:line="360" w:lineRule="auto" w:before="0" w:after="0"/>
+              <w:ind w:firstLine="0"/>
+              <w:jc w:val="both"/>
+            </w:pPr>
             <w:r>
               <w:rPr>
-                <w:sz w:val="16"/>
+                <w:rFonts w:ascii="Times New Roman" w:hAnsi="Times New Roman" w:eastAsia="Times New Roman" w:cs="Times New Roman"/>
+                <w:b w:val="0"/>
+                <w:sz w:val="22"/>
               </w:rPr>
               <w:t>HEAD</w:t>
             </w:r>
@@ -810,9 +1215,16 @@
             <w:tcW w:type="dxa" w:w="1440"/>
           </w:tcPr>
           <w:p>
+            <w:pPr>
+              <w:spacing w:line="360" w:lineRule="auto" w:before="0" w:after="0"/>
+              <w:ind w:firstLine="0"/>
+              <w:jc w:val="both"/>
+            </w:pPr>
             <w:r>
               <w:rPr>
-                <w:sz w:val="16"/>
+                <w:rFonts w:ascii="Times New Roman" w:hAnsi="Times New Roman" w:eastAsia="Times New Roman" w:cs="Times New Roman"/>
+                <w:b w:val="0"/>
+                <w:sz w:val="22"/>
               </w:rPr>
               <w:t>/health.json</w:t>
             </w:r>
@@ -823,9 +1235,16 @@
             <w:tcW w:type="dxa" w:w="1440"/>
           </w:tcPr>
           <w:p>
+            <w:pPr>
+              <w:spacing w:line="360" w:lineRule="auto" w:before="0" w:after="0"/>
+              <w:ind w:firstLine="0"/>
+              <w:jc w:val="both"/>
+            </w:pPr>
             <w:r>
               <w:rPr>
-                <w:sz w:val="16"/>
+                <w:rFonts w:ascii="Times New Roman" w:hAnsi="Times New Roman" w:eastAsia="Times New Roman" w:cs="Times New Roman"/>
+                <w:b w:val="0"/>
+                <w:sz w:val="22"/>
               </w:rPr>
               <w:t>200</w:t>
             </w:r>
@@ -836,9 +1255,16 @@
             <w:tcW w:type="dxa" w:w="1440"/>
           </w:tcPr>
           <w:p>
+            <w:pPr>
+              <w:spacing w:line="360" w:lineRule="auto" w:before="0" w:after="0"/>
+              <w:ind w:firstLine="0"/>
+              <w:jc w:val="both"/>
+            </w:pPr>
             <w:r>
               <w:rPr>
-                <w:sz w:val="16"/>
+                <w:rFonts w:ascii="Times New Roman" w:hAnsi="Times New Roman" w:eastAsia="Times New Roman" w:cs="Times New Roman"/>
+                <w:b w:val="0"/>
+                <w:sz w:val="22"/>
               </w:rPr>
               <w:t>без тела</w:t>
             </w:r>
@@ -849,9 +1275,16 @@
             <w:tcW w:type="dxa" w:w="1440"/>
           </w:tcPr>
           <w:p>
+            <w:pPr>
+              <w:spacing w:line="360" w:lineRule="auto" w:before="0" w:after="0"/>
+              <w:ind w:firstLine="0"/>
+              <w:jc w:val="both"/>
+            </w:pPr>
             <w:r>
               <w:rPr>
-                <w:sz w:val="16"/>
+                <w:rFonts w:ascii="Times New Roman" w:hAnsi="Times New Roman" w:eastAsia="Times New Roman" w:cs="Times New Roman"/>
+                <w:b w:val="0"/>
+                <w:sz w:val="22"/>
               </w:rPr>
               <w:t>Проверка заголовков</w:t>
             </w:r>
@@ -862,9 +1295,16 @@
             <w:tcW w:type="dxa" w:w="1440"/>
           </w:tcPr>
           <w:p>
+            <w:pPr>
+              <w:spacing w:line="360" w:lineRule="auto" w:before="0" w:after="0"/>
+              <w:ind w:firstLine="0"/>
+              <w:jc w:val="both"/>
+            </w:pPr>
             <w:r>
               <w:rPr>
-                <w:sz w:val="16"/>
+                <w:rFonts w:ascii="Times New Roman" w:hAnsi="Times New Roman" w:eastAsia="Times New Roman" w:cs="Times New Roman"/>
+                <w:b w:val="0"/>
+                <w:sz w:val="22"/>
               </w:rPr>
             </w:r>
           </w:p>
@@ -873,10 +1313,16 @@
     </w:tbl>
     <w:p/>
     <w:p>
+      <w:pPr>
+        <w:spacing w:line="360" w:lineRule="auto" w:before="0" w:after="0"/>
+        <w:ind w:firstLine="709"/>
+        <w:jc w:val="both"/>
+      </w:pPr>
       <w:r>
         <w:rPr>
+          <w:rFonts w:ascii="Times New Roman" w:hAnsi="Times New Roman" w:eastAsia="Times New Roman" w:cs="Times New Roman"/>
           <w:b/>
-          <w:sz w:val="24"/>
+          <w:sz w:val="28"/>
         </w:rPr>
         <w:t>Параметры развёртывания</w:t>
       </w:r>
@@ -885,6 +1331,7 @@
       <w:tblPr>
         <w:tblStyle w:val="TableGrid"/>
         <w:tblW w:type="auto" w:w="0"/>
+        <w:tblLayout w:type="autofit"/>
         <w:tblLook w:firstColumn="1" w:firstRow="1" w:lastColumn="0" w:lastRow="0" w:noHBand="0" w:noVBand="1" w:val="04A0"/>
       </w:tblPr>
       <w:tblGrid>
@@ -898,9 +1345,16 @@
             <w:tcW w:type="dxa" w:w="2880"/>
           </w:tcPr>
           <w:p>
+            <w:pPr>
+              <w:spacing w:line="360" w:lineRule="auto" w:before="0" w:after="0"/>
+              <w:ind w:firstLine="0"/>
+              <w:jc w:val="center"/>
+            </w:pPr>
             <w:r>
               <w:rPr>
-                <w:sz w:val="18"/>
+                <w:rFonts w:ascii="Times New Roman" w:hAnsi="Times New Roman" w:eastAsia="Times New Roman" w:cs="Times New Roman"/>
+                <w:b/>
+                <w:sz w:val="22"/>
               </w:rPr>
               <w:t>Параметр</w:t>
             </w:r>
@@ -911,9 +1365,16 @@
             <w:tcW w:type="dxa" w:w="2880"/>
           </w:tcPr>
           <w:p>
+            <w:pPr>
+              <w:spacing w:line="360" w:lineRule="auto" w:before="0" w:after="0"/>
+              <w:ind w:firstLine="0"/>
+              <w:jc w:val="center"/>
+            </w:pPr>
             <w:r>
               <w:rPr>
-                <w:sz w:val="18"/>
+                <w:rFonts w:ascii="Times New Roman" w:hAnsi="Times New Roman" w:eastAsia="Times New Roman" w:cs="Times New Roman"/>
+                <w:b/>
+                <w:sz w:val="22"/>
               </w:rPr>
               <w:t>Значение</w:t>
             </w:r>
@@ -924,9 +1385,16 @@
             <w:tcW w:type="dxa" w:w="2880"/>
           </w:tcPr>
           <w:p>
+            <w:pPr>
+              <w:spacing w:line="360" w:lineRule="auto" w:before="0" w:after="0"/>
+              <w:ind w:firstLine="0"/>
+              <w:jc w:val="center"/>
+            </w:pPr>
             <w:r>
               <w:rPr>
-                <w:sz w:val="18"/>
+                <w:rFonts w:ascii="Times New Roman" w:hAnsi="Times New Roman" w:eastAsia="Times New Roman" w:cs="Times New Roman"/>
+                <w:b/>
+                <w:sz w:val="22"/>
               </w:rPr>
               <w:t>Факт</w:t>
             </w:r>
@@ -939,9 +1407,16 @@
             <w:tcW w:type="dxa" w:w="2880"/>
           </w:tcPr>
           <w:p>
+            <w:pPr>
+              <w:spacing w:line="360" w:lineRule="auto" w:before="0" w:after="0"/>
+              <w:ind w:firstLine="0"/>
+              <w:jc w:val="both"/>
+            </w:pPr>
             <w:r>
               <w:rPr>
-                <w:sz w:val="18"/>
+                <w:rFonts w:ascii="Times New Roman" w:hAnsi="Times New Roman" w:eastAsia="Times New Roman" w:cs="Times New Roman"/>
+                <w:b w:val="0"/>
+                <w:sz w:val="22"/>
               </w:rPr>
               <w:t>Имя службы</w:t>
             </w:r>
@@ -951,13 +1426,25 @@
           <w:tcPr>
             <w:tcW w:type="dxa" w:w="2880"/>
           </w:tcPr>
-          <w:p/>
+          <w:p>
+            <w:pPr>
+              <w:spacing w:line="360" w:lineRule="auto" w:before="0" w:after="0"/>
+              <w:ind w:firstLine="0"/>
+              <w:jc w:val="both"/>
+            </w:pPr>
+          </w:p>
         </w:tc>
         <w:tc>
           <w:tcPr>
             <w:tcW w:type="dxa" w:w="2880"/>
           </w:tcPr>
-          <w:p/>
+          <w:p>
+            <w:pPr>
+              <w:spacing w:line="360" w:lineRule="auto" w:before="0" w:after="0"/>
+              <w:ind w:firstLine="0"/>
+              <w:jc w:val="both"/>
+            </w:pPr>
+          </w:p>
         </w:tc>
       </w:tr>
       <w:tr>
@@ -966,9 +1453,16 @@
             <w:tcW w:type="dxa" w:w="2880"/>
           </w:tcPr>
           <w:p>
+            <w:pPr>
+              <w:spacing w:line="360" w:lineRule="auto" w:before="0" w:after="0"/>
+              <w:ind w:firstLine="0"/>
+              <w:jc w:val="both"/>
+            </w:pPr>
             <w:r>
               <w:rPr>
-                <w:sz w:val="18"/>
+                <w:rFonts w:ascii="Times New Roman" w:hAnsi="Times New Roman" w:eastAsia="Times New Roman" w:cs="Times New Roman"/>
+                <w:b w:val="0"/>
+                <w:sz w:val="22"/>
               </w:rPr>
               <w:t>Пользователь</w:t>
             </w:r>
@@ -978,13 +1472,25 @@
           <w:tcPr>
             <w:tcW w:type="dxa" w:w="2880"/>
           </w:tcPr>
-          <w:p/>
+          <w:p>
+            <w:pPr>
+              <w:spacing w:line="360" w:lineRule="auto" w:before="0" w:after="0"/>
+              <w:ind w:firstLine="0"/>
+              <w:jc w:val="both"/>
+            </w:pPr>
+          </w:p>
         </w:tc>
         <w:tc>
           <w:tcPr>
             <w:tcW w:type="dxa" w:w="2880"/>
           </w:tcPr>
-          <w:p/>
+          <w:p>
+            <w:pPr>
+              <w:spacing w:line="360" w:lineRule="auto" w:before="0" w:after="0"/>
+              <w:ind w:firstLine="0"/>
+              <w:jc w:val="both"/>
+            </w:pPr>
+          </w:p>
         </w:tc>
       </w:tr>
       <w:tr>
@@ -993,9 +1499,16 @@
             <w:tcW w:type="dxa" w:w="2880"/>
           </w:tcPr>
           <w:p>
+            <w:pPr>
+              <w:spacing w:line="360" w:lineRule="auto" w:before="0" w:after="0"/>
+              <w:ind w:firstLine="0"/>
+              <w:jc w:val="both"/>
+            </w:pPr>
             <w:r>
               <w:rPr>
-                <w:sz w:val="18"/>
+                <w:rFonts w:ascii="Times New Roman" w:hAnsi="Times New Roman" w:eastAsia="Times New Roman" w:cs="Times New Roman"/>
+                <w:b w:val="0"/>
+                <w:sz w:val="22"/>
               </w:rPr>
               <w:t>Рабочая директория</w:t>
             </w:r>
@@ -1005,13 +1518,25 @@
           <w:tcPr>
             <w:tcW w:type="dxa" w:w="2880"/>
           </w:tcPr>
-          <w:p/>
+          <w:p>
+            <w:pPr>
+              <w:spacing w:line="360" w:lineRule="auto" w:before="0" w:after="0"/>
+              <w:ind w:firstLine="0"/>
+              <w:jc w:val="both"/>
+            </w:pPr>
+          </w:p>
         </w:tc>
         <w:tc>
           <w:tcPr>
             <w:tcW w:type="dxa" w:w="2880"/>
           </w:tcPr>
-          <w:p/>
+          <w:p>
+            <w:pPr>
+              <w:spacing w:line="360" w:lineRule="auto" w:before="0" w:after="0"/>
+              <w:ind w:firstLine="0"/>
+              <w:jc w:val="both"/>
+            </w:pPr>
+          </w:p>
         </w:tc>
       </w:tr>
       <w:tr>
@@ -1020,9 +1545,16 @@
             <w:tcW w:type="dxa" w:w="2880"/>
           </w:tcPr>
           <w:p>
+            <w:pPr>
+              <w:spacing w:line="360" w:lineRule="auto" w:before="0" w:after="0"/>
+              <w:ind w:firstLine="0"/>
+              <w:jc w:val="both"/>
+            </w:pPr>
             <w:r>
               <w:rPr>
-                <w:sz w:val="18"/>
+                <w:rFonts w:ascii="Times New Roman" w:hAnsi="Times New Roman" w:eastAsia="Times New Roman" w:cs="Times New Roman"/>
+                <w:b w:val="0"/>
+                <w:sz w:val="22"/>
               </w:rPr>
               <w:t>Файл приложения</w:t>
             </w:r>
@@ -1032,13 +1564,25 @@
           <w:tcPr>
             <w:tcW w:type="dxa" w:w="2880"/>
           </w:tcPr>
-          <w:p/>
+          <w:p>
+            <w:pPr>
+              <w:spacing w:line="360" w:lineRule="auto" w:before="0" w:after="0"/>
+              <w:ind w:firstLine="0"/>
+              <w:jc w:val="both"/>
+            </w:pPr>
+          </w:p>
         </w:tc>
         <w:tc>
           <w:tcPr>
             <w:tcW w:type="dxa" w:w="2880"/>
           </w:tcPr>
-          <w:p/>
+          <w:p>
+            <w:pPr>
+              <w:spacing w:line="360" w:lineRule="auto" w:before="0" w:after="0"/>
+              <w:ind w:firstLine="0"/>
+              <w:jc w:val="both"/>
+            </w:pPr>
+          </w:p>
         </w:tc>
       </w:tr>
       <w:tr>
@@ -1047,9 +1591,16 @@
             <w:tcW w:type="dxa" w:w="2880"/>
           </w:tcPr>
           <w:p>
+            <w:pPr>
+              <w:spacing w:line="360" w:lineRule="auto" w:before="0" w:after="0"/>
+              <w:ind w:firstLine="0"/>
+              <w:jc w:val="both"/>
+            </w:pPr>
             <w:r>
               <w:rPr>
-                <w:sz w:val="18"/>
+                <w:rFonts w:ascii="Times New Roman" w:hAnsi="Times New Roman" w:eastAsia="Times New Roman" w:cs="Times New Roman"/>
+                <w:b w:val="0"/>
+                <w:sz w:val="22"/>
               </w:rPr>
               <w:t>Адрес прослушивания</w:t>
             </w:r>
@@ -1059,13 +1610,25 @@
           <w:tcPr>
             <w:tcW w:type="dxa" w:w="2880"/>
           </w:tcPr>
-          <w:p/>
+          <w:p>
+            <w:pPr>
+              <w:spacing w:line="360" w:lineRule="auto" w:before="0" w:after="0"/>
+              <w:ind w:firstLine="0"/>
+              <w:jc w:val="both"/>
+            </w:pPr>
+          </w:p>
         </w:tc>
         <w:tc>
           <w:tcPr>
             <w:tcW w:type="dxa" w:w="2880"/>
           </w:tcPr>
-          <w:p/>
+          <w:p>
+            <w:pPr>
+              <w:spacing w:line="360" w:lineRule="auto" w:before="0" w:after="0"/>
+              <w:ind w:firstLine="0"/>
+              <w:jc w:val="both"/>
+            </w:pPr>
+          </w:p>
         </w:tc>
       </w:tr>
       <w:tr>
@@ -1074,9 +1637,16 @@
             <w:tcW w:type="dxa" w:w="2880"/>
           </w:tcPr>
           <w:p>
+            <w:pPr>
+              <w:spacing w:line="360" w:lineRule="auto" w:before="0" w:after="0"/>
+              <w:ind w:firstLine="0"/>
+              <w:jc w:val="both"/>
+            </w:pPr>
             <w:r>
               <w:rPr>
-                <w:sz w:val="18"/>
+                <w:rFonts w:ascii="Times New Roman" w:hAnsi="Times New Roman" w:eastAsia="Times New Roman" w:cs="Times New Roman"/>
+                <w:b w:val="0"/>
+                <w:sz w:val="22"/>
               </w:rPr>
               <w:t>Порт</w:t>
             </w:r>
@@ -1086,13 +1656,25 @@
           <w:tcPr>
             <w:tcW w:type="dxa" w:w="2880"/>
           </w:tcPr>
-          <w:p/>
+          <w:p>
+            <w:pPr>
+              <w:spacing w:line="360" w:lineRule="auto" w:before="0" w:after="0"/>
+              <w:ind w:firstLine="0"/>
+              <w:jc w:val="both"/>
+            </w:pPr>
+          </w:p>
         </w:tc>
         <w:tc>
           <w:tcPr>
             <w:tcW w:type="dxa" w:w="2880"/>
           </w:tcPr>
-          <w:p/>
+          <w:p>
+            <w:pPr>
+              <w:spacing w:line="360" w:lineRule="auto" w:before="0" w:after="0"/>
+              <w:ind w:firstLine="0"/>
+              <w:jc w:val="both"/>
+            </w:pPr>
+          </w:p>
         </w:tc>
       </w:tr>
       <w:tr>
@@ -1101,9 +1683,16 @@
             <w:tcW w:type="dxa" w:w="2880"/>
           </w:tcPr>
           <w:p>
+            <w:pPr>
+              <w:spacing w:line="360" w:lineRule="auto" w:before="0" w:after="0"/>
+              <w:ind w:firstLine="0"/>
+              <w:jc w:val="both"/>
+            </w:pPr>
             <w:r>
               <w:rPr>
-                <w:sz w:val="18"/>
+                <w:rFonts w:ascii="Times New Roman" w:hAnsi="Times New Roman" w:eastAsia="Times New Roman" w:cs="Times New Roman"/>
+                <w:b w:val="0"/>
+                <w:sz w:val="22"/>
               </w:rPr>
               <w:t>Файл unit</w:t>
             </w:r>
@@ -1113,13 +1702,25 @@
           <w:tcPr>
             <w:tcW w:type="dxa" w:w="2880"/>
           </w:tcPr>
-          <w:p/>
+          <w:p>
+            <w:pPr>
+              <w:spacing w:line="360" w:lineRule="auto" w:before="0" w:after="0"/>
+              <w:ind w:firstLine="0"/>
+              <w:jc w:val="both"/>
+            </w:pPr>
+          </w:p>
         </w:tc>
         <w:tc>
           <w:tcPr>
             <w:tcW w:type="dxa" w:w="2880"/>
           </w:tcPr>
-          <w:p/>
+          <w:p>
+            <w:pPr>
+              <w:spacing w:line="360" w:lineRule="auto" w:before="0" w:after="0"/>
+              <w:ind w:firstLine="0"/>
+              <w:jc w:val="both"/>
+            </w:pPr>
+          </w:p>
         </w:tc>
       </w:tr>
       <w:tr>
@@ -1128,9 +1729,16 @@
             <w:tcW w:type="dxa" w:w="2880"/>
           </w:tcPr>
           <w:p>
+            <w:pPr>
+              <w:spacing w:line="360" w:lineRule="auto" w:before="0" w:after="0"/>
+              <w:ind w:firstLine="0"/>
+              <w:jc w:val="both"/>
+            </w:pPr>
             <w:r>
               <w:rPr>
-                <w:sz w:val="18"/>
+                <w:rFonts w:ascii="Times New Roman" w:hAnsi="Times New Roman" w:eastAsia="Times New Roman" w:cs="Times New Roman"/>
+                <w:b w:val="0"/>
+                <w:sz w:val="22"/>
               </w:rPr>
               <w:t>Правило firewall</w:t>
             </w:r>
@@ -1140,13 +1748,25 @@
           <w:tcPr>
             <w:tcW w:type="dxa" w:w="2880"/>
           </w:tcPr>
-          <w:p/>
+          <w:p>
+            <w:pPr>
+              <w:spacing w:line="360" w:lineRule="auto" w:before="0" w:after="0"/>
+              <w:ind w:firstLine="0"/>
+              <w:jc w:val="both"/>
+            </w:pPr>
+          </w:p>
         </w:tc>
         <w:tc>
           <w:tcPr>
             <w:tcW w:type="dxa" w:w="2880"/>
           </w:tcPr>
-          <w:p/>
+          <w:p>
+            <w:pPr>
+              <w:spacing w:line="360" w:lineRule="auto" w:before="0" w:after="0"/>
+              <w:ind w:firstLine="0"/>
+              <w:jc w:val="both"/>
+            </w:pPr>
+          </w:p>
         </w:tc>
       </w:tr>
       <w:tr>
@@ -1155,9 +1775,16 @@
             <w:tcW w:type="dxa" w:w="2880"/>
           </w:tcPr>
           <w:p>
+            <w:pPr>
+              <w:spacing w:line="360" w:lineRule="auto" w:before="0" w:after="0"/>
+              <w:ind w:firstLine="0"/>
+              <w:jc w:val="both"/>
+            </w:pPr>
             <w:r>
               <w:rPr>
-                <w:sz w:val="18"/>
+                <w:rFonts w:ascii="Times New Roman" w:hAnsi="Times New Roman" w:eastAsia="Times New Roman" w:cs="Times New Roman"/>
+                <w:b w:val="0"/>
+                <w:sz w:val="22"/>
               </w:rPr>
               <w:t>Проброс порта</w:t>
             </w:r>
@@ -1167,22 +1794,40 @@
           <w:tcPr>
             <w:tcW w:type="dxa" w:w="2880"/>
           </w:tcPr>
-          <w:p/>
+          <w:p>
+            <w:pPr>
+              <w:spacing w:line="360" w:lineRule="auto" w:before="0" w:after="0"/>
+              <w:ind w:firstLine="0"/>
+              <w:jc w:val="both"/>
+            </w:pPr>
+          </w:p>
         </w:tc>
         <w:tc>
           <w:tcPr>
             <w:tcW w:type="dxa" w:w="2880"/>
           </w:tcPr>
-          <w:p/>
+          <w:p>
+            <w:pPr>
+              <w:spacing w:line="360" w:lineRule="auto" w:before="0" w:after="0"/>
+              <w:ind w:firstLine="0"/>
+              <w:jc w:val="both"/>
+            </w:pPr>
+          </w:p>
         </w:tc>
       </w:tr>
     </w:tbl>
     <w:p/>
     <w:p>
+      <w:pPr>
+        <w:spacing w:line="360" w:lineRule="auto" w:before="0" w:after="0"/>
+        <w:ind w:firstLine="709"/>
+        <w:jc w:val="both"/>
+      </w:pPr>
       <w:r>
         <w:rPr>
+          <w:rFonts w:ascii="Times New Roman" w:hAnsi="Times New Roman" w:eastAsia="Times New Roman" w:cs="Times New Roman"/>
           <w:b/>
-          <w:sz w:val="24"/>
+          <w:sz w:val="28"/>
         </w:rPr>
         <w:t>Проверки</w:t>
       </w:r>
@@ -1191,6 +1836,7 @@
       <w:tblPr>
         <w:tblStyle w:val="TableGrid"/>
         <w:tblW w:type="auto" w:w="0"/>
+        <w:tblLayout w:type="autofit"/>
         <w:tblLook w:firstColumn="1" w:firstRow="1" w:lastColumn="0" w:lastRow="0" w:noHBand="0" w:noVBand="1" w:val="04A0"/>
       </w:tblPr>
       <w:tblGrid>
@@ -1206,9 +1852,16 @@
             <w:tcW w:type="dxa" w:w="1728"/>
           </w:tcPr>
           <w:p>
+            <w:pPr>
+              <w:spacing w:line="360" w:lineRule="auto" w:before="0" w:after="0"/>
+              <w:ind w:firstLine="0"/>
+              <w:jc w:val="center"/>
+            </w:pPr>
             <w:r>
               <w:rPr>
-                <w:sz w:val="16"/>
+                <w:rFonts w:ascii="Times New Roman" w:hAnsi="Times New Roman" w:eastAsia="Times New Roman" w:cs="Times New Roman"/>
+                <w:b/>
+                <w:sz w:val="22"/>
               </w:rPr>
               <w:t>Проверка</w:t>
             </w:r>
@@ -1219,9 +1872,16 @@
             <w:tcW w:type="dxa" w:w="1728"/>
           </w:tcPr>
           <w:p>
+            <w:pPr>
+              <w:spacing w:line="360" w:lineRule="auto" w:before="0" w:after="0"/>
+              <w:ind w:firstLine="0"/>
+              <w:jc w:val="center"/>
+            </w:pPr>
             <w:r>
               <w:rPr>
-                <w:sz w:val="16"/>
+                <w:rFonts w:ascii="Times New Roman" w:hAnsi="Times New Roman" w:eastAsia="Times New Roman" w:cs="Times New Roman"/>
+                <w:b/>
+                <w:sz w:val="22"/>
               </w:rPr>
               <w:t>Команда</w:t>
             </w:r>
@@ -1232,9 +1892,16 @@
             <w:tcW w:type="dxa" w:w="1728"/>
           </w:tcPr>
           <w:p>
+            <w:pPr>
+              <w:spacing w:line="360" w:lineRule="auto" w:before="0" w:after="0"/>
+              <w:ind w:firstLine="0"/>
+              <w:jc w:val="center"/>
+            </w:pPr>
             <w:r>
               <w:rPr>
-                <w:sz w:val="16"/>
+                <w:rFonts w:ascii="Times New Roman" w:hAnsi="Times New Roman" w:eastAsia="Times New Roman" w:cs="Times New Roman"/>
+                <w:b/>
+                <w:sz w:val="22"/>
               </w:rPr>
               <w:t>Ожидаемый результат</w:t>
             </w:r>
@@ -1245,9 +1912,16 @@
             <w:tcW w:type="dxa" w:w="1728"/>
           </w:tcPr>
           <w:p>
+            <w:pPr>
+              <w:spacing w:line="360" w:lineRule="auto" w:before="0" w:after="0"/>
+              <w:ind w:firstLine="0"/>
+              <w:jc w:val="center"/>
+            </w:pPr>
             <w:r>
               <w:rPr>
-                <w:sz w:val="16"/>
+                <w:rFonts w:ascii="Times New Roman" w:hAnsi="Times New Roman" w:eastAsia="Times New Roman" w:cs="Times New Roman"/>
+                <w:b/>
+                <w:sz w:val="22"/>
               </w:rPr>
               <w:t>Факт</w:t>
             </w:r>
@@ -1258,9 +1932,16 @@
             <w:tcW w:type="dxa" w:w="1728"/>
           </w:tcPr>
           <w:p>
+            <w:pPr>
+              <w:spacing w:line="360" w:lineRule="auto" w:before="0" w:after="0"/>
+              <w:ind w:firstLine="0"/>
+              <w:jc w:val="center"/>
+            </w:pPr>
             <w:r>
               <w:rPr>
-                <w:sz w:val="16"/>
+                <w:rFonts w:ascii="Times New Roman" w:hAnsi="Times New Roman" w:eastAsia="Times New Roman" w:cs="Times New Roman"/>
+                <w:b/>
+                <w:sz w:val="22"/>
               </w:rPr>
               <w:t>Вывод</w:t>
             </w:r>
@@ -1273,9 +1954,16 @@
             <w:tcW w:type="dxa" w:w="1728"/>
           </w:tcPr>
           <w:p>
+            <w:pPr>
+              <w:spacing w:line="360" w:lineRule="auto" w:before="0" w:after="0"/>
+              <w:ind w:firstLine="0"/>
+              <w:jc w:val="both"/>
+            </w:pPr>
             <w:r>
               <w:rPr>
-                <w:sz w:val="16"/>
+                <w:rFonts w:ascii="Times New Roman" w:hAnsi="Times New Roman" w:eastAsia="Times New Roman" w:cs="Times New Roman"/>
+                <w:b w:val="0"/>
+                <w:sz w:val="22"/>
               </w:rPr>
               <w:t>Каталог</w:t>
             </w:r>
@@ -1286,9 +1974,16 @@
             <w:tcW w:type="dxa" w:w="1728"/>
           </w:tcPr>
           <w:p>
+            <w:pPr>
+              <w:spacing w:line="360" w:lineRule="auto" w:before="0" w:after="0"/>
+              <w:ind w:firstLine="0"/>
+              <w:jc w:val="both"/>
+            </w:pPr>
             <w:r>
               <w:rPr>
-                <w:sz w:val="16"/>
+                <w:rFonts w:ascii="Times New Roman" w:hAnsi="Times New Roman" w:eastAsia="Times New Roman" w:cs="Times New Roman"/>
+                <w:b w:val="0"/>
+                <w:sz w:val="22"/>
               </w:rPr>
               <w:t>ls -ld /srv/uifis-web</w:t>
             </w:r>
@@ -1299,9 +1994,16 @@
             <w:tcW w:type="dxa" w:w="1728"/>
           </w:tcPr>
           <w:p>
+            <w:pPr>
+              <w:spacing w:line="360" w:lineRule="auto" w:before="0" w:after="0"/>
+              <w:ind w:firstLine="0"/>
+              <w:jc w:val="both"/>
+            </w:pPr>
             <w:r>
               <w:rPr>
-                <w:sz w:val="16"/>
+                <w:rFonts w:ascii="Times New Roman" w:hAnsi="Times New Roman" w:eastAsia="Times New Roman" w:cs="Times New Roman"/>
+                <w:b w:val="0"/>
+                <w:sz w:val="22"/>
               </w:rPr>
               <w:t>владелец uifis, права 0750</w:t>
             </w:r>
@@ -1311,13 +2013,25 @@
           <w:tcPr>
             <w:tcW w:type="dxa" w:w="1728"/>
           </w:tcPr>
-          <w:p/>
+          <w:p>
+            <w:pPr>
+              <w:spacing w:line="360" w:lineRule="auto" w:before="0" w:after="0"/>
+              <w:ind w:firstLine="0"/>
+              <w:jc w:val="both"/>
+            </w:pPr>
+          </w:p>
         </w:tc>
         <w:tc>
           <w:tcPr>
             <w:tcW w:type="dxa" w:w="1728"/>
           </w:tcPr>
-          <w:p/>
+          <w:p>
+            <w:pPr>
+              <w:spacing w:line="360" w:lineRule="auto" w:before="0" w:after="0"/>
+              <w:ind w:firstLine="0"/>
+              <w:jc w:val="both"/>
+            </w:pPr>
+          </w:p>
         </w:tc>
       </w:tr>
       <w:tr>
@@ -1326,9 +2040,16 @@
             <w:tcW w:type="dxa" w:w="1728"/>
           </w:tcPr>
           <w:p>
+            <w:pPr>
+              <w:spacing w:line="360" w:lineRule="auto" w:before="0" w:after="0"/>
+              <w:ind w:firstLine="0"/>
+              <w:jc w:val="both"/>
+            </w:pPr>
             <w:r>
               <w:rPr>
-                <w:sz w:val="16"/>
+                <w:rFonts w:ascii="Times New Roman" w:hAnsi="Times New Roman" w:eastAsia="Times New Roman" w:cs="Times New Roman"/>
+                <w:b w:val="0"/>
+                <w:sz w:val="22"/>
               </w:rPr>
               <w:t>Файл</w:t>
             </w:r>
@@ -1339,9 +2060,16 @@
             <w:tcW w:type="dxa" w:w="1728"/>
           </w:tcPr>
           <w:p>
+            <w:pPr>
+              <w:spacing w:line="360" w:lineRule="auto" w:before="0" w:after="0"/>
+              <w:ind w:firstLine="0"/>
+              <w:jc w:val="both"/>
+            </w:pPr>
             <w:r>
               <w:rPr>
-                <w:sz w:val="16"/>
+                <w:rFonts w:ascii="Times New Roman" w:hAnsi="Times New Roman" w:eastAsia="Times New Roman" w:cs="Times New Roman"/>
+                <w:b w:val="0"/>
+                <w:sz w:val="22"/>
               </w:rPr>
               <w:t>ls -l /srv/uifis-web/app.py</w:t>
             </w:r>
@@ -1352,9 +2080,16 @@
             <w:tcW w:type="dxa" w:w="1728"/>
           </w:tcPr>
           <w:p>
+            <w:pPr>
+              <w:spacing w:line="360" w:lineRule="auto" w:before="0" w:after="0"/>
+              <w:ind w:firstLine="0"/>
+              <w:jc w:val="both"/>
+            </w:pPr>
             <w:r>
               <w:rPr>
-                <w:sz w:val="16"/>
+                <w:rFonts w:ascii="Times New Roman" w:hAnsi="Times New Roman" w:eastAsia="Times New Roman" w:cs="Times New Roman"/>
+                <w:b w:val="0"/>
+                <w:sz w:val="22"/>
               </w:rPr>
               <w:t>владелец uifis, права 0640</w:t>
             </w:r>
@@ -1364,13 +2099,25 @@
           <w:tcPr>
             <w:tcW w:type="dxa" w:w="1728"/>
           </w:tcPr>
-          <w:p/>
+          <w:p>
+            <w:pPr>
+              <w:spacing w:line="360" w:lineRule="auto" w:before="0" w:after="0"/>
+              <w:ind w:firstLine="0"/>
+              <w:jc w:val="both"/>
+            </w:pPr>
+          </w:p>
         </w:tc>
         <w:tc>
           <w:tcPr>
             <w:tcW w:type="dxa" w:w="1728"/>
           </w:tcPr>
-          <w:p/>
+          <w:p>
+            <w:pPr>
+              <w:spacing w:line="360" w:lineRule="auto" w:before="0" w:after="0"/>
+              <w:ind w:firstLine="0"/>
+              <w:jc w:val="both"/>
+            </w:pPr>
+          </w:p>
         </w:tc>
       </w:tr>
       <w:tr>
@@ -1379,9 +2126,16 @@
             <w:tcW w:type="dxa" w:w="1728"/>
           </w:tcPr>
           <w:p>
+            <w:pPr>
+              <w:spacing w:line="360" w:lineRule="auto" w:before="0" w:after="0"/>
+              <w:ind w:firstLine="0"/>
+              <w:jc w:val="both"/>
+            </w:pPr>
             <w:r>
               <w:rPr>
-                <w:sz w:val="16"/>
+                <w:rFonts w:ascii="Times New Roman" w:hAnsi="Times New Roman" w:eastAsia="Times New Roman" w:cs="Times New Roman"/>
+                <w:b w:val="0"/>
+                <w:sz w:val="22"/>
               </w:rPr>
               <w:t>Синтаксис</w:t>
             </w:r>
@@ -1392,9 +2146,16 @@
             <w:tcW w:type="dxa" w:w="1728"/>
           </w:tcPr>
           <w:p>
+            <w:pPr>
+              <w:spacing w:line="360" w:lineRule="auto" w:before="0" w:after="0"/>
+              <w:ind w:firstLine="0"/>
+              <w:jc w:val="both"/>
+            </w:pPr>
             <w:r>
               <w:rPr>
-                <w:sz w:val="16"/>
+                <w:rFonts w:ascii="Times New Roman" w:hAnsi="Times New Roman" w:eastAsia="Times New Roman" w:cs="Times New Roman"/>
+                <w:b w:val="0"/>
+                <w:sz w:val="22"/>
               </w:rPr>
               <w:t>sudo -u uifis python3 -m py_compile /srv/uifis-web/app.py</w:t>
             </w:r>
@@ -1405,9 +2166,16 @@
             <w:tcW w:type="dxa" w:w="1728"/>
           </w:tcPr>
           <w:p>
+            <w:pPr>
+              <w:spacing w:line="360" w:lineRule="auto" w:before="0" w:after="0"/>
+              <w:ind w:firstLine="0"/>
+              <w:jc w:val="both"/>
+            </w:pPr>
             <w:r>
               <w:rPr>
-                <w:sz w:val="16"/>
+                <w:rFonts w:ascii="Times New Roman" w:hAnsi="Times New Roman" w:eastAsia="Times New Roman" w:cs="Times New Roman"/>
+                <w:b w:val="0"/>
+                <w:sz w:val="22"/>
               </w:rPr>
               <w:t>без ошибок</w:t>
             </w:r>
@@ -1417,13 +2185,25 @@
           <w:tcPr>
             <w:tcW w:type="dxa" w:w="1728"/>
           </w:tcPr>
-          <w:p/>
+          <w:p>
+            <w:pPr>
+              <w:spacing w:line="360" w:lineRule="auto" w:before="0" w:after="0"/>
+              <w:ind w:firstLine="0"/>
+              <w:jc w:val="both"/>
+            </w:pPr>
+          </w:p>
         </w:tc>
         <w:tc>
           <w:tcPr>
             <w:tcW w:type="dxa" w:w="1728"/>
           </w:tcPr>
-          <w:p/>
+          <w:p>
+            <w:pPr>
+              <w:spacing w:line="360" w:lineRule="auto" w:before="0" w:after="0"/>
+              <w:ind w:firstLine="0"/>
+              <w:jc w:val="both"/>
+            </w:pPr>
+          </w:p>
         </w:tc>
       </w:tr>
       <w:tr>
@@ -1432,9 +2212,16 @@
             <w:tcW w:type="dxa" w:w="1728"/>
           </w:tcPr>
           <w:p>
+            <w:pPr>
+              <w:spacing w:line="360" w:lineRule="auto" w:before="0" w:after="0"/>
+              <w:ind w:firstLine="0"/>
+              <w:jc w:val="both"/>
+            </w:pPr>
             <w:r>
               <w:rPr>
-                <w:sz w:val="16"/>
+                <w:rFonts w:ascii="Times New Roman" w:hAnsi="Times New Roman" w:eastAsia="Times New Roman" w:cs="Times New Roman"/>
+                <w:b w:val="0"/>
+                <w:sz w:val="22"/>
               </w:rPr>
               <w:t>Служба</w:t>
             </w:r>
@@ -1445,9 +2232,16 @@
             <w:tcW w:type="dxa" w:w="1728"/>
           </w:tcPr>
           <w:p>
+            <w:pPr>
+              <w:spacing w:line="360" w:lineRule="auto" w:before="0" w:after="0"/>
+              <w:ind w:firstLine="0"/>
+              <w:jc w:val="both"/>
+            </w:pPr>
             <w:r>
               <w:rPr>
-                <w:sz w:val="16"/>
+                <w:rFonts w:ascii="Times New Roman" w:hAnsi="Times New Roman" w:eastAsia="Times New Roman" w:cs="Times New Roman"/>
+                <w:b w:val="0"/>
+                <w:sz w:val="22"/>
               </w:rPr>
               <w:t>systemctl status uifis-web</w:t>
             </w:r>
@@ -1458,9 +2252,16 @@
             <w:tcW w:type="dxa" w:w="1728"/>
           </w:tcPr>
           <w:p>
+            <w:pPr>
+              <w:spacing w:line="360" w:lineRule="auto" w:before="0" w:after="0"/>
+              <w:ind w:firstLine="0"/>
+              <w:jc w:val="both"/>
+            </w:pPr>
             <w:r>
               <w:rPr>
-                <w:sz w:val="16"/>
+                <w:rFonts w:ascii="Times New Roman" w:hAnsi="Times New Roman" w:eastAsia="Times New Roman" w:cs="Times New Roman"/>
+                <w:b w:val="0"/>
+                <w:sz w:val="22"/>
               </w:rPr>
               <w:t>active (running)</w:t>
             </w:r>
@@ -1470,13 +2271,25 @@
           <w:tcPr>
             <w:tcW w:type="dxa" w:w="1728"/>
           </w:tcPr>
-          <w:p/>
+          <w:p>
+            <w:pPr>
+              <w:spacing w:line="360" w:lineRule="auto" w:before="0" w:after="0"/>
+              <w:ind w:firstLine="0"/>
+              <w:jc w:val="both"/>
+            </w:pPr>
+          </w:p>
         </w:tc>
         <w:tc>
           <w:tcPr>
             <w:tcW w:type="dxa" w:w="1728"/>
           </w:tcPr>
-          <w:p/>
+          <w:p>
+            <w:pPr>
+              <w:spacing w:line="360" w:lineRule="auto" w:before="0" w:after="0"/>
+              <w:ind w:firstLine="0"/>
+              <w:jc w:val="both"/>
+            </w:pPr>
+          </w:p>
         </w:tc>
       </w:tr>
       <w:tr>
@@ -1485,9 +2298,16 @@
             <w:tcW w:type="dxa" w:w="1728"/>
           </w:tcPr>
           <w:p>
+            <w:pPr>
+              <w:spacing w:line="360" w:lineRule="auto" w:before="0" w:after="0"/>
+              <w:ind w:firstLine="0"/>
+              <w:jc w:val="both"/>
+            </w:pPr>
             <w:r>
               <w:rPr>
-                <w:sz w:val="16"/>
+                <w:rFonts w:ascii="Times New Roman" w:hAnsi="Times New Roman" w:eastAsia="Times New Roman" w:cs="Times New Roman"/>
+                <w:b w:val="0"/>
+                <w:sz w:val="22"/>
               </w:rPr>
               <w:t>Автозапуск</w:t>
             </w:r>
@@ -1498,9 +2318,16 @@
             <w:tcW w:type="dxa" w:w="1728"/>
           </w:tcPr>
           <w:p>
+            <w:pPr>
+              <w:spacing w:line="360" w:lineRule="auto" w:before="0" w:after="0"/>
+              <w:ind w:firstLine="0"/>
+              <w:jc w:val="both"/>
+            </w:pPr>
             <w:r>
               <w:rPr>
-                <w:sz w:val="16"/>
+                <w:rFonts w:ascii="Times New Roman" w:hAnsi="Times New Roman" w:eastAsia="Times New Roman" w:cs="Times New Roman"/>
+                <w:b w:val="0"/>
+                <w:sz w:val="22"/>
               </w:rPr>
               <w:t>systemctl is-enabled uifis-web</w:t>
             </w:r>
@@ -1511,9 +2338,16 @@
             <w:tcW w:type="dxa" w:w="1728"/>
           </w:tcPr>
           <w:p>
+            <w:pPr>
+              <w:spacing w:line="360" w:lineRule="auto" w:before="0" w:after="0"/>
+              <w:ind w:firstLine="0"/>
+              <w:jc w:val="both"/>
+            </w:pPr>
             <w:r>
               <w:rPr>
-                <w:sz w:val="16"/>
+                <w:rFonts w:ascii="Times New Roman" w:hAnsi="Times New Roman" w:eastAsia="Times New Roman" w:cs="Times New Roman"/>
+                <w:b w:val="0"/>
+                <w:sz w:val="22"/>
               </w:rPr>
               <w:t>enabled</w:t>
             </w:r>
@@ -1523,13 +2357,25 @@
           <w:tcPr>
             <w:tcW w:type="dxa" w:w="1728"/>
           </w:tcPr>
-          <w:p/>
+          <w:p>
+            <w:pPr>
+              <w:spacing w:line="360" w:lineRule="auto" w:before="0" w:after="0"/>
+              <w:ind w:firstLine="0"/>
+              <w:jc w:val="both"/>
+            </w:pPr>
+          </w:p>
         </w:tc>
         <w:tc>
           <w:tcPr>
             <w:tcW w:type="dxa" w:w="1728"/>
           </w:tcPr>
-          <w:p/>
+          <w:p>
+            <w:pPr>
+              <w:spacing w:line="360" w:lineRule="auto" w:before="0" w:after="0"/>
+              <w:ind w:firstLine="0"/>
+              <w:jc w:val="both"/>
+            </w:pPr>
+          </w:p>
         </w:tc>
       </w:tr>
       <w:tr>
@@ -1538,9 +2384,16 @@
             <w:tcW w:type="dxa" w:w="1728"/>
           </w:tcPr>
           <w:p>
+            <w:pPr>
+              <w:spacing w:line="360" w:lineRule="auto" w:before="0" w:after="0"/>
+              <w:ind w:firstLine="0"/>
+              <w:jc w:val="both"/>
+            </w:pPr>
             <w:r>
               <w:rPr>
-                <w:sz w:val="16"/>
+                <w:rFonts w:ascii="Times New Roman" w:hAnsi="Times New Roman" w:eastAsia="Times New Roman" w:cs="Times New Roman"/>
+                <w:b w:val="0"/>
+                <w:sz w:val="22"/>
               </w:rPr>
               <w:t>Порт</w:t>
             </w:r>
@@ -1551,9 +2404,16 @@
             <w:tcW w:type="dxa" w:w="1728"/>
           </w:tcPr>
           <w:p>
+            <w:pPr>
+              <w:spacing w:line="360" w:lineRule="auto" w:before="0" w:after="0"/>
+              <w:ind w:firstLine="0"/>
+              <w:jc w:val="both"/>
+            </w:pPr>
             <w:r>
               <w:rPr>
-                <w:sz w:val="16"/>
+                <w:rFonts w:ascii="Times New Roman" w:hAnsi="Times New Roman" w:eastAsia="Times New Roman" w:cs="Times New Roman"/>
+                <w:b w:val="0"/>
+                <w:sz w:val="22"/>
               </w:rPr>
               <w:t>ss -tulpn | grep 8080</w:t>
             </w:r>
@@ -1564,9 +2424,16 @@
             <w:tcW w:type="dxa" w:w="1728"/>
           </w:tcPr>
           <w:p>
+            <w:pPr>
+              <w:spacing w:line="360" w:lineRule="auto" w:before="0" w:after="0"/>
+              <w:ind w:firstLine="0"/>
+              <w:jc w:val="both"/>
+            </w:pPr>
             <w:r>
               <w:rPr>
-                <w:sz w:val="16"/>
+                <w:rFonts w:ascii="Times New Roman" w:hAnsi="Times New Roman" w:eastAsia="Times New Roman" w:cs="Times New Roman"/>
+                <w:b w:val="0"/>
+                <w:sz w:val="22"/>
               </w:rPr>
               <w:t>0.0.0.0:8080</w:t>
             </w:r>
@@ -1576,13 +2443,25 @@
           <w:tcPr>
             <w:tcW w:type="dxa" w:w="1728"/>
           </w:tcPr>
-          <w:p/>
+          <w:p>
+            <w:pPr>
+              <w:spacing w:line="360" w:lineRule="auto" w:before="0" w:after="0"/>
+              <w:ind w:firstLine="0"/>
+              <w:jc w:val="both"/>
+            </w:pPr>
+          </w:p>
         </w:tc>
         <w:tc>
           <w:tcPr>
             <w:tcW w:type="dxa" w:w="1728"/>
           </w:tcPr>
-          <w:p/>
+          <w:p>
+            <w:pPr>
+              <w:spacing w:line="360" w:lineRule="auto" w:before="0" w:after="0"/>
+              <w:ind w:firstLine="0"/>
+              <w:jc w:val="both"/>
+            </w:pPr>
+          </w:p>
         </w:tc>
       </w:tr>
       <w:tr>
@@ -1591,9 +2470,16 @@
             <w:tcW w:type="dxa" w:w="1728"/>
           </w:tcPr>
           <w:p>
+            <w:pPr>
+              <w:spacing w:line="360" w:lineRule="auto" w:before="0" w:after="0"/>
+              <w:ind w:firstLine="0"/>
+              <w:jc w:val="both"/>
+            </w:pPr>
             <w:r>
               <w:rPr>
-                <w:sz w:val="16"/>
+                <w:rFonts w:ascii="Times New Roman" w:hAnsi="Times New Roman" w:eastAsia="Times New Roman" w:cs="Times New Roman"/>
+                <w:b w:val="0"/>
+                <w:sz w:val="22"/>
               </w:rPr>
               <w:t>Главная</w:t>
             </w:r>
@@ -1604,9 +2490,16 @@
             <w:tcW w:type="dxa" w:w="1728"/>
           </w:tcPr>
           <w:p>
+            <w:pPr>
+              <w:spacing w:line="360" w:lineRule="auto" w:before="0" w:after="0"/>
+              <w:ind w:firstLine="0"/>
+              <w:jc w:val="both"/>
+            </w:pPr>
             <w:r>
               <w:rPr>
-                <w:sz w:val="16"/>
+                <w:rFonts w:ascii="Times New Roman" w:hAnsi="Times New Roman" w:eastAsia="Times New Roman" w:cs="Times New Roman"/>
+                <w:b w:val="0"/>
+                <w:sz w:val="22"/>
               </w:rPr>
               <w:t>curl -i http://127.0.0.1:8080/</w:t>
             </w:r>
@@ -1617,9 +2510,16 @@
             <w:tcW w:type="dxa" w:w="1728"/>
           </w:tcPr>
           <w:p>
+            <w:pPr>
+              <w:spacing w:line="360" w:lineRule="auto" w:before="0" w:after="0"/>
+              <w:ind w:firstLine="0"/>
+              <w:jc w:val="both"/>
+            </w:pPr>
             <w:r>
               <w:rPr>
-                <w:sz w:val="16"/>
+                <w:rFonts w:ascii="Times New Roman" w:hAnsi="Times New Roman" w:eastAsia="Times New Roman" w:cs="Times New Roman"/>
+                <w:b w:val="0"/>
+                <w:sz w:val="22"/>
               </w:rPr>
               <w:t>200 OK, HTML</w:t>
             </w:r>
@@ -1629,13 +2529,25 @@
           <w:tcPr>
             <w:tcW w:type="dxa" w:w="1728"/>
           </w:tcPr>
-          <w:p/>
+          <w:p>
+            <w:pPr>
+              <w:spacing w:line="360" w:lineRule="auto" w:before="0" w:after="0"/>
+              <w:ind w:firstLine="0"/>
+              <w:jc w:val="both"/>
+            </w:pPr>
+          </w:p>
         </w:tc>
         <w:tc>
           <w:tcPr>
             <w:tcW w:type="dxa" w:w="1728"/>
           </w:tcPr>
-          <w:p/>
+          <w:p>
+            <w:pPr>
+              <w:spacing w:line="360" w:lineRule="auto" w:before="0" w:after="0"/>
+              <w:ind w:firstLine="0"/>
+              <w:jc w:val="both"/>
+            </w:pPr>
+          </w:p>
         </w:tc>
       </w:tr>
       <w:tr>
@@ -1644,9 +2556,16 @@
             <w:tcW w:type="dxa" w:w="1728"/>
           </w:tcPr>
           <w:p>
+            <w:pPr>
+              <w:spacing w:line="360" w:lineRule="auto" w:before="0" w:after="0"/>
+              <w:ind w:firstLine="0"/>
+              <w:jc w:val="both"/>
+            </w:pPr>
             <w:r>
               <w:rPr>
-                <w:sz w:val="16"/>
+                <w:rFonts w:ascii="Times New Roman" w:hAnsi="Times New Roman" w:eastAsia="Times New Roman" w:cs="Times New Roman"/>
+                <w:b w:val="0"/>
+                <w:sz w:val="22"/>
               </w:rPr>
               <w:t>Здоровье</w:t>
             </w:r>
@@ -1657,9 +2576,16 @@
             <w:tcW w:type="dxa" w:w="1728"/>
           </w:tcPr>
           <w:p>
+            <w:pPr>
+              <w:spacing w:line="360" w:lineRule="auto" w:before="0" w:after="0"/>
+              <w:ind w:firstLine="0"/>
+              <w:jc w:val="both"/>
+            </w:pPr>
             <w:r>
               <w:rPr>
-                <w:sz w:val="16"/>
+                <w:rFonts w:ascii="Times New Roman" w:hAnsi="Times New Roman" w:eastAsia="Times New Roman" w:cs="Times New Roman"/>
+                <w:b w:val="0"/>
+                <w:sz w:val="22"/>
               </w:rPr>
               <w:t>curl -i http://127.0.0.1:8080/health.json</w:t>
             </w:r>
@@ -1670,9 +2596,16 @@
             <w:tcW w:type="dxa" w:w="1728"/>
           </w:tcPr>
           <w:p>
+            <w:pPr>
+              <w:spacing w:line="360" w:lineRule="auto" w:before="0" w:after="0"/>
+              <w:ind w:firstLine="0"/>
+              <w:jc w:val="both"/>
+            </w:pPr>
             <w:r>
               <w:rPr>
-                <w:sz w:val="16"/>
+                <w:rFonts w:ascii="Times New Roman" w:hAnsi="Times New Roman" w:eastAsia="Times New Roman" w:cs="Times New Roman"/>
+                <w:b w:val="0"/>
+                <w:sz w:val="22"/>
               </w:rPr>
               <w:t>200 OK, status ok</w:t>
             </w:r>
@@ -1682,13 +2615,25 @@
           <w:tcPr>
             <w:tcW w:type="dxa" w:w="1728"/>
           </w:tcPr>
-          <w:p/>
+          <w:p>
+            <w:pPr>
+              <w:spacing w:line="360" w:lineRule="auto" w:before="0" w:after="0"/>
+              <w:ind w:firstLine="0"/>
+              <w:jc w:val="both"/>
+            </w:pPr>
+          </w:p>
         </w:tc>
         <w:tc>
           <w:tcPr>
             <w:tcW w:type="dxa" w:w="1728"/>
           </w:tcPr>
-          <w:p/>
+          <w:p>
+            <w:pPr>
+              <w:spacing w:line="360" w:lineRule="auto" w:before="0" w:after="0"/>
+              <w:ind w:firstLine="0"/>
+              <w:jc w:val="both"/>
+            </w:pPr>
+          </w:p>
         </w:tc>
       </w:tr>
       <w:tr>
@@ -1697,9 +2642,16 @@
             <w:tcW w:type="dxa" w:w="1728"/>
           </w:tcPr>
           <w:p>
+            <w:pPr>
+              <w:spacing w:line="360" w:lineRule="auto" w:before="0" w:after="0"/>
+              <w:ind w:firstLine="0"/>
+              <w:jc w:val="both"/>
+            </w:pPr>
             <w:r>
               <w:rPr>
-                <w:sz w:val="16"/>
+                <w:rFonts w:ascii="Times New Roman" w:hAnsi="Times New Roman" w:eastAsia="Times New Roman" w:cs="Times New Roman"/>
+                <w:b w:val="0"/>
+                <w:sz w:val="22"/>
               </w:rPr>
               <w:t>Каталог API</w:t>
             </w:r>
@@ -1710,9 +2662,16 @@
             <w:tcW w:type="dxa" w:w="1728"/>
           </w:tcPr>
           <w:p>
+            <w:pPr>
+              <w:spacing w:line="360" w:lineRule="auto" w:before="0" w:after="0"/>
+              <w:ind w:firstLine="0"/>
+              <w:jc w:val="both"/>
+            </w:pPr>
             <w:r>
               <w:rPr>
-                <w:sz w:val="16"/>
+                <w:rFonts w:ascii="Times New Roman" w:hAnsi="Times New Roman" w:eastAsia="Times New Roman" w:cs="Times New Roman"/>
+                <w:b w:val="0"/>
+                <w:sz w:val="22"/>
               </w:rPr>
               <w:t>curl -i http://127.0.0.1:8080/api/services</w:t>
             </w:r>
@@ -1723,9 +2682,16 @@
             <w:tcW w:type="dxa" w:w="1728"/>
           </w:tcPr>
           <w:p>
+            <w:pPr>
+              <w:spacing w:line="360" w:lineRule="auto" w:before="0" w:after="0"/>
+              <w:ind w:firstLine="0"/>
+              <w:jc w:val="both"/>
+            </w:pPr>
             <w:r>
               <w:rPr>
-                <w:sz w:val="16"/>
+                <w:rFonts w:ascii="Times New Roman" w:hAnsi="Times New Roman" w:eastAsia="Times New Roman" w:cs="Times New Roman"/>
+                <w:b w:val="0"/>
+                <w:sz w:val="22"/>
               </w:rPr>
               <w:t>count равно 4</w:t>
             </w:r>
@@ -1735,13 +2701,25 @@
           <w:tcPr>
             <w:tcW w:type="dxa" w:w="1728"/>
           </w:tcPr>
-          <w:p/>
+          <w:p>
+            <w:pPr>
+              <w:spacing w:line="360" w:lineRule="auto" w:before="0" w:after="0"/>
+              <w:ind w:firstLine="0"/>
+              <w:jc w:val="both"/>
+            </w:pPr>
+          </w:p>
         </w:tc>
         <w:tc>
           <w:tcPr>
             <w:tcW w:type="dxa" w:w="1728"/>
           </w:tcPr>
-          <w:p/>
+          <w:p>
+            <w:pPr>
+              <w:spacing w:line="360" w:lineRule="auto" w:before="0" w:after="0"/>
+              <w:ind w:firstLine="0"/>
+              <w:jc w:val="both"/>
+            </w:pPr>
+          </w:p>
         </w:tc>
       </w:tr>
       <w:tr>
@@ -1750,9 +2728,16 @@
             <w:tcW w:type="dxa" w:w="1728"/>
           </w:tcPr>
           <w:p>
+            <w:pPr>
+              <w:spacing w:line="360" w:lineRule="auto" w:before="0" w:after="0"/>
+              <w:ind w:firstLine="0"/>
+              <w:jc w:val="both"/>
+            </w:pPr>
             <w:r>
               <w:rPr>
-                <w:sz w:val="16"/>
+                <w:rFonts w:ascii="Times New Roman" w:hAnsi="Times New Roman" w:eastAsia="Times New Roman" w:cs="Times New Roman"/>
+                <w:b w:val="0"/>
+                <w:sz w:val="22"/>
               </w:rPr>
               <w:t>Ошибка</w:t>
             </w:r>
@@ -1763,9 +2748,16 @@
             <w:tcW w:type="dxa" w:w="1728"/>
           </w:tcPr>
           <w:p>
+            <w:pPr>
+              <w:spacing w:line="360" w:lineRule="auto" w:before="0" w:after="0"/>
+              <w:ind w:firstLine="0"/>
+              <w:jc w:val="both"/>
+            </w:pPr>
             <w:r>
               <w:rPr>
-                <w:sz w:val="16"/>
+                <w:rFonts w:ascii="Times New Roman" w:hAnsi="Times New Roman" w:eastAsia="Times New Roman" w:cs="Times New Roman"/>
+                <w:b w:val="0"/>
+                <w:sz w:val="22"/>
               </w:rPr>
               <w:t>curl -i http://127.0.0.1:8080/missing</w:t>
             </w:r>
@@ -1776,9 +2768,16 @@
             <w:tcW w:type="dxa" w:w="1728"/>
           </w:tcPr>
           <w:p>
+            <w:pPr>
+              <w:spacing w:line="360" w:lineRule="auto" w:before="0" w:after="0"/>
+              <w:ind w:firstLine="0"/>
+              <w:jc w:val="both"/>
+            </w:pPr>
             <w:r>
               <w:rPr>
-                <w:sz w:val="16"/>
+                <w:rFonts w:ascii="Times New Roman" w:hAnsi="Times New Roman" w:eastAsia="Times New Roman" w:cs="Times New Roman"/>
+                <w:b w:val="0"/>
+                <w:sz w:val="22"/>
               </w:rPr>
               <w:t>404 Not Found</w:t>
             </w:r>
@@ -1788,13 +2787,25 @@
           <w:tcPr>
             <w:tcW w:type="dxa" w:w="1728"/>
           </w:tcPr>
-          <w:p/>
+          <w:p>
+            <w:pPr>
+              <w:spacing w:line="360" w:lineRule="auto" w:before="0" w:after="0"/>
+              <w:ind w:firstLine="0"/>
+              <w:jc w:val="both"/>
+            </w:pPr>
+          </w:p>
         </w:tc>
         <w:tc>
           <w:tcPr>
             <w:tcW w:type="dxa" w:w="1728"/>
           </w:tcPr>
-          <w:p/>
+          <w:p>
+            <w:pPr>
+              <w:spacing w:line="360" w:lineRule="auto" w:before="0" w:after="0"/>
+              <w:ind w:firstLine="0"/>
+              <w:jc w:val="both"/>
+            </w:pPr>
+          </w:p>
         </w:tc>
       </w:tr>
       <w:tr>
@@ -1803,9 +2814,16 @@
             <w:tcW w:type="dxa" w:w="1728"/>
           </w:tcPr>
           <w:p>
+            <w:pPr>
+              <w:spacing w:line="360" w:lineRule="auto" w:before="0" w:after="0"/>
+              <w:ind w:firstLine="0"/>
+              <w:jc w:val="both"/>
+            </w:pPr>
             <w:r>
               <w:rPr>
-                <w:sz w:val="16"/>
+                <w:rFonts w:ascii="Times New Roman" w:hAnsi="Times New Roman" w:eastAsia="Times New Roman" w:cs="Times New Roman"/>
+                <w:b w:val="0"/>
+                <w:sz w:val="22"/>
               </w:rPr>
               <w:t>Журнал</w:t>
             </w:r>
@@ -1816,9 +2834,16 @@
             <w:tcW w:type="dxa" w:w="1728"/>
           </w:tcPr>
           <w:p>
+            <w:pPr>
+              <w:spacing w:line="360" w:lineRule="auto" w:before="0" w:after="0"/>
+              <w:ind w:firstLine="0"/>
+              <w:jc w:val="both"/>
+            </w:pPr>
             <w:r>
               <w:rPr>
-                <w:sz w:val="16"/>
+                <w:rFonts w:ascii="Times New Roman" w:hAnsi="Times New Roman" w:eastAsia="Times New Roman" w:cs="Times New Roman"/>
+                <w:b w:val="0"/>
+                <w:sz w:val="22"/>
               </w:rPr>
               <w:t>journalctl -u uifis-web -n 30 --no-pager</w:t>
             </w:r>
@@ -1829,9 +2854,16 @@
             <w:tcW w:type="dxa" w:w="1728"/>
           </w:tcPr>
           <w:p>
+            <w:pPr>
+              <w:spacing w:line="360" w:lineRule="auto" w:before="0" w:after="0"/>
+              <w:ind w:firstLine="0"/>
+              <w:jc w:val="both"/>
+            </w:pPr>
             <w:r>
               <w:rPr>
-                <w:sz w:val="16"/>
+                <w:rFonts w:ascii="Times New Roman" w:hAnsi="Times New Roman" w:eastAsia="Times New Roman" w:cs="Times New Roman"/>
+                <w:b w:val="0"/>
+                <w:sz w:val="22"/>
               </w:rPr>
               <w:t>строки запуска и запросов</w:t>
             </w:r>
@@ -1841,13 +2873,25 @@
           <w:tcPr>
             <w:tcW w:type="dxa" w:w="1728"/>
           </w:tcPr>
-          <w:p/>
+          <w:p>
+            <w:pPr>
+              <w:spacing w:line="360" w:lineRule="auto" w:before="0" w:after="0"/>
+              <w:ind w:firstLine="0"/>
+              <w:jc w:val="both"/>
+            </w:pPr>
+          </w:p>
         </w:tc>
         <w:tc>
           <w:tcPr>
             <w:tcW w:type="dxa" w:w="1728"/>
           </w:tcPr>
-          <w:p/>
+          <w:p>
+            <w:pPr>
+              <w:spacing w:line="360" w:lineRule="auto" w:before="0" w:after="0"/>
+              <w:ind w:firstLine="0"/>
+              <w:jc w:val="both"/>
+            </w:pPr>
+          </w:p>
         </w:tc>
       </w:tr>
       <w:tr>
@@ -1856,9 +2900,16 @@
             <w:tcW w:type="dxa" w:w="1728"/>
           </w:tcPr>
           <w:p>
+            <w:pPr>
+              <w:spacing w:line="360" w:lineRule="auto" w:before="0" w:after="0"/>
+              <w:ind w:firstLine="0"/>
+              <w:jc w:val="both"/>
+            </w:pPr>
             <w:r>
               <w:rPr>
-                <w:sz w:val="16"/>
+                <w:rFonts w:ascii="Times New Roman" w:hAnsi="Times New Roman" w:eastAsia="Times New Roman" w:cs="Times New Roman"/>
+                <w:b w:val="0"/>
+                <w:sz w:val="22"/>
               </w:rPr>
               <w:t>Firewall</w:t>
             </w:r>
@@ -1869,9 +2920,16 @@
             <w:tcW w:type="dxa" w:w="1728"/>
           </w:tcPr>
           <w:p>
+            <w:pPr>
+              <w:spacing w:line="360" w:lineRule="auto" w:before="0" w:after="0"/>
+              <w:ind w:firstLine="0"/>
+              <w:jc w:val="both"/>
+            </w:pPr>
             <w:r>
               <w:rPr>
-                <w:sz w:val="16"/>
+                <w:rFonts w:ascii="Times New Roman" w:hAnsi="Times New Roman" w:eastAsia="Times New Roman" w:cs="Times New Roman"/>
+                <w:b w:val="0"/>
+                <w:sz w:val="22"/>
               </w:rPr>
               <w:t>sudo ufw status verbose</w:t>
             </w:r>
@@ -1882,9 +2940,16 @@
             <w:tcW w:type="dxa" w:w="1728"/>
           </w:tcPr>
           <w:p>
+            <w:pPr>
+              <w:spacing w:line="360" w:lineRule="auto" w:before="0" w:after="0"/>
+              <w:ind w:firstLine="0"/>
+              <w:jc w:val="both"/>
+            </w:pPr>
             <w:r>
               <w:rPr>
-                <w:sz w:val="16"/>
+                <w:rFonts w:ascii="Times New Roman" w:hAnsi="Times New Roman" w:eastAsia="Times New Roman" w:cs="Times New Roman"/>
+                <w:b w:val="0"/>
+                <w:sz w:val="22"/>
               </w:rPr>
               <w:t>8080/tcp из 10.0.2.0/24</w:t>
             </w:r>
@@ -1894,13 +2959,25 @@
           <w:tcPr>
             <w:tcW w:type="dxa" w:w="1728"/>
           </w:tcPr>
-          <w:p/>
+          <w:p>
+            <w:pPr>
+              <w:spacing w:line="360" w:lineRule="auto" w:before="0" w:after="0"/>
+              <w:ind w:firstLine="0"/>
+              <w:jc w:val="both"/>
+            </w:pPr>
+          </w:p>
         </w:tc>
         <w:tc>
           <w:tcPr>
             <w:tcW w:type="dxa" w:w="1728"/>
           </w:tcPr>
-          <w:p/>
+          <w:p>
+            <w:pPr>
+              <w:spacing w:line="360" w:lineRule="auto" w:before="0" w:after="0"/>
+              <w:ind w:firstLine="0"/>
+              <w:jc w:val="both"/>
+            </w:pPr>
+          </w:p>
         </w:tc>
       </w:tr>
       <w:tr>
@@ -1909,9 +2986,16 @@
             <w:tcW w:type="dxa" w:w="1728"/>
           </w:tcPr>
           <w:p>
+            <w:pPr>
+              <w:spacing w:line="360" w:lineRule="auto" w:before="0" w:after="0"/>
+              <w:ind w:firstLine="0"/>
+              <w:jc w:val="both"/>
+            </w:pPr>
             <w:r>
               <w:rPr>
-                <w:sz w:val="16"/>
+                <w:rFonts w:ascii="Times New Roman" w:hAnsi="Times New Roman" w:eastAsia="Times New Roman" w:cs="Times New Roman"/>
+                <w:b w:val="0"/>
+                <w:sz w:val="22"/>
               </w:rPr>
               <w:t>Проброс</w:t>
             </w:r>
@@ -1922,9 +3006,16 @@
             <w:tcW w:type="dxa" w:w="1728"/>
           </w:tcPr>
           <w:p>
+            <w:pPr>
+              <w:spacing w:line="360" w:lineRule="auto" w:before="0" w:after="0"/>
+              <w:ind w:firstLine="0"/>
+              <w:jc w:val="both"/>
+            </w:pPr>
             <w:r>
               <w:rPr>
-                <w:sz w:val="16"/>
+                <w:rFonts w:ascii="Times New Roman" w:hAnsi="Times New Roman" w:eastAsia="Times New Roman" w:cs="Times New Roman"/>
+                <w:b w:val="0"/>
+                <w:sz w:val="22"/>
               </w:rPr>
               <w:t>VirtualBox → Проброс портов</w:t>
             </w:r>
@@ -1935,9 +3026,16 @@
             <w:tcW w:type="dxa" w:w="1728"/>
           </w:tcPr>
           <w:p>
+            <w:pPr>
+              <w:spacing w:line="360" w:lineRule="auto" w:before="0" w:after="0"/>
+              <w:ind w:firstLine="0"/>
+              <w:jc w:val="both"/>
+            </w:pPr>
             <w:r>
               <w:rPr>
-                <w:sz w:val="16"/>
+                <w:rFonts w:ascii="Times New Roman" w:hAnsi="Times New Roman" w:eastAsia="Times New Roman" w:cs="Times New Roman"/>
+                <w:b w:val="0"/>
+                <w:sz w:val="22"/>
               </w:rPr>
               <w:t>TCP 8080 на 8080</w:t>
             </w:r>
@@ -1947,13 +3045,25 @@
           <w:tcPr>
             <w:tcW w:type="dxa" w:w="1728"/>
           </w:tcPr>
-          <w:p/>
+          <w:p>
+            <w:pPr>
+              <w:spacing w:line="360" w:lineRule="auto" w:before="0" w:after="0"/>
+              <w:ind w:firstLine="0"/>
+              <w:jc w:val="both"/>
+            </w:pPr>
+          </w:p>
         </w:tc>
         <w:tc>
           <w:tcPr>
             <w:tcW w:type="dxa" w:w="1728"/>
           </w:tcPr>
-          <w:p/>
+          <w:p>
+            <w:pPr>
+              <w:spacing w:line="360" w:lineRule="auto" w:before="0" w:after="0"/>
+              <w:ind w:firstLine="0"/>
+              <w:jc w:val="both"/>
+            </w:pPr>
+          </w:p>
         </w:tc>
       </w:tr>
       <w:tr>
@@ -1962,9 +3072,16 @@
             <w:tcW w:type="dxa" w:w="1728"/>
           </w:tcPr>
           <w:p>
+            <w:pPr>
+              <w:spacing w:line="360" w:lineRule="auto" w:before="0" w:after="0"/>
+              <w:ind w:firstLine="0"/>
+              <w:jc w:val="both"/>
+            </w:pPr>
             <w:r>
               <w:rPr>
-                <w:sz w:val="16"/>
+                <w:rFonts w:ascii="Times New Roman" w:hAnsi="Times New Roman" w:eastAsia="Times New Roman" w:cs="Times New Roman"/>
+                <w:b w:val="0"/>
+                <w:sz w:val="22"/>
               </w:rPr>
               <w:t>С хоста</w:t>
             </w:r>
@@ -1975,9 +3092,16 @@
             <w:tcW w:type="dxa" w:w="1728"/>
           </w:tcPr>
           <w:p>
+            <w:pPr>
+              <w:spacing w:line="360" w:lineRule="auto" w:before="0" w:after="0"/>
+              <w:ind w:firstLine="0"/>
+              <w:jc w:val="both"/>
+            </w:pPr>
             <w:r>
               <w:rPr>
-                <w:sz w:val="16"/>
+                <w:rFonts w:ascii="Times New Roman" w:hAnsi="Times New Roman" w:eastAsia="Times New Roman" w:cs="Times New Roman"/>
+                <w:b w:val="0"/>
+                <w:sz w:val="22"/>
               </w:rPr>
               <w:t>curl.exe -i http://127.0.0.1:8080/health.json</w:t>
             </w:r>
@@ -1988,9 +3112,16 @@
             <w:tcW w:type="dxa" w:w="1728"/>
           </w:tcPr>
           <w:p>
+            <w:pPr>
+              <w:spacing w:line="360" w:lineRule="auto" w:before="0" w:after="0"/>
+              <w:ind w:firstLine="0"/>
+              <w:jc w:val="both"/>
+            </w:pPr>
             <w:r>
               <w:rPr>
-                <w:sz w:val="16"/>
+                <w:rFonts w:ascii="Times New Roman" w:hAnsi="Times New Roman" w:eastAsia="Times New Roman" w:cs="Times New Roman"/>
+                <w:b w:val="0"/>
+                <w:sz w:val="22"/>
               </w:rPr>
               <w:t>JSON получен</w:t>
             </w:r>
@@ -2000,13 +3131,25 @@
           <w:tcPr>
             <w:tcW w:type="dxa" w:w="1728"/>
           </w:tcPr>
-          <w:p/>
+          <w:p>
+            <w:pPr>
+              <w:spacing w:line="360" w:lineRule="auto" w:before="0" w:after="0"/>
+              <w:ind w:firstLine="0"/>
+              <w:jc w:val="both"/>
+            </w:pPr>
+          </w:p>
         </w:tc>
         <w:tc>
           <w:tcPr>
             <w:tcW w:type="dxa" w:w="1728"/>
           </w:tcPr>
-          <w:p/>
+          <w:p>
+            <w:pPr>
+              <w:spacing w:line="360" w:lineRule="auto" w:before="0" w:after="0"/>
+              <w:ind w:firstLine="0"/>
+              <w:jc w:val="both"/>
+            </w:pPr>
+          </w:p>
         </w:tc>
       </w:tr>
       <w:tr>
@@ -2015,9 +3158,16 @@
             <w:tcW w:type="dxa" w:w="1728"/>
           </w:tcPr>
           <w:p>
+            <w:pPr>
+              <w:spacing w:line="360" w:lineRule="auto" w:before="0" w:after="0"/>
+              <w:ind w:firstLine="0"/>
+              <w:jc w:val="both"/>
+            </w:pPr>
             <w:r>
               <w:rPr>
-                <w:sz w:val="16"/>
+                <w:rFonts w:ascii="Times New Roman" w:hAnsi="Times New Roman" w:eastAsia="Times New Roman" w:cs="Times New Roman"/>
+                <w:b w:val="0"/>
+                <w:sz w:val="22"/>
               </w:rPr>
               <w:t>Отказ</w:t>
             </w:r>
@@ -2028,9 +3178,16 @@
             <w:tcW w:type="dxa" w:w="1728"/>
           </w:tcPr>
           <w:p>
+            <w:pPr>
+              <w:spacing w:line="360" w:lineRule="auto" w:before="0" w:after="0"/>
+              <w:ind w:firstLine="0"/>
+              <w:jc w:val="both"/>
+            </w:pPr>
             <w:r>
               <w:rPr>
-                <w:sz w:val="16"/>
+                <w:rFonts w:ascii="Times New Roman" w:hAnsi="Times New Roman" w:eastAsia="Times New Roman" w:cs="Times New Roman"/>
+                <w:b w:val="0"/>
+                <w:sz w:val="22"/>
               </w:rPr>
               <w:t>systemctl stop uifis-web</w:t>
             </w:r>
@@ -2041,9 +3198,16 @@
             <w:tcW w:type="dxa" w:w="1728"/>
           </w:tcPr>
           <w:p>
+            <w:pPr>
+              <w:spacing w:line="360" w:lineRule="auto" w:before="0" w:after="0"/>
+              <w:ind w:firstLine="0"/>
+              <w:jc w:val="both"/>
+            </w:pPr>
             <w:r>
               <w:rPr>
-                <w:sz w:val="16"/>
+                <w:rFonts w:ascii="Times New Roman" w:hAnsi="Times New Roman" w:eastAsia="Times New Roman" w:cs="Times New Roman"/>
+                <w:b w:val="0"/>
+                <w:sz w:val="22"/>
               </w:rPr>
               <w:t>служба не отвечает</w:t>
             </w:r>
@@ -2053,13 +3217,25 @@
           <w:tcPr>
             <w:tcW w:type="dxa" w:w="1728"/>
           </w:tcPr>
-          <w:p/>
+          <w:p>
+            <w:pPr>
+              <w:spacing w:line="360" w:lineRule="auto" w:before="0" w:after="0"/>
+              <w:ind w:firstLine="0"/>
+              <w:jc w:val="both"/>
+            </w:pPr>
+          </w:p>
         </w:tc>
         <w:tc>
           <w:tcPr>
             <w:tcW w:type="dxa" w:w="1728"/>
           </w:tcPr>
-          <w:p/>
+          <w:p>
+            <w:pPr>
+              <w:spacing w:line="360" w:lineRule="auto" w:before="0" w:after="0"/>
+              <w:ind w:firstLine="0"/>
+              <w:jc w:val="both"/>
+            </w:pPr>
+          </w:p>
         </w:tc>
       </w:tr>
       <w:tr>
@@ -2068,9 +3244,16 @@
             <w:tcW w:type="dxa" w:w="1728"/>
           </w:tcPr>
           <w:p>
+            <w:pPr>
+              <w:spacing w:line="360" w:lineRule="auto" w:before="0" w:after="0"/>
+              <w:ind w:firstLine="0"/>
+              <w:jc w:val="both"/>
+            </w:pPr>
             <w:r>
               <w:rPr>
-                <w:sz w:val="16"/>
+                <w:rFonts w:ascii="Times New Roman" w:hAnsi="Times New Roman" w:eastAsia="Times New Roman" w:cs="Times New Roman"/>
+                <w:b w:val="0"/>
+                <w:sz w:val="22"/>
               </w:rPr>
               <w:t>Восстановление</w:t>
             </w:r>
@@ -2081,9 +3264,16 @@
             <w:tcW w:type="dxa" w:w="1728"/>
           </w:tcPr>
           <w:p>
+            <w:pPr>
+              <w:spacing w:line="360" w:lineRule="auto" w:before="0" w:after="0"/>
+              <w:ind w:firstLine="0"/>
+              <w:jc w:val="both"/>
+            </w:pPr>
             <w:r>
               <w:rPr>
-                <w:sz w:val="16"/>
+                <w:rFonts w:ascii="Times New Roman" w:hAnsi="Times New Roman" w:eastAsia="Times New Roman" w:cs="Times New Roman"/>
+                <w:b w:val="0"/>
+                <w:sz w:val="22"/>
               </w:rPr>
               <w:t>systemctl start uifis-web</w:t>
             </w:r>
@@ -2094,9 +3284,16 @@
             <w:tcW w:type="dxa" w:w="1728"/>
           </w:tcPr>
           <w:p>
+            <w:pPr>
+              <w:spacing w:line="360" w:lineRule="auto" w:before="0" w:after="0"/>
+              <w:ind w:firstLine="0"/>
+              <w:jc w:val="both"/>
+            </w:pPr>
             <w:r>
               <w:rPr>
-                <w:sz w:val="16"/>
+                <w:rFonts w:ascii="Times New Roman" w:hAnsi="Times New Roman" w:eastAsia="Times New Roman" w:cs="Times New Roman"/>
+                <w:b w:val="0"/>
+                <w:sz w:val="22"/>
               </w:rPr>
               <w:t>снова 200 OK</w:t>
             </w:r>
@@ -2106,22 +3303,40 @@
           <w:tcPr>
             <w:tcW w:type="dxa" w:w="1728"/>
           </w:tcPr>
-          <w:p/>
+          <w:p>
+            <w:pPr>
+              <w:spacing w:line="360" w:lineRule="auto" w:before="0" w:after="0"/>
+              <w:ind w:firstLine="0"/>
+              <w:jc w:val="both"/>
+            </w:pPr>
+          </w:p>
         </w:tc>
         <w:tc>
           <w:tcPr>
             <w:tcW w:type="dxa" w:w="1728"/>
           </w:tcPr>
-          <w:p/>
+          <w:p>
+            <w:pPr>
+              <w:spacing w:line="360" w:lineRule="auto" w:before="0" w:after="0"/>
+              <w:ind w:firstLine="0"/>
+              <w:jc w:val="both"/>
+            </w:pPr>
+          </w:p>
         </w:tc>
       </w:tr>
     </w:tbl>
     <w:p/>
     <w:p>
+      <w:pPr>
+        <w:spacing w:line="360" w:lineRule="auto" w:before="0" w:after="0"/>
+        <w:ind w:firstLine="709"/>
+        <w:jc w:val="both"/>
+      </w:pPr>
       <w:r>
         <w:rPr>
+          <w:rFonts w:ascii="Times New Roman" w:hAnsi="Times New Roman" w:eastAsia="Times New Roman" w:cs="Times New Roman"/>
           <w:b/>
-          <w:sz w:val="24"/>
+          <w:sz w:val="28"/>
         </w:rPr>
         <w:t>Отказы и восстановление</w:t>
       </w:r>
@@ -2130,6 +3345,7 @@
       <w:tblPr>
         <w:tblStyle w:val="TableGrid"/>
         <w:tblW w:type="auto" w:w="0"/>
+        <w:tblLayout w:type="autofit"/>
         <w:tblLook w:firstColumn="1" w:firstRow="1" w:lastColumn="0" w:lastRow="0" w:noHBand="0" w:noVBand="1" w:val="04A0"/>
       </w:tblPr>
       <w:tblGrid>
@@ -2145,9 +3361,16 @@
             <w:tcW w:type="dxa" w:w="1728"/>
           </w:tcPr>
           <w:p>
+            <w:pPr>
+              <w:spacing w:line="360" w:lineRule="auto" w:before="0" w:after="0"/>
+              <w:ind w:firstLine="0"/>
+              <w:jc w:val="center"/>
+            </w:pPr>
             <w:r>
               <w:rPr>
-                <w:sz w:val="16"/>
+                <w:rFonts w:ascii="Times New Roman" w:hAnsi="Times New Roman" w:eastAsia="Times New Roman" w:cs="Times New Roman"/>
+                <w:b/>
+                <w:sz w:val="22"/>
               </w:rPr>
               <w:t>Отказ</w:t>
             </w:r>
@@ -2158,9 +3381,16 @@
             <w:tcW w:type="dxa" w:w="1728"/>
           </w:tcPr>
           <w:p>
+            <w:pPr>
+              <w:spacing w:line="360" w:lineRule="auto" w:before="0" w:after="0"/>
+              <w:ind w:firstLine="0"/>
+              <w:jc w:val="center"/>
+            </w:pPr>
             <w:r>
               <w:rPr>
-                <w:sz w:val="16"/>
+                <w:rFonts w:ascii="Times New Roman" w:hAnsi="Times New Roman" w:eastAsia="Times New Roman" w:cs="Times New Roman"/>
+                <w:b/>
+                <w:sz w:val="22"/>
               </w:rPr>
               <w:t>Симптом</w:t>
             </w:r>
@@ -2171,9 +3401,16 @@
             <w:tcW w:type="dxa" w:w="1728"/>
           </w:tcPr>
           <w:p>
+            <w:pPr>
+              <w:spacing w:line="360" w:lineRule="auto" w:before="0" w:after="0"/>
+              <w:ind w:firstLine="0"/>
+              <w:jc w:val="center"/>
+            </w:pPr>
             <w:r>
               <w:rPr>
-                <w:sz w:val="16"/>
+                <w:rFonts w:ascii="Times New Roman" w:hAnsi="Times New Roman" w:eastAsia="Times New Roman" w:cs="Times New Roman"/>
+                <w:b/>
+                <w:sz w:val="22"/>
               </w:rPr>
               <w:t>Проверка</w:t>
             </w:r>
@@ -2184,9 +3421,16 @@
             <w:tcW w:type="dxa" w:w="1728"/>
           </w:tcPr>
           <w:p>
+            <w:pPr>
+              <w:spacing w:line="360" w:lineRule="auto" w:before="0" w:after="0"/>
+              <w:ind w:firstLine="0"/>
+              <w:jc w:val="center"/>
+            </w:pPr>
             <w:r>
               <w:rPr>
-                <w:sz w:val="16"/>
+                <w:rFonts w:ascii="Times New Roman" w:hAnsi="Times New Roman" w:eastAsia="Times New Roman" w:cs="Times New Roman"/>
+                <w:b/>
+                <w:sz w:val="22"/>
               </w:rPr>
               <w:t>Причина</w:t>
             </w:r>
@@ -2197,9 +3441,16 @@
             <w:tcW w:type="dxa" w:w="1728"/>
           </w:tcPr>
           <w:p>
+            <w:pPr>
+              <w:spacing w:line="360" w:lineRule="auto" w:before="0" w:after="0"/>
+              <w:ind w:firstLine="0"/>
+              <w:jc w:val="center"/>
+            </w:pPr>
             <w:r>
               <w:rPr>
-                <w:sz w:val="16"/>
+                <w:rFonts w:ascii="Times New Roman" w:hAnsi="Times New Roman" w:eastAsia="Times New Roman" w:cs="Times New Roman"/>
+                <w:b/>
+                <w:sz w:val="22"/>
               </w:rPr>
               <w:t>Восстановление</w:t>
             </w:r>
@@ -2212,9 +3463,16 @@
             <w:tcW w:type="dxa" w:w="1728"/>
           </w:tcPr>
           <w:p>
+            <w:pPr>
+              <w:spacing w:line="360" w:lineRule="auto" w:before="0" w:after="0"/>
+              <w:ind w:firstLine="0"/>
+              <w:jc w:val="both"/>
+            </w:pPr>
             <w:r>
               <w:rPr>
-                <w:sz w:val="16"/>
+                <w:rFonts w:ascii="Times New Roman" w:hAnsi="Times New Roman" w:eastAsia="Times New Roman" w:cs="Times New Roman"/>
+                <w:b w:val="0"/>
+                <w:sz w:val="22"/>
               </w:rPr>
               <w:t>Служба остановлена</w:t>
             </w:r>
@@ -2224,25 +3482,49 @@
           <w:tcPr>
             <w:tcW w:type="dxa" w:w="1728"/>
           </w:tcPr>
-          <w:p/>
+          <w:p>
+            <w:pPr>
+              <w:spacing w:line="360" w:lineRule="auto" w:before="0" w:after="0"/>
+              <w:ind w:firstLine="0"/>
+              <w:jc w:val="both"/>
+            </w:pPr>
+          </w:p>
         </w:tc>
         <w:tc>
           <w:tcPr>
             <w:tcW w:type="dxa" w:w="1728"/>
           </w:tcPr>
-          <w:p/>
+          <w:p>
+            <w:pPr>
+              <w:spacing w:line="360" w:lineRule="auto" w:before="0" w:after="0"/>
+              <w:ind w:firstLine="0"/>
+              <w:jc w:val="both"/>
+            </w:pPr>
+          </w:p>
         </w:tc>
         <w:tc>
           <w:tcPr>
             <w:tcW w:type="dxa" w:w="1728"/>
           </w:tcPr>
-          <w:p/>
+          <w:p>
+            <w:pPr>
+              <w:spacing w:line="360" w:lineRule="auto" w:before="0" w:after="0"/>
+              <w:ind w:firstLine="0"/>
+              <w:jc w:val="both"/>
+            </w:pPr>
+          </w:p>
         </w:tc>
         <w:tc>
           <w:tcPr>
             <w:tcW w:type="dxa" w:w="1728"/>
           </w:tcPr>
-          <w:p/>
+          <w:p>
+            <w:pPr>
+              <w:spacing w:line="360" w:lineRule="auto" w:before="0" w:after="0"/>
+              <w:ind w:firstLine="0"/>
+              <w:jc w:val="both"/>
+            </w:pPr>
+          </w:p>
         </w:tc>
       </w:tr>
       <w:tr>
@@ -2251,9 +3533,16 @@
             <w:tcW w:type="dxa" w:w="1728"/>
           </w:tcPr>
           <w:p>
+            <w:pPr>
+              <w:spacing w:line="360" w:lineRule="auto" w:before="0" w:after="0"/>
+              <w:ind w:firstLine="0"/>
+              <w:jc w:val="both"/>
+            </w:pPr>
             <w:r>
               <w:rPr>
-                <w:sz w:val="16"/>
+                <w:rFonts w:ascii="Times New Roman" w:hAnsi="Times New Roman" w:eastAsia="Times New Roman" w:cs="Times New Roman"/>
+                <w:b w:val="0"/>
+                <w:sz w:val="22"/>
               </w:rPr>
               <w:t>Служба слушает 127.0.0.1</w:t>
             </w:r>
@@ -2263,25 +3552,49 @@
           <w:tcPr>
             <w:tcW w:type="dxa" w:w="1728"/>
           </w:tcPr>
-          <w:p/>
+          <w:p>
+            <w:pPr>
+              <w:spacing w:line="360" w:lineRule="auto" w:before="0" w:after="0"/>
+              <w:ind w:firstLine="0"/>
+              <w:jc w:val="both"/>
+            </w:pPr>
+          </w:p>
         </w:tc>
         <w:tc>
           <w:tcPr>
             <w:tcW w:type="dxa" w:w="1728"/>
           </w:tcPr>
-          <w:p/>
+          <w:p>
+            <w:pPr>
+              <w:spacing w:line="360" w:lineRule="auto" w:before="0" w:after="0"/>
+              <w:ind w:firstLine="0"/>
+              <w:jc w:val="both"/>
+            </w:pPr>
+          </w:p>
         </w:tc>
         <w:tc>
           <w:tcPr>
             <w:tcW w:type="dxa" w:w="1728"/>
           </w:tcPr>
-          <w:p/>
+          <w:p>
+            <w:pPr>
+              <w:spacing w:line="360" w:lineRule="auto" w:before="0" w:after="0"/>
+              <w:ind w:firstLine="0"/>
+              <w:jc w:val="both"/>
+            </w:pPr>
+          </w:p>
         </w:tc>
         <w:tc>
           <w:tcPr>
             <w:tcW w:type="dxa" w:w="1728"/>
           </w:tcPr>
-          <w:p/>
+          <w:p>
+            <w:pPr>
+              <w:spacing w:line="360" w:lineRule="auto" w:before="0" w:after="0"/>
+              <w:ind w:firstLine="0"/>
+              <w:jc w:val="both"/>
+            </w:pPr>
+          </w:p>
         </w:tc>
       </w:tr>
       <w:tr>
@@ -2290,9 +3603,16 @@
             <w:tcW w:type="dxa" w:w="1728"/>
           </w:tcPr>
           <w:p>
+            <w:pPr>
+              <w:spacing w:line="360" w:lineRule="auto" w:before="0" w:after="0"/>
+              <w:ind w:firstLine="0"/>
+              <w:jc w:val="both"/>
+            </w:pPr>
             <w:r>
               <w:rPr>
-                <w:sz w:val="16"/>
+                <w:rFonts w:ascii="Times New Roman" w:hAnsi="Times New Roman" w:eastAsia="Times New Roman" w:cs="Times New Roman"/>
+                <w:b w:val="0"/>
+                <w:sz w:val="22"/>
               </w:rPr>
               <w:t>Порт закрыт firewall</w:t>
             </w:r>
@@ -2302,25 +3622,49 @@
           <w:tcPr>
             <w:tcW w:type="dxa" w:w="1728"/>
           </w:tcPr>
-          <w:p/>
+          <w:p>
+            <w:pPr>
+              <w:spacing w:line="360" w:lineRule="auto" w:before="0" w:after="0"/>
+              <w:ind w:firstLine="0"/>
+              <w:jc w:val="both"/>
+            </w:pPr>
+          </w:p>
         </w:tc>
         <w:tc>
           <w:tcPr>
             <w:tcW w:type="dxa" w:w="1728"/>
           </w:tcPr>
-          <w:p/>
+          <w:p>
+            <w:pPr>
+              <w:spacing w:line="360" w:lineRule="auto" w:before="0" w:after="0"/>
+              <w:ind w:firstLine="0"/>
+              <w:jc w:val="both"/>
+            </w:pPr>
+          </w:p>
         </w:tc>
         <w:tc>
           <w:tcPr>
             <w:tcW w:type="dxa" w:w="1728"/>
           </w:tcPr>
-          <w:p/>
+          <w:p>
+            <w:pPr>
+              <w:spacing w:line="360" w:lineRule="auto" w:before="0" w:after="0"/>
+              <w:ind w:firstLine="0"/>
+              <w:jc w:val="both"/>
+            </w:pPr>
+          </w:p>
         </w:tc>
         <w:tc>
           <w:tcPr>
             <w:tcW w:type="dxa" w:w="1728"/>
           </w:tcPr>
-          <w:p/>
+          <w:p>
+            <w:pPr>
+              <w:spacing w:line="360" w:lineRule="auto" w:before="0" w:after="0"/>
+              <w:ind w:firstLine="0"/>
+              <w:jc w:val="both"/>
+            </w:pPr>
+          </w:p>
         </w:tc>
       </w:tr>
       <w:tr>
@@ -2329,9 +3673,16 @@
             <w:tcW w:type="dxa" w:w="1728"/>
           </w:tcPr>
           <w:p>
+            <w:pPr>
+              <w:spacing w:line="360" w:lineRule="auto" w:before="0" w:after="0"/>
+              <w:ind w:firstLine="0"/>
+              <w:jc w:val="both"/>
+            </w:pPr>
             <w:r>
               <w:rPr>
-                <w:sz w:val="16"/>
+                <w:rFonts w:ascii="Times New Roman" w:hAnsi="Times New Roman" w:eastAsia="Times New Roman" w:cs="Times New Roman"/>
+                <w:b w:val="0"/>
+                <w:sz w:val="22"/>
               </w:rPr>
               <w:t>Проброс ведёт на 8081</w:t>
             </w:r>
@@ -2341,25 +3692,49 @@
           <w:tcPr>
             <w:tcW w:type="dxa" w:w="1728"/>
           </w:tcPr>
-          <w:p/>
+          <w:p>
+            <w:pPr>
+              <w:spacing w:line="360" w:lineRule="auto" w:before="0" w:after="0"/>
+              <w:ind w:firstLine="0"/>
+              <w:jc w:val="both"/>
+            </w:pPr>
+          </w:p>
         </w:tc>
         <w:tc>
           <w:tcPr>
             <w:tcW w:type="dxa" w:w="1728"/>
           </w:tcPr>
-          <w:p/>
+          <w:p>
+            <w:pPr>
+              <w:spacing w:line="360" w:lineRule="auto" w:before="0" w:after="0"/>
+              <w:ind w:firstLine="0"/>
+              <w:jc w:val="both"/>
+            </w:pPr>
+          </w:p>
         </w:tc>
         <w:tc>
           <w:tcPr>
             <w:tcW w:type="dxa" w:w="1728"/>
           </w:tcPr>
-          <w:p/>
+          <w:p>
+            <w:pPr>
+              <w:spacing w:line="360" w:lineRule="auto" w:before="0" w:after="0"/>
+              <w:ind w:firstLine="0"/>
+              <w:jc w:val="both"/>
+            </w:pPr>
+          </w:p>
         </w:tc>
         <w:tc>
           <w:tcPr>
             <w:tcW w:type="dxa" w:w="1728"/>
           </w:tcPr>
-          <w:p/>
+          <w:p>
+            <w:pPr>
+              <w:spacing w:line="360" w:lineRule="auto" w:before="0" w:after="0"/>
+              <w:ind w:firstLine="0"/>
+              <w:jc w:val="both"/>
+            </w:pPr>
+          </w:p>
         </w:tc>
       </w:tr>
       <w:tr>
@@ -2368,9 +3743,16 @@
             <w:tcW w:type="dxa" w:w="1728"/>
           </w:tcPr>
           <w:p>
+            <w:pPr>
+              <w:spacing w:line="360" w:lineRule="auto" w:before="0" w:after="0"/>
+              <w:ind w:firstLine="0"/>
+              <w:jc w:val="both"/>
+            </w:pPr>
             <w:r>
               <w:rPr>
-                <w:sz w:val="16"/>
+                <w:rFonts w:ascii="Times New Roman" w:hAnsi="Times New Roman" w:eastAsia="Times New Roman" w:cs="Times New Roman"/>
+                <w:b w:val="0"/>
+                <w:sz w:val="22"/>
               </w:rPr>
               <w:t>Файл app.py недоступен</w:t>
             </w:r>
@@ -2380,46 +3762,79 @@
           <w:tcPr>
             <w:tcW w:type="dxa" w:w="1728"/>
           </w:tcPr>
-          <w:p/>
+          <w:p>
+            <w:pPr>
+              <w:spacing w:line="360" w:lineRule="auto" w:before="0" w:after="0"/>
+              <w:ind w:firstLine="0"/>
+              <w:jc w:val="both"/>
+            </w:pPr>
+          </w:p>
         </w:tc>
         <w:tc>
           <w:tcPr>
             <w:tcW w:type="dxa" w:w="1728"/>
           </w:tcPr>
-          <w:p/>
+          <w:p>
+            <w:pPr>
+              <w:spacing w:line="360" w:lineRule="auto" w:before="0" w:after="0"/>
+              <w:ind w:firstLine="0"/>
+              <w:jc w:val="both"/>
+            </w:pPr>
+          </w:p>
         </w:tc>
         <w:tc>
           <w:tcPr>
             <w:tcW w:type="dxa" w:w="1728"/>
           </w:tcPr>
-          <w:p/>
+          <w:p>
+            <w:pPr>
+              <w:spacing w:line="360" w:lineRule="auto" w:before="0" w:after="0"/>
+              <w:ind w:firstLine="0"/>
+              <w:jc w:val="both"/>
+            </w:pPr>
+          </w:p>
         </w:tc>
         <w:tc>
           <w:tcPr>
             <w:tcW w:type="dxa" w:w="1728"/>
           </w:tcPr>
-          <w:p/>
+          <w:p>
+            <w:pPr>
+              <w:spacing w:line="360" w:lineRule="auto" w:before="0" w:after="0"/>
+              <w:ind w:firstLine="0"/>
+              <w:jc w:val="both"/>
+            </w:pPr>
+          </w:p>
         </w:tc>
       </w:tr>
     </w:tbl>
     <w:p/>
     <w:p>
+      <w:pPr>
+        <w:spacing w:line="360" w:lineRule="auto" w:before="0" w:after="0"/>
+        <w:ind w:firstLine="709"/>
+        <w:jc w:val="both"/>
+      </w:pPr>
       <w:r>
         <w:rPr>
+          <w:rFonts w:ascii="Times New Roman" w:hAnsi="Times New Roman" w:eastAsia="Times New Roman" w:cs="Times New Roman"/>
           <w:b/>
-          <w:sz w:val="24"/>
+          <w:sz w:val="28"/>
         </w:rPr>
         <w:t>Скриншоты выполнения работы</w:t>
       </w:r>
     </w:p>
     <w:p>
       <w:pPr>
+        <w:spacing w:line="360" w:lineRule="auto" w:before="0" w:after="0"/>
+        <w:ind w:firstLine="0"/>
         <w:jc w:val="center"/>
       </w:pPr>
       <w:r>
         <w:rPr>
+          <w:rFonts w:ascii="Times New Roman" w:hAnsi="Times New Roman" w:eastAsia="Times New Roman" w:cs="Times New Roman"/>
           <w:i/>
-          <w:sz w:val="22"/>
+          <w:sz w:val="28"/>
         </w:rPr>
         <w:t>[ Место для скриншота: Вывод systemctl status uifis-web ]</w:t>
       </w:r>
@@ -2427,12 +3842,15 @@
     <w:p/>
     <w:p>
       <w:pPr>
+        <w:spacing w:line="360" w:lineRule="auto" w:before="0" w:after="0"/>
+        <w:ind w:firstLine="0"/>
         <w:jc w:val="center"/>
       </w:pPr>
       <w:r>
         <w:rPr>
+          <w:rFonts w:ascii="Times New Roman" w:hAnsi="Times New Roman" w:eastAsia="Times New Roman" w:cs="Times New Roman"/>
           <w:i/>
-          <w:sz w:val="22"/>
+          <w:sz w:val="28"/>
         </w:rPr>
         <w:t>[ Место для скриншота: Вывод ss -tulpn с адресом 0.0.0.0:8080 ]</w:t>
       </w:r>
@@ -2440,12 +3858,15 @@
     <w:p/>
     <w:p>
       <w:pPr>
+        <w:spacing w:line="360" w:lineRule="auto" w:before="0" w:after="0"/>
+        <w:ind w:firstLine="0"/>
         <w:jc w:val="center"/>
       </w:pPr>
       <w:r>
         <w:rPr>
+          <w:rFonts w:ascii="Times New Roman" w:hAnsi="Times New Roman" w:eastAsia="Times New Roman" w:cs="Times New Roman"/>
           <w:i/>
-          <w:sz w:val="22"/>
+          <w:sz w:val="28"/>
         </w:rPr>
         <w:t>[ Место для скриншота: Ответы /, /health.json и /api/services из гостевой системы ]</w:t>
       </w:r>
@@ -2453,12 +3874,15 @@
     <w:p/>
     <w:p>
       <w:pPr>
+        <w:spacing w:line="360" w:lineRule="auto" w:before="0" w:after="0"/>
+        <w:ind w:firstLine="0"/>
         <w:jc w:val="center"/>
       </w:pPr>
       <w:r>
         <w:rPr>
+          <w:rFonts w:ascii="Times New Roman" w:hAnsi="Times New Roman" w:eastAsia="Times New Roman" w:cs="Times New Roman"/>
           <w:i/>
-          <w:sz w:val="22"/>
+          <w:sz w:val="28"/>
         </w:rPr>
         <w:t>[ Место для скриншота: Ответ curl.exe с рабочего компьютера ]</w:t>
       </w:r>
@@ -2466,12 +3890,15 @@
     <w:p/>
     <w:p>
       <w:pPr>
+        <w:spacing w:line="360" w:lineRule="auto" w:before="0" w:after="0"/>
+        <w:ind w:firstLine="0"/>
         <w:jc w:val="center"/>
       </w:pPr>
       <w:r>
         <w:rPr>
+          <w:rFonts w:ascii="Times New Roman" w:hAnsi="Times New Roman" w:eastAsia="Times New Roman" w:cs="Times New Roman"/>
           <w:i/>
-          <w:sz w:val="22"/>
+          <w:sz w:val="28"/>
         </w:rPr>
         <w:t>[ Место для скриншота: Правило проброса портов в VirtualBox ]</w:t>
       </w:r>
@@ -2479,93 +3906,147 @@
     <w:p/>
     <w:p>
       <w:pPr>
+        <w:spacing w:line="360" w:lineRule="auto" w:before="0" w:after="0"/>
+        <w:ind w:firstLine="0"/>
         <w:jc w:val="center"/>
       </w:pPr>
       <w:r>
         <w:rPr>
+          <w:rFonts w:ascii="Times New Roman" w:hAnsi="Times New Roman" w:eastAsia="Times New Roman" w:cs="Times New Roman"/>
           <w:i/>
-          <w:sz w:val="22"/>
+          <w:sz w:val="28"/>
         </w:rPr>
         <w:t>[ Место для скриншота: Один отказ и его восстановление ]</w:t>
       </w:r>
     </w:p>
     <w:p/>
     <w:p>
+      <w:pPr>
+        <w:pStyle w:val="Heading1"/>
+        <w:keepNext/>
+        <w:keepLines/>
+        <w:spacing w:line="240" w:lineRule="auto" w:before="240" w:after="0"/>
+        <w:ind w:firstLine="0" w:left="0"/>
+        <w:jc w:val="both"/>
+      </w:pPr>
       <w:r>
         <w:rPr>
-          <w:b/>
-          <w:sz w:val="24"/>
+          <w:rFonts w:ascii="Times New Roman" w:hAnsi="Times New Roman" w:eastAsia="Times New Roman" w:cs="Times New Roman"/>
+          <w:b w:val="0"/>
+          <w:sz w:val="28"/>
         </w:rPr>
         <w:t>Вывод</w:t>
       </w:r>
     </w:p>
     <w:p>
+      <w:pPr>
+        <w:spacing w:line="360" w:lineRule="auto" w:before="0" w:after="0"/>
+        <w:ind w:firstLine="709"/>
+        <w:jc w:val="both"/>
+      </w:pPr>
       <w:r>
         <w:rPr>
+          <w:rFonts w:ascii="Times New Roman" w:hAnsi="Times New Roman" w:eastAsia="Times New Roman" w:cs="Times New Roman"/>
           <w:b w:val="0"/>
-          <w:sz w:val="24"/>
+          <w:sz w:val="28"/>
         </w:rPr>
         <w:t>Какая зависимость оказалась критичной для доступа к службе? Почему локальная проверка не заменяет проверку с хоста? Чем systemd удобнее ручного запуска?</w:t>
       </w:r>
     </w:p>
     <w:p>
+      <w:pPr>
+        <w:spacing w:line="360" w:lineRule="auto" w:before="0" w:after="0"/>
+        <w:ind w:firstLine="709"/>
+        <w:jc w:val="both"/>
+      </w:pPr>
       <w:r>
         <w:rPr>
+          <w:rFonts w:ascii="Times New Roman" w:hAnsi="Times New Roman" w:eastAsia="Times New Roman" w:cs="Times New Roman"/>
           <w:b w:val="0"/>
-          <w:sz w:val="24"/>
+          <w:sz w:val="28"/>
         </w:rPr>
         <w:t>________________________________________________________________________</w:t>
       </w:r>
     </w:p>
     <w:p>
+      <w:pPr>
+        <w:spacing w:line="360" w:lineRule="auto" w:before="0" w:after="0"/>
+        <w:ind w:firstLine="709"/>
+        <w:jc w:val="both"/>
+      </w:pPr>
       <w:r>
         <w:rPr>
+          <w:rFonts w:ascii="Times New Roman" w:hAnsi="Times New Roman" w:eastAsia="Times New Roman" w:cs="Times New Roman"/>
           <w:b w:val="0"/>
-          <w:sz w:val="24"/>
+          <w:sz w:val="28"/>
         </w:rPr>
         <w:t>________________________________________________________________________</w:t>
       </w:r>
     </w:p>
     <w:p>
+      <w:pPr>
+        <w:spacing w:line="360" w:lineRule="auto" w:before="0" w:after="0"/>
+        <w:ind w:firstLine="709"/>
+        <w:jc w:val="both"/>
+      </w:pPr>
       <w:r>
         <w:rPr>
+          <w:rFonts w:ascii="Times New Roman" w:hAnsi="Times New Roman" w:eastAsia="Times New Roman" w:cs="Times New Roman"/>
           <w:b w:val="0"/>
-          <w:sz w:val="24"/>
+          <w:sz w:val="28"/>
         </w:rPr>
         <w:t>________________________________________________________________________</w:t>
       </w:r>
     </w:p>
     <w:p>
+      <w:pPr>
+        <w:spacing w:line="360" w:lineRule="auto" w:before="0" w:after="0"/>
+        <w:ind w:firstLine="709"/>
+        <w:jc w:val="both"/>
+      </w:pPr>
       <w:r>
         <w:rPr>
+          <w:rFonts w:ascii="Times New Roman" w:hAnsi="Times New Roman" w:eastAsia="Times New Roman" w:cs="Times New Roman"/>
           <w:b w:val="0"/>
-          <w:sz w:val="24"/>
+          <w:sz w:val="28"/>
         </w:rPr>
         <w:t>________________________________________________________________________</w:t>
       </w:r>
     </w:p>
     <w:p>
+      <w:pPr>
+        <w:spacing w:line="360" w:lineRule="auto" w:before="0" w:after="0"/>
+        <w:ind w:firstLine="709"/>
+        <w:jc w:val="both"/>
+      </w:pPr>
       <w:r>
         <w:rPr>
+          <w:rFonts w:ascii="Times New Roman" w:hAnsi="Times New Roman" w:eastAsia="Times New Roman" w:cs="Times New Roman"/>
           <w:b w:val="0"/>
-          <w:sz w:val="24"/>
+          <w:sz w:val="28"/>
         </w:rPr>
         <w:t>________________________________________________________________________</w:t>
       </w:r>
     </w:p>
     <w:p>
+      <w:pPr>
+        <w:spacing w:line="360" w:lineRule="auto" w:before="0" w:after="0"/>
+        <w:ind w:firstLine="709"/>
+        <w:jc w:val="both"/>
+      </w:pPr>
       <w:r>
         <w:rPr>
+          <w:rFonts w:ascii="Times New Roman" w:hAnsi="Times New Roman" w:eastAsia="Times New Roman" w:cs="Times New Roman"/>
           <w:b w:val="0"/>
-          <w:sz w:val="24"/>
+          <w:sz w:val="28"/>
         </w:rPr>
         <w:t>________________________________________________________________________</w:t>
       </w:r>
     </w:p>
     <w:p/>
     <w:sectPr>
-      <w:pgSz w:w="12240" w:h="15840"/>
-      <w:pgMar w:top="1440" w:right="1800" w:bottom="1440" w:left="1800" w:header="720" w:footer="720" w:gutter="0"/>
+      <w:pgSz w:w="11906" w:h="16838"/>
+      <w:pgMar w:top="1134" w:right="850" w:bottom="1134" w:left="1701" w:header="720" w:footer="720" w:gutter="0"/>
       <w:cols w:space="720"/>
       <w:docGrid w:linePitch="360"/>
     </w:sectPr>
@@ -2936,9 +4417,14 @@
     <w:name w:val="Normal"/>
     <w:qFormat/>
     <w:rsid w:val="00FC693F"/>
+    <w:pPr>
+      <w:spacing w:line="360" w:lineRule="auto" w:before="0" w:after="0"/>
+      <w:ind w:firstLine="709"/>
+      <w:jc w:val="both"/>
+    </w:pPr>
     <w:rPr>
-      <w:rFonts w:ascii="Times New Roman" w:hAnsi="Times New Roman"/>
-      <w:sz w:val="24"/>
+      <w:rFonts w:ascii="Times New Roman" w:hAnsi="Times New Roman" w:eastAsia="Times New Roman" w:cs="Times New Roman"/>
+      <w:sz w:val="28"/>
     </w:rPr>
   </w:style>
   <w:style w:type="paragraph" w:styleId="Header">
@@ -2996,12 +4482,14 @@
     <w:pPr>
       <w:keepNext/>
       <w:keepLines/>
-      <w:spacing w:before="480" w:after="0"/>
+      <w:spacing w:before="240" w:after="0" w:line="240" w:lineRule="auto"/>
+      <w:ind w:firstLine="0" w:left="0"/>
+      <w:jc w:val="both"/>
       <w:outlineLvl w:val="0"/>
     </w:pPr>
     <w:rPr>
-      <w:rFonts w:asciiTheme="majorHAnsi" w:eastAsiaTheme="majorEastAsia" w:hAnsiTheme="majorHAnsi" w:cstheme="majorBidi"/>
-      <w:b/>
+      <w:rFonts w:asciiTheme="majorHAnsi" w:eastAsiaTheme="majorEastAsia" w:hAnsiTheme="majorHAnsi" w:cstheme="majorBidi" w:ascii="Times New Roman" w:hAnsi="Times New Roman" w:eastAsia="Times New Roman" w:cs="Times New Roman"/>
+      <w:b w:val="0"/>
       <w:bCs/>
       <w:color w:val="365F91" w:themeColor="accent1" w:themeShade="BF"/>
       <w:sz w:val="28"/>
@@ -3020,15 +4508,17 @@
     <w:pPr>
       <w:keepNext/>
       <w:keepLines/>
-      <w:spacing w:before="200" w:after="0"/>
+      <w:spacing w:before="40" w:after="0" w:line="240" w:lineRule="auto"/>
+      <w:ind w:firstLine="0" w:left="0"/>
+      <w:jc w:val="left"/>
       <w:outlineLvl w:val="1"/>
     </w:pPr>
     <w:rPr>
-      <w:rFonts w:asciiTheme="majorHAnsi" w:eastAsiaTheme="majorEastAsia" w:hAnsiTheme="majorHAnsi" w:cstheme="majorBidi"/>
+      <w:rFonts w:asciiTheme="majorHAnsi" w:eastAsiaTheme="majorEastAsia" w:hAnsiTheme="majorHAnsi" w:cstheme="majorBidi" w:ascii="Times New Roman" w:hAnsi="Times New Roman" w:eastAsia="Times New Roman" w:cs="Times New Roman"/>
       <w:b/>
       <w:bCs/>
       <w:color w:val="4F81BD" w:themeColor="accent1"/>
-      <w:sz w:val="26"/>
+      <w:sz w:val="28"/>
       <w:szCs w:val="26"/>
     </w:rPr>
   </w:style>
@@ -3358,9 +4848,14 @@
     <w:qFormat/>
     <w:rsid w:val="00FC693F"/>
     <w:pPr>
-      <w:ind w:left="720"/>
+      <w:spacing w:line="360" w:lineRule="auto" w:before="0" w:after="0"/>
+      <w:ind w:left="709" w:firstLine="0"/>
       <w:contextualSpacing/>
     </w:pPr>
+    <w:rPr>
+      <w:rFonts w:ascii="Times New Roman" w:hAnsi="Times New Roman" w:eastAsia="Times New Roman" w:cs="Times New Roman"/>
+      <w:sz w:val="28"/>
+    </w:rPr>
   </w:style>
   <w:style w:type="paragraph" w:styleId="BodyText">
     <w:name w:val="Body Text"/>

--- a/docs/4/uifis/reports/UIFIS_practice-9_report-template.docx
+++ b/docs/4/uifis/reports/UIFIS_practice-9_report-template.docx
@@ -12,6 +12,7 @@
         <w:rPr>
           <w:rFonts w:ascii="Times New Roman" w:hAnsi="Times New Roman" w:eastAsia="Times New Roman" w:cs="Times New Roman"/>
           <w:b/>
+          <w:color w:val="000000"/>
           <w:sz w:val="28"/>
         </w:rPr>
         <w:t>Устройство и функционирование информационной системы (МДК.06.03)</w:t>
@@ -27,6 +28,7 @@
         <w:rPr>
           <w:rFonts w:ascii="Times New Roman" w:hAnsi="Times New Roman" w:eastAsia="Times New Roman" w:cs="Times New Roman"/>
           <w:b/>
+          <w:color w:val="000000"/>
           <w:sz w:val="28"/>
         </w:rPr>
         <w:t>Отчёт по практической работе 9</w:t>
@@ -42,6 +44,7 @@
         <w:rPr>
           <w:rFonts w:ascii="Times New Roman" w:hAnsi="Times New Roman" w:eastAsia="Times New Roman" w:cs="Times New Roman"/>
           <w:b w:val="0"/>
+          <w:color w:val="000000"/>
           <w:sz w:val="28"/>
         </w:rPr>
         <w:t>Тема: Развёртывание базовой сетевой службы</w:t>
@@ -58,6 +61,7 @@
         <w:rPr>
           <w:rFonts w:ascii="Times New Roman" w:hAnsi="Times New Roman" w:eastAsia="Times New Roman" w:cs="Times New Roman"/>
           <w:b w:val="0"/>
+          <w:color w:val="000000"/>
           <w:sz w:val="28"/>
         </w:rPr>
         <w:t>ФИО студента: ______________________________________</w:t>
@@ -73,6 +77,7 @@
         <w:rPr>
           <w:rFonts w:ascii="Times New Roman" w:hAnsi="Times New Roman" w:eastAsia="Times New Roman" w:cs="Times New Roman"/>
           <w:b w:val="0"/>
+          <w:color w:val="000000"/>
           <w:sz w:val="28"/>
         </w:rPr>
         <w:t>Группа: ______________________  Дата: _______________</w:t>
@@ -84,14 +89,16 @@
         <w:pStyle w:val="Heading1"/>
         <w:keepNext/>
         <w:keepLines/>
+        <w:pageBreakBefore/>
         <w:spacing w:line="240" w:lineRule="auto" w:before="240" w:after="0"/>
-        <w:ind w:firstLine="0" w:left="0"/>
+        <w:ind w:left="0" w:firstLine="0"/>
         <w:jc w:val="both"/>
       </w:pPr>
       <w:r>
         <w:rPr>
           <w:rFonts w:ascii="Times New Roman" w:hAnsi="Times New Roman" w:eastAsia="Times New Roman" w:cs="Times New Roman"/>
           <w:b w:val="0"/>
+          <w:color w:val="000000"/>
           <w:sz w:val="28"/>
         </w:rPr>
         <w:t>Цель работы</w:t>
@@ -107,6 +114,7 @@
         <w:rPr>
           <w:rFonts w:ascii="Times New Roman" w:hAnsi="Times New Roman" w:eastAsia="Times New Roman" w:cs="Times New Roman"/>
           <w:b w:val="0"/>
+          <w:color w:val="000000"/>
           <w:sz w:val="28"/>
         </w:rPr>
         <w:t>Развернуть учебную HTTP-службу uifis-web в Ubuntu Server, оформить запуск через systemd, настроить отдельного пользователя, firewall и проброс порта, а затем проверить отказ и восстановление службы.</w:t>
@@ -119,13 +127,14 @@
         <w:keepNext/>
         <w:keepLines/>
         <w:spacing w:line="240" w:lineRule="auto" w:before="240" w:after="0"/>
-        <w:ind w:firstLine="0" w:left="0"/>
+        <w:ind w:left="0" w:firstLine="0"/>
         <w:jc w:val="both"/>
       </w:pPr>
       <w:r>
         <w:rPr>
           <w:rFonts w:ascii="Times New Roman" w:hAnsi="Times New Roman" w:eastAsia="Times New Roman" w:cs="Times New Roman"/>
           <w:b w:val="0"/>
+          <w:color w:val="000000"/>
           <w:sz w:val="28"/>
         </w:rPr>
         <w:t>Ход работы</w:t>
@@ -141,6 +150,7 @@
         <w:rPr>
           <w:rFonts w:ascii="Times New Roman" w:hAnsi="Times New Roman" w:eastAsia="Times New Roman" w:cs="Times New Roman"/>
           <w:b/>
+          <w:color w:val="000000"/>
           <w:sz w:val="28"/>
         </w:rPr>
         <w:t>Схема стенда</w:t>
@@ -172,6 +182,7 @@
               <w:rPr>
                 <w:rFonts w:ascii="Times New Roman" w:hAnsi="Times New Roman" w:eastAsia="Times New Roman" w:cs="Times New Roman"/>
                 <w:b/>
+                <w:color w:val="000000"/>
                 <w:sz w:val="22"/>
               </w:rPr>
               <w:t>Элемент</w:t>
@@ -192,6 +203,7 @@
               <w:rPr>
                 <w:rFonts w:ascii="Times New Roman" w:hAnsi="Times New Roman" w:eastAsia="Times New Roman" w:cs="Times New Roman"/>
                 <w:b/>
+                <w:color w:val="000000"/>
                 <w:sz w:val="22"/>
               </w:rPr>
               <w:t>Значение</w:t>
@@ -214,6 +226,7 @@
               <w:rPr>
                 <w:rFonts w:ascii="Times New Roman" w:hAnsi="Times New Roman" w:eastAsia="Times New Roman" w:cs="Times New Roman"/>
                 <w:b w:val="0"/>
+                <w:color w:val="000000"/>
                 <w:sz w:val="22"/>
               </w:rPr>
               <w:t>Рабочий компьютер</w:t>
@@ -234,6 +247,7 @@
               <w:rPr>
                 <w:rFonts w:ascii="Times New Roman" w:hAnsi="Times New Roman" w:eastAsia="Times New Roman" w:cs="Times New Roman"/>
                 <w:b w:val="0"/>
+                <w:color w:val="000000"/>
                 <w:sz w:val="22"/>
               </w:rPr>
               <w:t>Windows, PowerShell, curl.exe</w:t>
@@ -256,6 +270,7 @@
               <w:rPr>
                 <w:rFonts w:ascii="Times New Roman" w:hAnsi="Times New Roman" w:eastAsia="Times New Roman" w:cs="Times New Roman"/>
                 <w:b w:val="0"/>
+                <w:color w:val="000000"/>
                 <w:sz w:val="22"/>
               </w:rPr>
               <w:t>Виртуальная машина</w:t>
@@ -276,6 +291,7 @@
               <w:rPr>
                 <w:rFonts w:ascii="Times New Roman" w:hAnsi="Times New Roman" w:eastAsia="Times New Roman" w:cs="Times New Roman"/>
                 <w:b w:val="0"/>
+                <w:color w:val="000000"/>
                 <w:sz w:val="22"/>
               </w:rPr>
               <w:t>uifis-srv01, Ubuntu Server</w:t>
@@ -298,6 +314,7 @@
               <w:rPr>
                 <w:rFonts w:ascii="Times New Roman" w:hAnsi="Times New Roman" w:eastAsia="Times New Roman" w:cs="Times New Roman"/>
                 <w:b w:val="0"/>
+                <w:color w:val="000000"/>
                 <w:sz w:val="22"/>
               </w:rPr>
               <w:t>Сеть VirtualBox</w:t>
@@ -318,6 +335,7 @@
               <w:rPr>
                 <w:rFonts w:ascii="Times New Roman" w:hAnsi="Times New Roman" w:eastAsia="Times New Roman" w:cs="Times New Roman"/>
                 <w:b w:val="0"/>
+                <w:color w:val="000000"/>
                 <w:sz w:val="22"/>
               </w:rPr>
               <w:t>NAT, адрес гостя 10.0.2.15</w:t>
@@ -340,6 +358,7 @@
               <w:rPr>
                 <w:rFonts w:ascii="Times New Roman" w:hAnsi="Times New Roman" w:eastAsia="Times New Roman" w:cs="Times New Roman"/>
                 <w:b w:val="0"/>
+                <w:color w:val="000000"/>
                 <w:sz w:val="22"/>
               </w:rPr>
               <w:t>SSH</w:t>
@@ -360,6 +379,7 @@
               <w:rPr>
                 <w:rFonts w:ascii="Times New Roman" w:hAnsi="Times New Roman" w:eastAsia="Times New Roman" w:cs="Times New Roman"/>
                 <w:b w:val="0"/>
+                <w:color w:val="000000"/>
                 <w:sz w:val="22"/>
               </w:rPr>
               <w:t>хост 127.0.0.1:2222 → гость 22/tcp</w:t>
@@ -382,6 +402,7 @@
               <w:rPr>
                 <w:rFonts w:ascii="Times New Roman" w:hAnsi="Times New Roman" w:eastAsia="Times New Roman" w:cs="Times New Roman"/>
                 <w:b w:val="0"/>
+                <w:color w:val="000000"/>
                 <w:sz w:val="22"/>
               </w:rPr>
               <w:t>Служба</w:t>
@@ -402,6 +423,7 @@
               <w:rPr>
                 <w:rFonts w:ascii="Times New Roman" w:hAnsi="Times New Roman" w:eastAsia="Times New Roman" w:cs="Times New Roman"/>
                 <w:b w:val="0"/>
+                <w:color w:val="000000"/>
                 <w:sz w:val="22"/>
               </w:rPr>
               <w:t>uifis-web, HTTP, 0.0.0.0:8080</w:t>
@@ -424,6 +446,7 @@
               <w:rPr>
                 <w:rFonts w:ascii="Times New Roman" w:hAnsi="Times New Roman" w:eastAsia="Times New Roman" w:cs="Times New Roman"/>
                 <w:b w:val="0"/>
+                <w:color w:val="000000"/>
                 <w:sz w:val="22"/>
               </w:rPr>
               <w:t>Проброс порта</w:t>
@@ -444,6 +467,7 @@
               <w:rPr>
                 <w:rFonts w:ascii="Times New Roman" w:hAnsi="Times New Roman" w:eastAsia="Times New Roman" w:cs="Times New Roman"/>
                 <w:b w:val="0"/>
+                <w:color w:val="000000"/>
                 <w:sz w:val="22"/>
               </w:rPr>
               <w:t>хост 127.0.0.1:8080 → гость 8080/tcp</w:t>
@@ -466,6 +490,7 @@
               <w:rPr>
                 <w:rFonts w:ascii="Times New Roman" w:hAnsi="Times New Roman" w:eastAsia="Times New Roman" w:cs="Times New Roman"/>
                 <w:b w:val="0"/>
+                <w:color w:val="000000"/>
                 <w:sz w:val="22"/>
               </w:rPr>
               <w:t>Пользователь службы</w:t>
@@ -486,6 +511,7 @@
               <w:rPr>
                 <w:rFonts w:ascii="Times New Roman" w:hAnsi="Times New Roman" w:eastAsia="Times New Roman" w:cs="Times New Roman"/>
                 <w:b w:val="0"/>
+                <w:color w:val="000000"/>
                 <w:sz w:val="22"/>
               </w:rPr>
               <w:t>uifis, без интерактивного входа</w:t>
@@ -508,6 +534,7 @@
               <w:rPr>
                 <w:rFonts w:ascii="Times New Roman" w:hAnsi="Times New Roman" w:eastAsia="Times New Roman" w:cs="Times New Roman"/>
                 <w:b w:val="0"/>
+                <w:color w:val="000000"/>
                 <w:sz w:val="22"/>
               </w:rPr>
               <w:t>Каталог службы</w:t>
@@ -528,6 +555,7 @@
               <w:rPr>
                 <w:rFonts w:ascii="Times New Roman" w:hAnsi="Times New Roman" w:eastAsia="Times New Roman" w:cs="Times New Roman"/>
                 <w:b w:val="0"/>
+                <w:color w:val="000000"/>
                 <w:sz w:val="22"/>
               </w:rPr>
               <w:t>/srv/uifis-web</w:t>
@@ -547,6 +575,7 @@
         <w:rPr>
           <w:rFonts w:ascii="Times New Roman" w:hAnsi="Times New Roman" w:eastAsia="Times New Roman" w:cs="Times New Roman"/>
           <w:i/>
+          <w:color w:val="000000"/>
           <w:sz w:val="28"/>
         </w:rPr>
         <w:t>[ Вставьте схему стенда: хост, VirtualBox NAT, проброс порта, служба ]</w:t>
@@ -563,6 +592,7 @@
         <w:rPr>
           <w:rFonts w:ascii="Times New Roman" w:hAnsi="Times New Roman" w:eastAsia="Times New Roman" w:cs="Times New Roman"/>
           <w:b/>
+          <w:color w:val="000000"/>
           <w:sz w:val="28"/>
         </w:rPr>
         <w:t>Контракт службы</w:t>
@@ -598,6 +628,7 @@
               <w:rPr>
                 <w:rFonts w:ascii="Times New Roman" w:hAnsi="Times New Roman" w:eastAsia="Times New Roman" w:cs="Times New Roman"/>
                 <w:b/>
+                <w:color w:val="000000"/>
                 <w:sz w:val="22"/>
               </w:rPr>
               <w:t>Метод</w:t>
@@ -618,6 +649,7 @@
               <w:rPr>
                 <w:rFonts w:ascii="Times New Roman" w:hAnsi="Times New Roman" w:eastAsia="Times New Roman" w:cs="Times New Roman"/>
                 <w:b/>
+                <w:color w:val="000000"/>
                 <w:sz w:val="22"/>
               </w:rPr>
               <w:t>Путь</w:t>
@@ -638,6 +670,7 @@
               <w:rPr>
                 <w:rFonts w:ascii="Times New Roman" w:hAnsi="Times New Roman" w:eastAsia="Times New Roman" w:cs="Times New Roman"/>
                 <w:b/>
+                <w:color w:val="000000"/>
                 <w:sz w:val="22"/>
               </w:rPr>
               <w:t>Код</w:t>
@@ -658,6 +691,7 @@
               <w:rPr>
                 <w:rFonts w:ascii="Times New Roman" w:hAnsi="Times New Roman" w:eastAsia="Times New Roman" w:cs="Times New Roman"/>
                 <w:b/>
+                <w:color w:val="000000"/>
                 <w:sz w:val="22"/>
               </w:rPr>
               <w:t>Тип ответа</w:t>
@@ -678,6 +712,7 @@
               <w:rPr>
                 <w:rFonts w:ascii="Times New Roman" w:hAnsi="Times New Roman" w:eastAsia="Times New Roman" w:cs="Times New Roman"/>
                 <w:b/>
+                <w:color w:val="000000"/>
                 <w:sz w:val="22"/>
               </w:rPr>
               <w:t>Назначение</w:t>
@@ -698,6 +733,7 @@
               <w:rPr>
                 <w:rFonts w:ascii="Times New Roman" w:hAnsi="Times New Roman" w:eastAsia="Times New Roman" w:cs="Times New Roman"/>
                 <w:b/>
+                <w:color w:val="000000"/>
                 <w:sz w:val="22"/>
               </w:rPr>
               <w:t>Факт</w:t>
@@ -720,6 +756,7 @@
               <w:rPr>
                 <w:rFonts w:ascii="Times New Roman" w:hAnsi="Times New Roman" w:eastAsia="Times New Roman" w:cs="Times New Roman"/>
                 <w:b w:val="0"/>
+                <w:color w:val="000000"/>
                 <w:sz w:val="22"/>
               </w:rPr>
               <w:t>GET</w:t>
@@ -740,6 +777,7 @@
               <w:rPr>
                 <w:rFonts w:ascii="Times New Roman" w:hAnsi="Times New Roman" w:eastAsia="Times New Roman" w:cs="Times New Roman"/>
                 <w:b w:val="0"/>
+                <w:color w:val="000000"/>
                 <w:sz w:val="22"/>
               </w:rPr>
               <w:t>/</w:t>
@@ -760,6 +798,7 @@
               <w:rPr>
                 <w:rFonts w:ascii="Times New Roman" w:hAnsi="Times New Roman" w:eastAsia="Times New Roman" w:cs="Times New Roman"/>
                 <w:b w:val="0"/>
+                <w:color w:val="000000"/>
                 <w:sz w:val="22"/>
               </w:rPr>
               <w:t>200</w:t>
@@ -780,6 +819,7 @@
               <w:rPr>
                 <w:rFonts w:ascii="Times New Roman" w:hAnsi="Times New Roman" w:eastAsia="Times New Roman" w:cs="Times New Roman"/>
                 <w:b w:val="0"/>
+                <w:color w:val="000000"/>
                 <w:sz w:val="22"/>
               </w:rPr>
               <w:t>text/html</w:t>
@@ -800,6 +840,7 @@
               <w:rPr>
                 <w:rFonts w:ascii="Times New Roman" w:hAnsi="Times New Roman" w:eastAsia="Times New Roman" w:cs="Times New Roman"/>
                 <w:b w:val="0"/>
+                <w:color w:val="000000"/>
                 <w:sz w:val="22"/>
               </w:rPr>
               <w:t>Главная страница службы</w:t>
@@ -820,6 +861,7 @@
               <w:rPr>
                 <w:rFonts w:ascii="Times New Roman" w:hAnsi="Times New Roman" w:eastAsia="Times New Roman" w:cs="Times New Roman"/>
                 <w:b w:val="0"/>
+                <w:color w:val="000000"/>
                 <w:sz w:val="22"/>
               </w:rPr>
             </w:r>
@@ -841,6 +883,7 @@
               <w:rPr>
                 <w:rFonts w:ascii="Times New Roman" w:hAnsi="Times New Roman" w:eastAsia="Times New Roman" w:cs="Times New Roman"/>
                 <w:b w:val="0"/>
+                <w:color w:val="000000"/>
                 <w:sz w:val="22"/>
               </w:rPr>
               <w:t>GET</w:t>
@@ -861,6 +904,7 @@
               <w:rPr>
                 <w:rFonts w:ascii="Times New Roman" w:hAnsi="Times New Roman" w:eastAsia="Times New Roman" w:cs="Times New Roman"/>
                 <w:b w:val="0"/>
+                <w:color w:val="000000"/>
                 <w:sz w:val="22"/>
               </w:rPr>
               <w:t>/health.json</w:t>
@@ -881,6 +925,7 @@
               <w:rPr>
                 <w:rFonts w:ascii="Times New Roman" w:hAnsi="Times New Roman" w:eastAsia="Times New Roman" w:cs="Times New Roman"/>
                 <w:b w:val="0"/>
+                <w:color w:val="000000"/>
                 <w:sz w:val="22"/>
               </w:rPr>
               <w:t>200</w:t>
@@ -901,6 +946,7 @@
               <w:rPr>
                 <w:rFonts w:ascii="Times New Roman" w:hAnsi="Times New Roman" w:eastAsia="Times New Roman" w:cs="Times New Roman"/>
                 <w:b w:val="0"/>
+                <w:color w:val="000000"/>
                 <w:sz w:val="22"/>
               </w:rPr>
               <w:t>application/json</w:t>
@@ -921,6 +967,7 @@
               <w:rPr>
                 <w:rFonts w:ascii="Times New Roman" w:hAnsi="Times New Roman" w:eastAsia="Times New Roman" w:cs="Times New Roman"/>
                 <w:b w:val="0"/>
+                <w:color w:val="000000"/>
                 <w:sz w:val="22"/>
               </w:rPr>
               <w:t>Состояние и время работы</w:t>
@@ -941,6 +988,7 @@
               <w:rPr>
                 <w:rFonts w:ascii="Times New Roman" w:hAnsi="Times New Roman" w:eastAsia="Times New Roman" w:cs="Times New Roman"/>
                 <w:b w:val="0"/>
+                <w:color w:val="000000"/>
                 <w:sz w:val="22"/>
               </w:rPr>
             </w:r>
@@ -962,6 +1010,7 @@
               <w:rPr>
                 <w:rFonts w:ascii="Times New Roman" w:hAnsi="Times New Roman" w:eastAsia="Times New Roman" w:cs="Times New Roman"/>
                 <w:b w:val="0"/>
+                <w:color w:val="000000"/>
                 <w:sz w:val="22"/>
               </w:rPr>
               <w:t>GET</w:t>
@@ -982,6 +1031,7 @@
               <w:rPr>
                 <w:rFonts w:ascii="Times New Roman" w:hAnsi="Times New Roman" w:eastAsia="Times New Roman" w:cs="Times New Roman"/>
                 <w:b w:val="0"/>
+                <w:color w:val="000000"/>
                 <w:sz w:val="22"/>
               </w:rPr>
               <w:t>/api/services</w:t>
@@ -1002,6 +1052,7 @@
               <w:rPr>
                 <w:rFonts w:ascii="Times New Roman" w:hAnsi="Times New Roman" w:eastAsia="Times New Roman" w:cs="Times New Roman"/>
                 <w:b w:val="0"/>
+                <w:color w:val="000000"/>
                 <w:sz w:val="22"/>
               </w:rPr>
               <w:t>200</w:t>
@@ -1022,6 +1073,7 @@
               <w:rPr>
                 <w:rFonts w:ascii="Times New Roman" w:hAnsi="Times New Roman" w:eastAsia="Times New Roman" w:cs="Times New Roman"/>
                 <w:b w:val="0"/>
+                <w:color w:val="000000"/>
                 <w:sz w:val="22"/>
               </w:rPr>
               <w:t>application/json</w:t>
@@ -1042,6 +1094,7 @@
               <w:rPr>
                 <w:rFonts w:ascii="Times New Roman" w:hAnsi="Times New Roman" w:eastAsia="Times New Roman" w:cs="Times New Roman"/>
                 <w:b w:val="0"/>
+                <w:color w:val="000000"/>
                 <w:sz w:val="22"/>
               </w:rPr>
               <w:t>Каталог сетевых служб</w:t>
@@ -1062,6 +1115,7 @@
               <w:rPr>
                 <w:rFonts w:ascii="Times New Roman" w:hAnsi="Times New Roman" w:eastAsia="Times New Roman" w:cs="Times New Roman"/>
                 <w:b w:val="0"/>
+                <w:color w:val="000000"/>
                 <w:sz w:val="22"/>
               </w:rPr>
             </w:r>
@@ -1083,6 +1137,7 @@
               <w:rPr>
                 <w:rFonts w:ascii="Times New Roman" w:hAnsi="Times New Roman" w:eastAsia="Times New Roman" w:cs="Times New Roman"/>
                 <w:b w:val="0"/>
+                <w:color w:val="000000"/>
                 <w:sz w:val="22"/>
               </w:rPr>
               <w:t>GET</w:t>
@@ -1103,6 +1158,7 @@
               <w:rPr>
                 <w:rFonts w:ascii="Times New Roman" w:hAnsi="Times New Roman" w:eastAsia="Times New Roman" w:cs="Times New Roman"/>
                 <w:b w:val="0"/>
+                <w:color w:val="000000"/>
                 <w:sz w:val="22"/>
               </w:rPr>
               <w:t>/missing</w:t>
@@ -1123,6 +1179,7 @@
               <w:rPr>
                 <w:rFonts w:ascii="Times New Roman" w:hAnsi="Times New Roman" w:eastAsia="Times New Roman" w:cs="Times New Roman"/>
                 <w:b w:val="0"/>
+                <w:color w:val="000000"/>
                 <w:sz w:val="22"/>
               </w:rPr>
               <w:t>404</w:t>
@@ -1143,6 +1200,7 @@
               <w:rPr>
                 <w:rFonts w:ascii="Times New Roman" w:hAnsi="Times New Roman" w:eastAsia="Times New Roman" w:cs="Times New Roman"/>
                 <w:b w:val="0"/>
+                <w:color w:val="000000"/>
                 <w:sz w:val="22"/>
               </w:rPr>
               <w:t>application/json</w:t>
@@ -1163,6 +1221,7 @@
               <w:rPr>
                 <w:rFonts w:ascii="Times New Roman" w:hAnsi="Times New Roman" w:eastAsia="Times New Roman" w:cs="Times New Roman"/>
                 <w:b w:val="0"/>
+                <w:color w:val="000000"/>
                 <w:sz w:val="22"/>
               </w:rPr>
               <w:t>Ошибка для неизвестного пути</w:t>
@@ -1183,6 +1242,7 @@
               <w:rPr>
                 <w:rFonts w:ascii="Times New Roman" w:hAnsi="Times New Roman" w:eastAsia="Times New Roman" w:cs="Times New Roman"/>
                 <w:b w:val="0"/>
+                <w:color w:val="000000"/>
                 <w:sz w:val="22"/>
               </w:rPr>
             </w:r>
@@ -1204,6 +1264,7 @@
               <w:rPr>
                 <w:rFonts w:ascii="Times New Roman" w:hAnsi="Times New Roman" w:eastAsia="Times New Roman" w:cs="Times New Roman"/>
                 <w:b w:val="0"/>
+                <w:color w:val="000000"/>
                 <w:sz w:val="22"/>
               </w:rPr>
               <w:t>HEAD</w:t>
@@ -1224,6 +1285,7 @@
               <w:rPr>
                 <w:rFonts w:ascii="Times New Roman" w:hAnsi="Times New Roman" w:eastAsia="Times New Roman" w:cs="Times New Roman"/>
                 <w:b w:val="0"/>
+                <w:color w:val="000000"/>
                 <w:sz w:val="22"/>
               </w:rPr>
               <w:t>/health.json</w:t>
@@ -1244,6 +1306,7 @@
               <w:rPr>
                 <w:rFonts w:ascii="Times New Roman" w:hAnsi="Times New Roman" w:eastAsia="Times New Roman" w:cs="Times New Roman"/>
                 <w:b w:val="0"/>
+                <w:color w:val="000000"/>
                 <w:sz w:val="22"/>
               </w:rPr>
               <w:t>200</w:t>
@@ -1264,6 +1327,7 @@
               <w:rPr>
                 <w:rFonts w:ascii="Times New Roman" w:hAnsi="Times New Roman" w:eastAsia="Times New Roman" w:cs="Times New Roman"/>
                 <w:b w:val="0"/>
+                <w:color w:val="000000"/>
                 <w:sz w:val="22"/>
               </w:rPr>
               <w:t>без тела</w:t>
@@ -1284,6 +1348,7 @@
               <w:rPr>
                 <w:rFonts w:ascii="Times New Roman" w:hAnsi="Times New Roman" w:eastAsia="Times New Roman" w:cs="Times New Roman"/>
                 <w:b w:val="0"/>
+                <w:color w:val="000000"/>
                 <w:sz w:val="22"/>
               </w:rPr>
               <w:t>Проверка заголовков</w:t>
@@ -1304,6 +1369,7 @@
               <w:rPr>
                 <w:rFonts w:ascii="Times New Roman" w:hAnsi="Times New Roman" w:eastAsia="Times New Roman" w:cs="Times New Roman"/>
                 <w:b w:val="0"/>
+                <w:color w:val="000000"/>
                 <w:sz w:val="22"/>
               </w:rPr>
             </w:r>
@@ -1322,6 +1388,7 @@
         <w:rPr>
           <w:rFonts w:ascii="Times New Roman" w:hAnsi="Times New Roman" w:eastAsia="Times New Roman" w:cs="Times New Roman"/>
           <w:b/>
+          <w:color w:val="000000"/>
           <w:sz w:val="28"/>
         </w:rPr>
         <w:t>Параметры развёртывания</w:t>
@@ -1354,6 +1421,7 @@
               <w:rPr>
                 <w:rFonts w:ascii="Times New Roman" w:hAnsi="Times New Roman" w:eastAsia="Times New Roman" w:cs="Times New Roman"/>
                 <w:b/>
+                <w:color w:val="000000"/>
                 <w:sz w:val="22"/>
               </w:rPr>
               <w:t>Параметр</w:t>
@@ -1374,6 +1442,7 @@
               <w:rPr>
                 <w:rFonts w:ascii="Times New Roman" w:hAnsi="Times New Roman" w:eastAsia="Times New Roman" w:cs="Times New Roman"/>
                 <w:b/>
+                <w:color w:val="000000"/>
                 <w:sz w:val="22"/>
               </w:rPr>
               <w:t>Значение</w:t>
@@ -1394,6 +1463,7 @@
               <w:rPr>
                 <w:rFonts w:ascii="Times New Roman" w:hAnsi="Times New Roman" w:eastAsia="Times New Roman" w:cs="Times New Roman"/>
                 <w:b/>
+                <w:color w:val="000000"/>
                 <w:sz w:val="22"/>
               </w:rPr>
               <w:t>Факт</w:t>
@@ -1416,6 +1486,7 @@
               <w:rPr>
                 <w:rFonts w:ascii="Times New Roman" w:hAnsi="Times New Roman" w:eastAsia="Times New Roman" w:cs="Times New Roman"/>
                 <w:b w:val="0"/>
+                <w:color w:val="000000"/>
                 <w:sz w:val="22"/>
               </w:rPr>
               <w:t>Имя службы</w:t>
@@ -1462,6 +1533,7 @@
               <w:rPr>
                 <w:rFonts w:ascii="Times New Roman" w:hAnsi="Times New Roman" w:eastAsia="Times New Roman" w:cs="Times New Roman"/>
                 <w:b w:val="0"/>
+                <w:color w:val="000000"/>
                 <w:sz w:val="22"/>
               </w:rPr>
               <w:t>Пользователь</w:t>
@@ -1508,6 +1580,7 @@
               <w:rPr>
                 <w:rFonts w:ascii="Times New Roman" w:hAnsi="Times New Roman" w:eastAsia="Times New Roman" w:cs="Times New Roman"/>
                 <w:b w:val="0"/>
+                <w:color w:val="000000"/>
                 <w:sz w:val="22"/>
               </w:rPr>
               <w:t>Рабочая директория</w:t>
@@ -1554,6 +1627,7 @@
               <w:rPr>
                 <w:rFonts w:ascii="Times New Roman" w:hAnsi="Times New Roman" w:eastAsia="Times New Roman" w:cs="Times New Roman"/>
                 <w:b w:val="0"/>
+                <w:color w:val="000000"/>
                 <w:sz w:val="22"/>
               </w:rPr>
               <w:t>Файл приложения</w:t>
@@ -1600,6 +1674,7 @@
               <w:rPr>
                 <w:rFonts w:ascii="Times New Roman" w:hAnsi="Times New Roman" w:eastAsia="Times New Roman" w:cs="Times New Roman"/>
                 <w:b w:val="0"/>
+                <w:color w:val="000000"/>
                 <w:sz w:val="22"/>
               </w:rPr>
               <w:t>Адрес прослушивания</w:t>
@@ -1646,6 +1721,7 @@
               <w:rPr>
                 <w:rFonts w:ascii="Times New Roman" w:hAnsi="Times New Roman" w:eastAsia="Times New Roman" w:cs="Times New Roman"/>
                 <w:b w:val="0"/>
+                <w:color w:val="000000"/>
                 <w:sz w:val="22"/>
               </w:rPr>
               <w:t>Порт</w:t>
@@ -1692,6 +1768,7 @@
               <w:rPr>
                 <w:rFonts w:ascii="Times New Roman" w:hAnsi="Times New Roman" w:eastAsia="Times New Roman" w:cs="Times New Roman"/>
                 <w:b w:val="0"/>
+                <w:color w:val="000000"/>
                 <w:sz w:val="22"/>
               </w:rPr>
               <w:t>Файл unit</w:t>
@@ -1738,6 +1815,7 @@
               <w:rPr>
                 <w:rFonts w:ascii="Times New Roman" w:hAnsi="Times New Roman" w:eastAsia="Times New Roman" w:cs="Times New Roman"/>
                 <w:b w:val="0"/>
+                <w:color w:val="000000"/>
                 <w:sz w:val="22"/>
               </w:rPr>
               <w:t>Правило firewall</w:t>
@@ -1784,6 +1862,7 @@
               <w:rPr>
                 <w:rFonts w:ascii="Times New Roman" w:hAnsi="Times New Roman" w:eastAsia="Times New Roman" w:cs="Times New Roman"/>
                 <w:b w:val="0"/>
+                <w:color w:val="000000"/>
                 <w:sz w:val="22"/>
               </w:rPr>
               <w:t>Проброс порта</w:t>
@@ -1827,6 +1906,7 @@
         <w:rPr>
           <w:rFonts w:ascii="Times New Roman" w:hAnsi="Times New Roman" w:eastAsia="Times New Roman" w:cs="Times New Roman"/>
           <w:b/>
+          <w:color w:val="000000"/>
           <w:sz w:val="28"/>
         </w:rPr>
         <w:t>Проверки</w:t>
@@ -1861,6 +1941,7 @@
               <w:rPr>
                 <w:rFonts w:ascii="Times New Roman" w:hAnsi="Times New Roman" w:eastAsia="Times New Roman" w:cs="Times New Roman"/>
                 <w:b/>
+                <w:color w:val="000000"/>
                 <w:sz w:val="22"/>
               </w:rPr>
               <w:t>Проверка</w:t>
@@ -1881,6 +1962,7 @@
               <w:rPr>
                 <w:rFonts w:ascii="Times New Roman" w:hAnsi="Times New Roman" w:eastAsia="Times New Roman" w:cs="Times New Roman"/>
                 <w:b/>
+                <w:color w:val="000000"/>
                 <w:sz w:val="22"/>
               </w:rPr>
               <w:t>Команда</w:t>
@@ -1901,6 +1983,7 @@
               <w:rPr>
                 <w:rFonts w:ascii="Times New Roman" w:hAnsi="Times New Roman" w:eastAsia="Times New Roman" w:cs="Times New Roman"/>
                 <w:b/>
+                <w:color w:val="000000"/>
                 <w:sz w:val="22"/>
               </w:rPr>
               <w:t>Ожидаемый результат</w:t>
@@ -1921,6 +2004,7 @@
               <w:rPr>
                 <w:rFonts w:ascii="Times New Roman" w:hAnsi="Times New Roman" w:eastAsia="Times New Roman" w:cs="Times New Roman"/>
                 <w:b/>
+                <w:color w:val="000000"/>
                 <w:sz w:val="22"/>
               </w:rPr>
               <w:t>Факт</w:t>
@@ -1941,6 +2025,7 @@
               <w:rPr>
                 <w:rFonts w:ascii="Times New Roman" w:hAnsi="Times New Roman" w:eastAsia="Times New Roman" w:cs="Times New Roman"/>
                 <w:b/>
+                <w:color w:val="000000"/>
                 <w:sz w:val="22"/>
               </w:rPr>
               <w:t>Вывод</w:t>
@@ -1963,6 +2048,7 @@
               <w:rPr>
                 <w:rFonts w:ascii="Times New Roman" w:hAnsi="Times New Roman" w:eastAsia="Times New Roman" w:cs="Times New Roman"/>
                 <w:b w:val="0"/>
+                <w:color w:val="000000"/>
                 <w:sz w:val="22"/>
               </w:rPr>
               <w:t>Каталог</w:t>
@@ -1983,6 +2069,7 @@
               <w:rPr>
                 <w:rFonts w:ascii="Times New Roman" w:hAnsi="Times New Roman" w:eastAsia="Times New Roman" w:cs="Times New Roman"/>
                 <w:b w:val="0"/>
+                <w:color w:val="000000"/>
                 <w:sz w:val="22"/>
               </w:rPr>
               <w:t>ls -ld /srv/uifis-web</w:t>
@@ -2003,6 +2090,7 @@
               <w:rPr>
                 <w:rFonts w:ascii="Times New Roman" w:hAnsi="Times New Roman" w:eastAsia="Times New Roman" w:cs="Times New Roman"/>
                 <w:b w:val="0"/>
+                <w:color w:val="000000"/>
                 <w:sz w:val="22"/>
               </w:rPr>
               <w:t>владелец uifis, права 0750</w:t>
@@ -2049,6 +2137,7 @@
               <w:rPr>
                 <w:rFonts w:ascii="Times New Roman" w:hAnsi="Times New Roman" w:eastAsia="Times New Roman" w:cs="Times New Roman"/>
                 <w:b w:val="0"/>
+                <w:color w:val="000000"/>
                 <w:sz w:val="22"/>
               </w:rPr>
               <w:t>Файл</w:t>
@@ -2069,6 +2158,7 @@
               <w:rPr>
                 <w:rFonts w:ascii="Times New Roman" w:hAnsi="Times New Roman" w:eastAsia="Times New Roman" w:cs="Times New Roman"/>
                 <w:b w:val="0"/>
+                <w:color w:val="000000"/>
                 <w:sz w:val="22"/>
               </w:rPr>
               <w:t>ls -l /srv/uifis-web/app.py</w:t>
@@ -2089,6 +2179,7 @@
               <w:rPr>
                 <w:rFonts w:ascii="Times New Roman" w:hAnsi="Times New Roman" w:eastAsia="Times New Roman" w:cs="Times New Roman"/>
                 <w:b w:val="0"/>
+                <w:color w:val="000000"/>
                 <w:sz w:val="22"/>
               </w:rPr>
               <w:t>владелец uifis, права 0640</w:t>
@@ -2135,6 +2226,7 @@
               <w:rPr>
                 <w:rFonts w:ascii="Times New Roman" w:hAnsi="Times New Roman" w:eastAsia="Times New Roman" w:cs="Times New Roman"/>
                 <w:b w:val="0"/>
+                <w:color w:val="000000"/>
                 <w:sz w:val="22"/>
               </w:rPr>
               <w:t>Синтаксис</w:t>
@@ -2155,6 +2247,7 @@
               <w:rPr>
                 <w:rFonts w:ascii="Times New Roman" w:hAnsi="Times New Roman" w:eastAsia="Times New Roman" w:cs="Times New Roman"/>
                 <w:b w:val="0"/>
+                <w:color w:val="000000"/>
                 <w:sz w:val="22"/>
               </w:rPr>
               <w:t>sudo -u uifis python3 -m py_compile /srv/uifis-web/app.py</w:t>
@@ -2175,6 +2268,7 @@
               <w:rPr>
                 <w:rFonts w:ascii="Times New Roman" w:hAnsi="Times New Roman" w:eastAsia="Times New Roman" w:cs="Times New Roman"/>
                 <w:b w:val="0"/>
+                <w:color w:val="000000"/>
                 <w:sz w:val="22"/>
               </w:rPr>
               <w:t>без ошибок</w:t>
@@ -2221,6 +2315,7 @@
               <w:rPr>
                 <w:rFonts w:ascii="Times New Roman" w:hAnsi="Times New Roman" w:eastAsia="Times New Roman" w:cs="Times New Roman"/>
                 <w:b w:val="0"/>
+                <w:color w:val="000000"/>
                 <w:sz w:val="22"/>
               </w:rPr>
               <w:t>Служба</w:t>
@@ -2241,6 +2336,7 @@
               <w:rPr>
                 <w:rFonts w:ascii="Times New Roman" w:hAnsi="Times New Roman" w:eastAsia="Times New Roman" w:cs="Times New Roman"/>
                 <w:b w:val="0"/>
+                <w:color w:val="000000"/>
                 <w:sz w:val="22"/>
               </w:rPr>
               <w:t>systemctl status uifis-web</w:t>
@@ -2261,6 +2357,7 @@
               <w:rPr>
                 <w:rFonts w:ascii="Times New Roman" w:hAnsi="Times New Roman" w:eastAsia="Times New Roman" w:cs="Times New Roman"/>
                 <w:b w:val="0"/>
+                <w:color w:val="000000"/>
                 <w:sz w:val="22"/>
               </w:rPr>
               <w:t>active (running)</w:t>
@@ -2307,6 +2404,7 @@
               <w:rPr>
                 <w:rFonts w:ascii="Times New Roman" w:hAnsi="Times New Roman" w:eastAsia="Times New Roman" w:cs="Times New Roman"/>
                 <w:b w:val="0"/>
+                <w:color w:val="000000"/>
                 <w:sz w:val="22"/>
               </w:rPr>
               <w:t>Автозапуск</w:t>
@@ -2327,6 +2425,7 @@
               <w:rPr>
                 <w:rFonts w:ascii="Times New Roman" w:hAnsi="Times New Roman" w:eastAsia="Times New Roman" w:cs="Times New Roman"/>
                 <w:b w:val="0"/>
+                <w:color w:val="000000"/>
                 <w:sz w:val="22"/>
               </w:rPr>
               <w:t>systemctl is-enabled uifis-web</w:t>
@@ -2347,6 +2446,7 @@
               <w:rPr>
                 <w:rFonts w:ascii="Times New Roman" w:hAnsi="Times New Roman" w:eastAsia="Times New Roman" w:cs="Times New Roman"/>
                 <w:b w:val="0"/>
+                <w:color w:val="000000"/>
                 <w:sz w:val="22"/>
               </w:rPr>
               <w:t>enabled</w:t>
@@ -2393,6 +2493,7 @@
               <w:rPr>
                 <w:rFonts w:ascii="Times New Roman" w:hAnsi="Times New Roman" w:eastAsia="Times New Roman" w:cs="Times New Roman"/>
                 <w:b w:val="0"/>
+                <w:color w:val="000000"/>
                 <w:sz w:val="22"/>
               </w:rPr>
               <w:t>Порт</w:t>
@@ -2413,6 +2514,7 @@
               <w:rPr>
                 <w:rFonts w:ascii="Times New Roman" w:hAnsi="Times New Roman" w:eastAsia="Times New Roman" w:cs="Times New Roman"/>
                 <w:b w:val="0"/>
+                <w:color w:val="000000"/>
                 <w:sz w:val="22"/>
               </w:rPr>
               <w:t>ss -tulpn | grep 8080</w:t>
@@ -2433,6 +2535,7 @@
               <w:rPr>
                 <w:rFonts w:ascii="Times New Roman" w:hAnsi="Times New Roman" w:eastAsia="Times New Roman" w:cs="Times New Roman"/>
                 <w:b w:val="0"/>
+                <w:color w:val="000000"/>
                 <w:sz w:val="22"/>
               </w:rPr>
               <w:t>0.0.0.0:8080</w:t>
@@ -2479,6 +2582,7 @@
               <w:rPr>
                 <w:rFonts w:ascii="Times New Roman" w:hAnsi="Times New Roman" w:eastAsia="Times New Roman" w:cs="Times New Roman"/>
                 <w:b w:val="0"/>
+                <w:color w:val="000000"/>
                 <w:sz w:val="22"/>
               </w:rPr>
               <w:t>Главная</w:t>
@@ -2499,6 +2603,7 @@
               <w:rPr>
                 <w:rFonts w:ascii="Times New Roman" w:hAnsi="Times New Roman" w:eastAsia="Times New Roman" w:cs="Times New Roman"/>
                 <w:b w:val="0"/>
+                <w:color w:val="000000"/>
                 <w:sz w:val="22"/>
               </w:rPr>
               <w:t>curl -i http://127.0.0.1:8080/</w:t>
@@ -2519,6 +2624,7 @@
               <w:rPr>
                 <w:rFonts w:ascii="Times New Roman" w:hAnsi="Times New Roman" w:eastAsia="Times New Roman" w:cs="Times New Roman"/>
                 <w:b w:val="0"/>
+                <w:color w:val="000000"/>
                 <w:sz w:val="22"/>
               </w:rPr>
               <w:t>200 OK, HTML</w:t>
@@ -2565,6 +2671,7 @@
               <w:rPr>
                 <w:rFonts w:ascii="Times New Roman" w:hAnsi="Times New Roman" w:eastAsia="Times New Roman" w:cs="Times New Roman"/>
                 <w:b w:val="0"/>
+                <w:color w:val="000000"/>
                 <w:sz w:val="22"/>
               </w:rPr>
               <w:t>Здоровье</w:t>
@@ -2585,6 +2692,7 @@
               <w:rPr>
                 <w:rFonts w:ascii="Times New Roman" w:hAnsi="Times New Roman" w:eastAsia="Times New Roman" w:cs="Times New Roman"/>
                 <w:b w:val="0"/>
+                <w:color w:val="000000"/>
                 <w:sz w:val="22"/>
               </w:rPr>
               <w:t>curl -i http://127.0.0.1:8080/health.json</w:t>
@@ -2605,6 +2713,7 @@
               <w:rPr>
                 <w:rFonts w:ascii="Times New Roman" w:hAnsi="Times New Roman" w:eastAsia="Times New Roman" w:cs="Times New Roman"/>
                 <w:b w:val="0"/>
+                <w:color w:val="000000"/>
                 <w:sz w:val="22"/>
               </w:rPr>
               <w:t>200 OK, status ok</w:t>
@@ -2651,6 +2760,7 @@
               <w:rPr>
                 <w:rFonts w:ascii="Times New Roman" w:hAnsi="Times New Roman" w:eastAsia="Times New Roman" w:cs="Times New Roman"/>
                 <w:b w:val="0"/>
+                <w:color w:val="000000"/>
                 <w:sz w:val="22"/>
               </w:rPr>
               <w:t>Каталог API</w:t>
@@ -2671,6 +2781,7 @@
               <w:rPr>
                 <w:rFonts w:ascii="Times New Roman" w:hAnsi="Times New Roman" w:eastAsia="Times New Roman" w:cs="Times New Roman"/>
                 <w:b w:val="0"/>
+                <w:color w:val="000000"/>
                 <w:sz w:val="22"/>
               </w:rPr>
               <w:t>curl -i http://127.0.0.1:8080/api/services</w:t>
@@ -2691,6 +2802,7 @@
               <w:rPr>
                 <w:rFonts w:ascii="Times New Roman" w:hAnsi="Times New Roman" w:eastAsia="Times New Roman" w:cs="Times New Roman"/>
                 <w:b w:val="0"/>
+                <w:color w:val="000000"/>
                 <w:sz w:val="22"/>
               </w:rPr>
               <w:t>count равно 4</w:t>
@@ -2737,6 +2849,7 @@
               <w:rPr>
                 <w:rFonts w:ascii="Times New Roman" w:hAnsi="Times New Roman" w:eastAsia="Times New Roman" w:cs="Times New Roman"/>
                 <w:b w:val="0"/>
+                <w:color w:val="000000"/>
                 <w:sz w:val="22"/>
               </w:rPr>
               <w:t>Ошибка</w:t>
@@ -2757,6 +2870,7 @@
               <w:rPr>
                 <w:rFonts w:ascii="Times New Roman" w:hAnsi="Times New Roman" w:eastAsia="Times New Roman" w:cs="Times New Roman"/>
                 <w:b w:val="0"/>
+                <w:color w:val="000000"/>
                 <w:sz w:val="22"/>
               </w:rPr>
               <w:t>curl -i http://127.0.0.1:8080/missing</w:t>
@@ -2777,6 +2891,7 @@
               <w:rPr>
                 <w:rFonts w:ascii="Times New Roman" w:hAnsi="Times New Roman" w:eastAsia="Times New Roman" w:cs="Times New Roman"/>
                 <w:b w:val="0"/>
+                <w:color w:val="000000"/>
                 <w:sz w:val="22"/>
               </w:rPr>
               <w:t>404 Not Found</w:t>
@@ -2823,6 +2938,7 @@
               <w:rPr>
                 <w:rFonts w:ascii="Times New Roman" w:hAnsi="Times New Roman" w:eastAsia="Times New Roman" w:cs="Times New Roman"/>
                 <w:b w:val="0"/>
+                <w:color w:val="000000"/>
                 <w:sz w:val="22"/>
               </w:rPr>
               <w:t>Журнал</w:t>
@@ -2843,6 +2959,7 @@
               <w:rPr>
                 <w:rFonts w:ascii="Times New Roman" w:hAnsi="Times New Roman" w:eastAsia="Times New Roman" w:cs="Times New Roman"/>
                 <w:b w:val="0"/>
+                <w:color w:val="000000"/>
                 <w:sz w:val="22"/>
               </w:rPr>
               <w:t>journalctl -u uifis-web -n 30 --no-pager</w:t>
@@ -2863,6 +2980,7 @@
               <w:rPr>
                 <w:rFonts w:ascii="Times New Roman" w:hAnsi="Times New Roman" w:eastAsia="Times New Roman" w:cs="Times New Roman"/>
                 <w:b w:val="0"/>
+                <w:color w:val="000000"/>
                 <w:sz w:val="22"/>
               </w:rPr>
               <w:t>строки запуска и запросов</w:t>
@@ -2909,6 +3027,7 @@
               <w:rPr>
                 <w:rFonts w:ascii="Times New Roman" w:hAnsi="Times New Roman" w:eastAsia="Times New Roman" w:cs="Times New Roman"/>
                 <w:b w:val="0"/>
+                <w:color w:val="000000"/>
                 <w:sz w:val="22"/>
               </w:rPr>
               <w:t>Firewall</w:t>
@@ -2929,6 +3048,7 @@
               <w:rPr>
                 <w:rFonts w:ascii="Times New Roman" w:hAnsi="Times New Roman" w:eastAsia="Times New Roman" w:cs="Times New Roman"/>
                 <w:b w:val="0"/>
+                <w:color w:val="000000"/>
                 <w:sz w:val="22"/>
               </w:rPr>
               <w:t>sudo ufw status verbose</w:t>
@@ -2949,6 +3069,7 @@
               <w:rPr>
                 <w:rFonts w:ascii="Times New Roman" w:hAnsi="Times New Roman" w:eastAsia="Times New Roman" w:cs="Times New Roman"/>
                 <w:b w:val="0"/>
+                <w:color w:val="000000"/>
                 <w:sz w:val="22"/>
               </w:rPr>
               <w:t>8080/tcp из 10.0.2.0/24</w:t>
@@ -2995,6 +3116,7 @@
               <w:rPr>
                 <w:rFonts w:ascii="Times New Roman" w:hAnsi="Times New Roman" w:eastAsia="Times New Roman" w:cs="Times New Roman"/>
                 <w:b w:val="0"/>
+                <w:color w:val="000000"/>
                 <w:sz w:val="22"/>
               </w:rPr>
               <w:t>Проброс</w:t>
@@ -3015,6 +3137,7 @@
               <w:rPr>
                 <w:rFonts w:ascii="Times New Roman" w:hAnsi="Times New Roman" w:eastAsia="Times New Roman" w:cs="Times New Roman"/>
                 <w:b w:val="0"/>
+                <w:color w:val="000000"/>
                 <w:sz w:val="22"/>
               </w:rPr>
               <w:t>VirtualBox → Проброс портов</w:t>
@@ -3035,6 +3158,7 @@
               <w:rPr>
                 <w:rFonts w:ascii="Times New Roman" w:hAnsi="Times New Roman" w:eastAsia="Times New Roman" w:cs="Times New Roman"/>
                 <w:b w:val="0"/>
+                <w:color w:val="000000"/>
                 <w:sz w:val="22"/>
               </w:rPr>
               <w:t>TCP 8080 на 8080</w:t>
@@ -3081,6 +3205,7 @@
               <w:rPr>
                 <w:rFonts w:ascii="Times New Roman" w:hAnsi="Times New Roman" w:eastAsia="Times New Roman" w:cs="Times New Roman"/>
                 <w:b w:val="0"/>
+                <w:color w:val="000000"/>
                 <w:sz w:val="22"/>
               </w:rPr>
               <w:t>С хоста</w:t>
@@ -3101,6 +3226,7 @@
               <w:rPr>
                 <w:rFonts w:ascii="Times New Roman" w:hAnsi="Times New Roman" w:eastAsia="Times New Roman" w:cs="Times New Roman"/>
                 <w:b w:val="0"/>
+                <w:color w:val="000000"/>
                 <w:sz w:val="22"/>
               </w:rPr>
               <w:t>curl.exe -i http://127.0.0.1:8080/health.json</w:t>
@@ -3121,6 +3247,7 @@
               <w:rPr>
                 <w:rFonts w:ascii="Times New Roman" w:hAnsi="Times New Roman" w:eastAsia="Times New Roman" w:cs="Times New Roman"/>
                 <w:b w:val="0"/>
+                <w:color w:val="000000"/>
                 <w:sz w:val="22"/>
               </w:rPr>
               <w:t>JSON получен</w:t>
@@ -3167,6 +3294,7 @@
               <w:rPr>
                 <w:rFonts w:ascii="Times New Roman" w:hAnsi="Times New Roman" w:eastAsia="Times New Roman" w:cs="Times New Roman"/>
                 <w:b w:val="0"/>
+                <w:color w:val="000000"/>
                 <w:sz w:val="22"/>
               </w:rPr>
               <w:t>Отказ</w:t>
@@ -3187,6 +3315,7 @@
               <w:rPr>
                 <w:rFonts w:ascii="Times New Roman" w:hAnsi="Times New Roman" w:eastAsia="Times New Roman" w:cs="Times New Roman"/>
                 <w:b w:val="0"/>
+                <w:color w:val="000000"/>
                 <w:sz w:val="22"/>
               </w:rPr>
               <w:t>systemctl stop uifis-web</w:t>
@@ -3207,6 +3336,7 @@
               <w:rPr>
                 <w:rFonts w:ascii="Times New Roman" w:hAnsi="Times New Roman" w:eastAsia="Times New Roman" w:cs="Times New Roman"/>
                 <w:b w:val="0"/>
+                <w:color w:val="000000"/>
                 <w:sz w:val="22"/>
               </w:rPr>
               <w:t>служба не отвечает</w:t>
@@ -3253,6 +3383,7 @@
               <w:rPr>
                 <w:rFonts w:ascii="Times New Roman" w:hAnsi="Times New Roman" w:eastAsia="Times New Roman" w:cs="Times New Roman"/>
                 <w:b w:val="0"/>
+                <w:color w:val="000000"/>
                 <w:sz w:val="22"/>
               </w:rPr>
               <w:t>Восстановление</w:t>
@@ -3273,6 +3404,7 @@
               <w:rPr>
                 <w:rFonts w:ascii="Times New Roman" w:hAnsi="Times New Roman" w:eastAsia="Times New Roman" w:cs="Times New Roman"/>
                 <w:b w:val="0"/>
+                <w:color w:val="000000"/>
                 <w:sz w:val="22"/>
               </w:rPr>
               <w:t>systemctl start uifis-web</w:t>
@@ -3293,6 +3425,7 @@
               <w:rPr>
                 <w:rFonts w:ascii="Times New Roman" w:hAnsi="Times New Roman" w:eastAsia="Times New Roman" w:cs="Times New Roman"/>
                 <w:b w:val="0"/>
+                <w:color w:val="000000"/>
                 <w:sz w:val="22"/>
               </w:rPr>
               <w:t>снова 200 OK</w:t>
@@ -3336,6 +3469,7 @@
         <w:rPr>
           <w:rFonts w:ascii="Times New Roman" w:hAnsi="Times New Roman" w:eastAsia="Times New Roman" w:cs="Times New Roman"/>
           <w:b/>
+          <w:color w:val="000000"/>
           <w:sz w:val="28"/>
         </w:rPr>
         <w:t>Отказы и восстановление</w:t>
@@ -3370,6 +3504,7 @@
               <w:rPr>
                 <w:rFonts w:ascii="Times New Roman" w:hAnsi="Times New Roman" w:eastAsia="Times New Roman" w:cs="Times New Roman"/>
                 <w:b/>
+                <w:color w:val="000000"/>
                 <w:sz w:val="22"/>
               </w:rPr>
               <w:t>Отказ</w:t>
@@ -3390,6 +3525,7 @@
               <w:rPr>
                 <w:rFonts w:ascii="Times New Roman" w:hAnsi="Times New Roman" w:eastAsia="Times New Roman" w:cs="Times New Roman"/>
                 <w:b/>
+                <w:color w:val="000000"/>
                 <w:sz w:val="22"/>
               </w:rPr>
               <w:t>Симптом</w:t>
@@ -3410,6 +3546,7 @@
               <w:rPr>
                 <w:rFonts w:ascii="Times New Roman" w:hAnsi="Times New Roman" w:eastAsia="Times New Roman" w:cs="Times New Roman"/>
                 <w:b/>
+                <w:color w:val="000000"/>
                 <w:sz w:val="22"/>
               </w:rPr>
               <w:t>Проверка</w:t>
@@ -3430,6 +3567,7 @@
               <w:rPr>
                 <w:rFonts w:ascii="Times New Roman" w:hAnsi="Times New Roman" w:eastAsia="Times New Roman" w:cs="Times New Roman"/>
                 <w:b/>
+                <w:color w:val="000000"/>
                 <w:sz w:val="22"/>
               </w:rPr>
               <w:t>Причина</w:t>
@@ -3450,6 +3588,7 @@
               <w:rPr>
                 <w:rFonts w:ascii="Times New Roman" w:hAnsi="Times New Roman" w:eastAsia="Times New Roman" w:cs="Times New Roman"/>
                 <w:b/>
+                <w:color w:val="000000"/>
                 <w:sz w:val="22"/>
               </w:rPr>
               <w:t>Восстановление</w:t>
@@ -3472,6 +3611,7 @@
               <w:rPr>
                 <w:rFonts w:ascii="Times New Roman" w:hAnsi="Times New Roman" w:eastAsia="Times New Roman" w:cs="Times New Roman"/>
                 <w:b w:val="0"/>
+                <w:color w:val="000000"/>
                 <w:sz w:val="22"/>
               </w:rPr>
               <w:t>Служба остановлена</w:t>
@@ -3542,6 +3682,7 @@
               <w:rPr>
                 <w:rFonts w:ascii="Times New Roman" w:hAnsi="Times New Roman" w:eastAsia="Times New Roman" w:cs="Times New Roman"/>
                 <w:b w:val="0"/>
+                <w:color w:val="000000"/>
                 <w:sz w:val="22"/>
               </w:rPr>
               <w:t>Служба слушает 127.0.0.1</w:t>
@@ -3612,6 +3753,7 @@
               <w:rPr>
                 <w:rFonts w:ascii="Times New Roman" w:hAnsi="Times New Roman" w:eastAsia="Times New Roman" w:cs="Times New Roman"/>
                 <w:b w:val="0"/>
+                <w:color w:val="000000"/>
                 <w:sz w:val="22"/>
               </w:rPr>
               <w:t>Порт закрыт firewall</w:t>
@@ -3682,6 +3824,7 @@
               <w:rPr>
                 <w:rFonts w:ascii="Times New Roman" w:hAnsi="Times New Roman" w:eastAsia="Times New Roman" w:cs="Times New Roman"/>
                 <w:b w:val="0"/>
+                <w:color w:val="000000"/>
                 <w:sz w:val="22"/>
               </w:rPr>
               <w:t>Проброс ведёт на 8081</w:t>
@@ -3752,6 +3895,7 @@
               <w:rPr>
                 <w:rFonts w:ascii="Times New Roman" w:hAnsi="Times New Roman" w:eastAsia="Times New Roman" w:cs="Times New Roman"/>
                 <w:b w:val="0"/>
+                <w:color w:val="000000"/>
                 <w:sz w:val="22"/>
               </w:rPr>
               <w:t>Файл app.py недоступен</w:t>
@@ -3819,6 +3963,7 @@
         <w:rPr>
           <w:rFonts w:ascii="Times New Roman" w:hAnsi="Times New Roman" w:eastAsia="Times New Roman" w:cs="Times New Roman"/>
           <w:b/>
+          <w:color w:val="000000"/>
           <w:sz w:val="28"/>
         </w:rPr>
         <w:t>Скриншоты выполнения работы</w:t>
@@ -3834,6 +3979,7 @@
         <w:rPr>
           <w:rFonts w:ascii="Times New Roman" w:hAnsi="Times New Roman" w:eastAsia="Times New Roman" w:cs="Times New Roman"/>
           <w:i/>
+          <w:color w:val="000000"/>
           <w:sz w:val="28"/>
         </w:rPr>
         <w:t>[ Место для скриншота: Вывод systemctl status uifis-web ]</w:t>
@@ -3850,6 +3996,7 @@
         <w:rPr>
           <w:rFonts w:ascii="Times New Roman" w:hAnsi="Times New Roman" w:eastAsia="Times New Roman" w:cs="Times New Roman"/>
           <w:i/>
+          <w:color w:val="000000"/>
           <w:sz w:val="28"/>
         </w:rPr>
         <w:t>[ Место для скриншота: Вывод ss -tulpn с адресом 0.0.0.0:8080 ]</w:t>
@@ -3866,6 +4013,7 @@
         <w:rPr>
           <w:rFonts w:ascii="Times New Roman" w:hAnsi="Times New Roman" w:eastAsia="Times New Roman" w:cs="Times New Roman"/>
           <w:i/>
+          <w:color w:val="000000"/>
           <w:sz w:val="28"/>
         </w:rPr>
         <w:t>[ Место для скриншота: Ответы /, /health.json и /api/services из гостевой системы ]</w:t>
@@ -3882,6 +4030,7 @@
         <w:rPr>
           <w:rFonts w:ascii="Times New Roman" w:hAnsi="Times New Roman" w:eastAsia="Times New Roman" w:cs="Times New Roman"/>
           <w:i/>
+          <w:color w:val="000000"/>
           <w:sz w:val="28"/>
         </w:rPr>
         <w:t>[ Место для скриншота: Ответ curl.exe с рабочего компьютера ]</w:t>
@@ -3898,6 +4047,7 @@
         <w:rPr>
           <w:rFonts w:ascii="Times New Roman" w:hAnsi="Times New Roman" w:eastAsia="Times New Roman" w:cs="Times New Roman"/>
           <w:i/>
+          <w:color w:val="000000"/>
           <w:sz w:val="28"/>
         </w:rPr>
         <w:t>[ Место для скриншота: Правило проброса портов в VirtualBox ]</w:t>
@@ -3914,6 +4064,7 @@
         <w:rPr>
           <w:rFonts w:ascii="Times New Roman" w:hAnsi="Times New Roman" w:eastAsia="Times New Roman" w:cs="Times New Roman"/>
           <w:i/>
+          <w:color w:val="000000"/>
           <w:sz w:val="28"/>
         </w:rPr>
         <w:t>[ Место для скриншота: Один отказ и его восстановление ]</w:t>
@@ -3926,13 +4077,14 @@
         <w:keepNext/>
         <w:keepLines/>
         <w:spacing w:line="240" w:lineRule="auto" w:before="240" w:after="0"/>
-        <w:ind w:firstLine="0" w:left="0"/>
+        <w:ind w:left="0" w:firstLine="0"/>
         <w:jc w:val="both"/>
       </w:pPr>
       <w:r>
         <w:rPr>
           <w:rFonts w:ascii="Times New Roman" w:hAnsi="Times New Roman" w:eastAsia="Times New Roman" w:cs="Times New Roman"/>
           <w:b w:val="0"/>
+          <w:color w:val="000000"/>
           <w:sz w:val="28"/>
         </w:rPr>
         <w:t>Вывод</w:t>
@@ -3948,6 +4100,7 @@
         <w:rPr>
           <w:rFonts w:ascii="Times New Roman" w:hAnsi="Times New Roman" w:eastAsia="Times New Roman" w:cs="Times New Roman"/>
           <w:b w:val="0"/>
+          <w:color w:val="000000"/>
           <w:sz w:val="28"/>
         </w:rPr>
         <w:t>Какая зависимость оказалась критичной для доступа к службе? Почему локальная проверка не заменяет проверку с хоста? Чем systemd удобнее ручного запуска?</w:t>
@@ -3963,9 +4116,9 @@
         <w:rPr>
           <w:rFonts w:ascii="Times New Roman" w:hAnsi="Times New Roman" w:eastAsia="Times New Roman" w:cs="Times New Roman"/>
           <w:b w:val="0"/>
+          <w:color w:val="000000"/>
           <w:sz w:val="28"/>
         </w:rPr>
-        <w:t>________________________________________________________________________</w:t>
       </w:r>
     </w:p>
     <w:p>
@@ -3978,9 +4131,9 @@
         <w:rPr>
           <w:rFonts w:ascii="Times New Roman" w:hAnsi="Times New Roman" w:eastAsia="Times New Roman" w:cs="Times New Roman"/>
           <w:b w:val="0"/>
+          <w:color w:val="000000"/>
           <w:sz w:val="28"/>
         </w:rPr>
-        <w:t>________________________________________________________________________</w:t>
       </w:r>
     </w:p>
     <w:p>
@@ -3993,9 +4146,9 @@
         <w:rPr>
           <w:rFonts w:ascii="Times New Roman" w:hAnsi="Times New Roman" w:eastAsia="Times New Roman" w:cs="Times New Roman"/>
           <w:b w:val="0"/>
+          <w:color w:val="000000"/>
           <w:sz w:val="28"/>
         </w:rPr>
-        <w:t>________________________________________________________________________</w:t>
       </w:r>
     </w:p>
     <w:p>
@@ -4008,9 +4161,9 @@
         <w:rPr>
           <w:rFonts w:ascii="Times New Roman" w:hAnsi="Times New Roman" w:eastAsia="Times New Roman" w:cs="Times New Roman"/>
           <w:b w:val="0"/>
+          <w:color w:val="000000"/>
           <w:sz w:val="28"/>
         </w:rPr>
-        <w:t>________________________________________________________________________</w:t>
       </w:r>
     </w:p>
     <w:p>
@@ -4023,9 +4176,9 @@
         <w:rPr>
           <w:rFonts w:ascii="Times New Roman" w:hAnsi="Times New Roman" w:eastAsia="Times New Roman" w:cs="Times New Roman"/>
           <w:b w:val="0"/>
+          <w:color w:val="000000"/>
           <w:sz w:val="28"/>
         </w:rPr>
-        <w:t>________________________________________________________________________</w:t>
       </w:r>
     </w:p>
     <w:p>
@@ -4038,9 +4191,9 @@
         <w:rPr>
           <w:rFonts w:ascii="Times New Roman" w:hAnsi="Times New Roman" w:eastAsia="Times New Roman" w:cs="Times New Roman"/>
           <w:b w:val="0"/>
+          <w:color w:val="000000"/>
           <w:sz w:val="28"/>
         </w:rPr>
-        <w:t>________________________________________________________________________</w:t>
       </w:r>
     </w:p>
     <w:p/>
@@ -4424,6 +4577,7 @@
     </w:pPr>
     <w:rPr>
       <w:rFonts w:ascii="Times New Roman" w:hAnsi="Times New Roman" w:eastAsia="Times New Roman" w:cs="Times New Roman"/>
+      <w:color w:val="000000"/>
       <w:sz w:val="28"/>
     </w:rPr>
   </w:style>
@@ -4483,7 +4637,7 @@
       <w:keepNext/>
       <w:keepLines/>
       <w:spacing w:before="240" w:after="0" w:line="240" w:lineRule="auto"/>
-      <w:ind w:firstLine="0" w:left="0"/>
+      <w:ind w:left="0" w:firstLine="0"/>
       <w:jc w:val="both"/>
       <w:outlineLvl w:val="0"/>
     </w:pPr>
@@ -4491,7 +4645,7 @@
       <w:rFonts w:asciiTheme="majorHAnsi" w:eastAsiaTheme="majorEastAsia" w:hAnsiTheme="majorHAnsi" w:cstheme="majorBidi" w:ascii="Times New Roman" w:hAnsi="Times New Roman" w:eastAsia="Times New Roman" w:cs="Times New Roman"/>
       <w:b w:val="0"/>
       <w:bCs/>
-      <w:color w:val="365F91" w:themeColor="accent1" w:themeShade="BF"/>
+      <w:color w:val="000000"/>
       <w:sz w:val="28"/>
       <w:szCs w:val="28"/>
     </w:rPr>
@@ -4509,7 +4663,7 @@
       <w:keepNext/>
       <w:keepLines/>
       <w:spacing w:before="40" w:after="0" w:line="240" w:lineRule="auto"/>
-      <w:ind w:firstLine="0" w:left="0"/>
+      <w:ind w:left="0" w:firstLine="0"/>
       <w:jc w:val="left"/>
       <w:outlineLvl w:val="1"/>
     </w:pPr>
@@ -4517,7 +4671,7 @@
       <w:rFonts w:asciiTheme="majorHAnsi" w:eastAsiaTheme="majorEastAsia" w:hAnsiTheme="majorHAnsi" w:cstheme="majorBidi" w:ascii="Times New Roman" w:hAnsi="Times New Roman" w:eastAsia="Times New Roman" w:cs="Times New Roman"/>
       <w:b/>
       <w:bCs/>
-      <w:color w:val="4F81BD" w:themeColor="accent1"/>
+      <w:color w:val="000000"/>
       <w:sz w:val="28"/>
       <w:szCs w:val="26"/>
     </w:rPr>
@@ -4854,6 +5008,7 @@
     </w:pPr>
     <w:rPr>
       <w:rFonts w:ascii="Times New Roman" w:hAnsi="Times New Roman" w:eastAsia="Times New Roman" w:cs="Times New Roman"/>
+      <w:color w:val="000000"/>
       <w:sz w:val="28"/>
     </w:rPr>
   </w:style>
